--- a/docs/content/nonparametric_t_tests/nonparametric_t_tests_activity.docx
+++ b/docs/content/nonparametric_t_tests/nonparametric_t_tests_activity.docx
@@ -122,6 +122,158 @@
         <w:pStyle w:val="BlockText"/>
       </w:pPr>
       <w:r>
+        <w:rPr>
+          <w:b/>
+          <w:bCs/>
+        </w:rPr>
+        <w:t xml:space="preserve">Every grey</w:t>
+      </w:r>
+      <w:r>
+        <w:rPr>
+          <w:b/>
+          <w:bCs/>
+        </w:rPr>
+        <w:t xml:space="preserve"> </w:t>
+      </w:r>
+      <w:r>
+        <w:rPr>
+          <w:rStyle w:val="VerbatimChar"/>
+          <w:b/>
+          <w:bCs/>
+        </w:rPr>
+        <w:t xml:space="preserve">r</w:t>
+      </w:r>
+      <w:r>
+        <w:rPr>
+          <w:b/>
+          <w:bCs/>
+        </w:rPr>
+        <w:t xml:space="preserve"> </w:t>
+      </w:r>
+      <w:r>
+        <w:rPr>
+          <w:b/>
+          <w:bCs/>
+        </w:rPr>
+        <w:t xml:space="preserve">box below is code you type into an R script — not into the Console.</w:t>
+      </w:r>
+      <w:r>
+        <w:t xml:space="preserve"> </w:t>
+      </w:r>
+      <w:r>
+        <w:t xml:space="preserve">Before you start:</w:t>
+      </w:r>
+      <w:r>
+        <w:t xml:space="preserve"> </w:t>
+      </w:r>
+      <w:r>
+        <w:rPr>
+          <w:b/>
+          <w:bCs/>
+        </w:rPr>
+        <w:t xml:space="preserve">File → New File → R Script</w:t>
+      </w:r>
+      <w:r>
+        <w:t xml:space="preserve">, and save it as</w:t>
+      </w:r>
+      <w:r>
+        <w:t xml:space="preserve"> </w:t>
+      </w:r>
+      <w:r>
+        <w:rPr>
+          <w:rStyle w:val="VerbatimChar"/>
+        </w:rPr>
+        <w:t xml:space="preserve">08_nonparametric_t_tests.R</w:t>
+      </w:r>
+      <w:r>
+        <w:t xml:space="preserve"> </w:t>
+      </w:r>
+      <w:r>
+        <w:t xml:space="preserve">in your project’s</w:t>
+      </w:r>
+      <w:r>
+        <w:t xml:space="preserve"> </w:t>
+      </w:r>
+      <w:r>
+        <w:rPr>
+          <w:rStyle w:val="VerbatimChar"/>
+        </w:rPr>
+        <w:t xml:space="preserve">scripts/</w:t>
+      </w:r>
+      <w:r>
+        <w:t xml:space="preserve"> </w:t>
+      </w:r>
+      <w:r>
+        <w:t xml:space="preserve">folder. Then work down the worksheet, adding each block to the bottom of that one script, in order.</w:t>
+      </w:r>
+    </w:p>
+    <w:p>
+      <w:pPr>
+        <w:pStyle w:val="BlockText"/>
+      </w:pPr>
+      <w:r>
+        <w:rPr>
+          <w:b/>
+          <w:bCs/>
+        </w:rPr>
+        <w:t xml:space="preserve">Type the</w:t>
+      </w:r>
+      <w:r>
+        <w:rPr>
+          <w:b/>
+          <w:bCs/>
+        </w:rPr>
+        <w:t xml:space="preserve"> </w:t>
+      </w:r>
+      <w:r>
+        <w:rPr>
+          <w:rStyle w:val="VerbatimChar"/>
+          <w:b/>
+          <w:bCs/>
+        </w:rPr>
+        <w:t xml:space="preserve"># ── Part …</w:t>
+      </w:r>
+      <w:r>
+        <w:rPr>
+          <w:b/>
+          <w:bCs/>
+        </w:rPr>
+        <w:t xml:space="preserve"> </w:t>
+      </w:r>
+      <w:r>
+        <w:rPr>
+          <w:b/>
+          <w:bCs/>
+        </w:rPr>
+        <w:t xml:space="preserve">header comment at the top of each block, too.</w:t>
+      </w:r>
+      <w:r>
+        <w:t xml:space="preserve"> </w:t>
+      </w:r>
+      <w:r>
+        <w:t xml:space="preserve">Those comment lines are not decoration — they are how your script stays navigable, how you find your way back to a block that broke, and how I find your work when I read your script. A block with no header comment is a block I cannot place. In RStudio they also show up in the document outline (the</w:t>
+      </w:r>
+      <w:r>
+        <w:t xml:space="preserve"> </w:t>
+      </w:r>
+      <w:r>
+        <w:rPr>
+          <w:rStyle w:val="VerbatimChar"/>
+        </w:rPr>
+        <w:t xml:space="preserve">≡</w:t>
+      </w:r>
+      <w:r>
+        <w:t xml:space="preserve"> </w:t>
+      </w:r>
+      <w:r>
+        <w:t xml:space="preserve">button at the bottom-left of the editor) so you can jump straight to any part.</w:t>
+      </w:r>
+    </w:p>
+    <w:p>
+      <w:pPr>
+        <w:pStyle w:val="BlockText"/>
+      </w:pPr>
+      <w:r>
         <w:t xml:space="preserve">I This worksheet demonstrates statistical analysis of lake trout mass data from Island Lake and NE 12, focusing on: testing assumptions for parametric tests, transforming data when assumptions aren’t met, running several different tests (standard t-test, log-transformed t-test, Welch’s t-test, Mann-Whitney Wilcoxon, permutation test), and interpreting/reporting results properly.</w:t>
       </w:r>
     </w:p>
@@ -220,6 +372,15 @@
       </w:pPr>
       <w:r>
         <w:rPr>
+          <w:rStyle w:val="CommentTok"/>
+        </w:rPr>
+        <w:t xml:space="preserve"># ── Part 1.1 · Setup and the Single-Sample Question ─────────────────────</w:t>
+      </w:r>
+      <w:r>
+        <w:br/>
+      </w:r>
+      <w:r>
+        <w:rPr>
           <w:rStyle w:val="FunctionTok"/>
         </w:rPr>
         <w:t xml:space="preserve">library</w:t>
@@ -435,6 +596,15 @@
       </w:pPr>
       <w:r>
         <w:rPr>
+          <w:rStyle w:val="CommentTok"/>
+        </w:rPr>
+        <w:t xml:space="preserve"># ── Part 1.2 · Setup and the Single-Sample Question ─────────────────────</w:t>
+      </w:r>
+      <w:r>
+        <w:br/>
+      </w:r>
+      <w:r>
+        <w:rPr>
           <w:rStyle w:val="NormalTok"/>
         </w:rPr>
         <w:t xml:space="preserve">lt_df </w:t>
@@ -765,6 +935,15 @@
       <w:pPr>
         <w:pStyle w:val="SourceCode"/>
       </w:pPr>
+      <w:r>
+        <w:rPr>
+          <w:rStyle w:val="CommentTok"/>
+        </w:rPr>
+        <w:t xml:space="preserve"># ── Part 1.3 · Setup and the Single-Sample Question ─────────────────────</w:t>
+      </w:r>
+      <w:r>
+        <w:br/>
+      </w:r>
       <w:r>
         <w:rPr>
           <w:rStyle w:val="NormalTok"/>
@@ -1059,6 +1238,15 @@
               <w:rPr>
                 <w:rStyle w:val="CommentTok"/>
               </w:rPr>
+              <w:t xml:space="preserve"># ── Part 1.4 · Setup and the Single-Sample Question ─────────────────────</w:t>
+            </w:r>
+            <w:r>
+              <w:br/>
+            </w:r>
+            <w:r>
+              <w:rPr>
+                <w:rStyle w:val="CommentTok"/>
+              </w:rPr>
               <w:t xml:space="preserve"># Write your code here:</w:t>
             </w:r>
           </w:p>
@@ -1115,6 +1303,15 @@
       </w:pPr>
       <w:r>
         <w:rPr>
+          <w:rStyle w:val="CommentTok"/>
+        </w:rPr>
+        <w:t xml:space="preserve"># ── Part 2.1 · Testing Assumptions on NE 12 ─────────────────────────────</w:t>
+      </w:r>
+      <w:r>
+        <w:br/>
+      </w:r>
+      <w:r>
+        <w:rPr>
           <w:rStyle w:val="NormalTok"/>
         </w:rPr>
         <w:t xml:space="preserve">ne12_histo_plot </w:t>
@@ -1327,6 +1524,15 @@
       </w:pPr>
       <w:r>
         <w:rPr>
+          <w:rStyle w:val="CommentTok"/>
+        </w:rPr>
+        <w:t xml:space="preserve"># ── Part 2.2 · Testing Assumptions on NE 12 ─────────────────────────────</w:t>
+      </w:r>
+      <w:r>
+        <w:br/>
+      </w:r>
+      <w:r>
+        <w:rPr>
           <w:rStyle w:val="NormalTok"/>
         </w:rPr>
         <w:t xml:space="preserve">ne12_dot_plot </w:t>
@@ -2229,6 +2435,15 @@
       </w:pPr>
       <w:r>
         <w:rPr>
+          <w:rStyle w:val="CommentTok"/>
+        </w:rPr>
+        <w:t xml:space="preserve"># ── Part 2.3 · Testing Assumptions on NE 12 ─────────────────────────────</w:t>
+      </w:r>
+      <w:r>
+        <w:br/>
+      </w:r>
+      <w:r>
+        <w:rPr>
           <w:rStyle w:val="NormalTok"/>
         </w:rPr>
         <w:t xml:space="preserve">combined_stats_plot </w:t>
@@ -2487,6 +2702,15 @@
       <w:pPr>
         <w:pStyle w:val="SourceCode"/>
       </w:pPr>
+      <w:r>
+        <w:rPr>
+          <w:rStyle w:val="CommentTok"/>
+        </w:rPr>
+        <w:t xml:space="preserve"># ── Part 2.4 · Testing Assumptions on NE 12 ─────────────────────────────</w:t>
+      </w:r>
+      <w:r>
+        <w:br/>
+      </w:r>
       <w:r>
         <w:rPr>
           <w:rStyle w:val="NormalTok"/>
@@ -2738,6 +2962,15 @@
               <w:rPr>
                 <w:rStyle w:val="CommentTok"/>
               </w:rPr>
+              <w:t xml:space="preserve"># ── Part 2.5 · Testing Assumptions on NE 12 ─────────────────────────────</w:t>
+            </w:r>
+            <w:r>
+              <w:br/>
+            </w:r>
+            <w:r>
+              <w:rPr>
+                <w:rStyle w:val="CommentTok"/>
+              </w:rPr>
               <w:t xml:space="preserve"># Write your code here:</w:t>
             </w:r>
           </w:p>
@@ -2806,6 +3039,15 @@
       </w:pPr>
       <w:r>
         <w:rPr>
+          <w:rStyle w:val="CommentTok"/>
+        </w:rPr>
+        <w:t xml:space="preserve"># ── Part 3.1 · Comparing Two Lakes ──────────────────────────────────────</w:t>
+      </w:r>
+      <w:r>
+        <w:br/>
+      </w:r>
+      <w:r>
+        <w:rPr>
           <w:rStyle w:val="NormalTok"/>
         </w:rPr>
         <w:t xml:space="preserve">in_df </w:t>
@@ -2982,6 +3224,15 @@
       </w:pPr>
       <w:r>
         <w:rPr>
+          <w:rStyle w:val="CommentTok"/>
+        </w:rPr>
+        <w:t xml:space="preserve"># ── Part 3.2 · Comparing Two Lakes ──────────────────────────────────────</w:t>
+      </w:r>
+      <w:r>
+        <w:br/>
+      </w:r>
+      <w:r>
+        <w:rPr>
           <w:rStyle w:val="NormalTok"/>
         </w:rPr>
         <w:t xml:space="preserve">summary_by_lake </w:t>
@@ -3305,6 +3556,15 @@
       </w:pPr>
       <w:r>
         <w:rPr>
+          <w:rStyle w:val="CommentTok"/>
+        </w:rPr>
+        <w:t xml:space="preserve"># ── Part 3.3 · Comparing Two Lakes ──────────────────────────────────────</w:t>
+      </w:r>
+      <w:r>
+        <w:br/>
+      </w:r>
+      <w:r>
+        <w:rPr>
           <w:rStyle w:val="NormalTok"/>
         </w:rPr>
         <w:t xml:space="preserve">hist_plot </w:t>
@@ -3658,6 +3918,15 @@
       </w:pPr>
       <w:r>
         <w:rPr>
+          <w:rStyle w:val="CommentTok"/>
+        </w:rPr>
+        <w:t xml:space="preserve"># ── Part 3.4 · Comparing Two Lakes ──────────────────────────────────────</w:t>
+      </w:r>
+      <w:r>
+        <w:br/>
+      </w:r>
+      <w:r>
+        <w:rPr>
           <w:rStyle w:val="NormalTok"/>
         </w:rPr>
         <w:t xml:space="preserve">qq_plot </w:t>
@@ -3999,6 +4268,15 @@
       </w:pPr>
       <w:r>
         <w:rPr>
+          <w:rStyle w:val="CommentTok"/>
+        </w:rPr>
+        <w:t xml:space="preserve"># ── Part 3.5 · Comparing Two Lakes ──────────────────────────────────────</w:t>
+      </w:r>
+      <w:r>
+        <w:br/>
+      </w:r>
+      <w:r>
+        <w:rPr>
           <w:rStyle w:val="NormalTok"/>
         </w:rPr>
         <w:t xml:space="preserve">normality_results </w:t>
@@ -4300,6 +4578,15 @@
       <w:pPr>
         <w:pStyle w:val="SourceCode"/>
       </w:pPr>
+      <w:r>
+        <w:rPr>
+          <w:rStyle w:val="CommentTok"/>
+        </w:rPr>
+        <w:t xml:space="preserve"># ── Part 3.6 · Comparing Two Lakes ──────────────────────────────────────</w:t>
+      </w:r>
+      <w:r>
+        <w:br/>
+      </w:r>
       <w:r>
         <w:rPr>
           <w:rStyle w:val="NormalTok"/>
@@ -4560,6 +4847,15 @@
               <w:rPr>
                 <w:rStyle w:val="CommentTok"/>
               </w:rPr>
+              <w:t xml:space="preserve"># ── Part 3.7 · Comparing Two Lakes ──────────────────────────────────────</w:t>
+            </w:r>
+            <w:r>
+              <w:br/>
+            </w:r>
+            <w:r>
+              <w:rPr>
+                <w:rStyle w:val="CommentTok"/>
+              </w:rPr>
               <w:t xml:space="preserve"># Write your code here:</w:t>
             </w:r>
           </w:p>
@@ -4610,6 +4906,15 @@
       </w:pPr>
       <w:r>
         <w:rPr>
+          <w:rStyle w:val="CommentTok"/>
+        </w:rPr>
+        <w:t xml:space="preserve"># ── Part 4.1 · Data Transformations ─────────────────────────────────────</w:t>
+      </w:r>
+      <w:r>
+        <w:br/>
+      </w:r>
+      <w:r>
+        <w:rPr>
           <w:rStyle w:val="NormalTok"/>
         </w:rPr>
         <w:t xml:space="preserve">in_df </w:t>
@@ -4717,6 +5022,15 @@
       </w:pPr>
       <w:r>
         <w:rPr>
+          <w:rStyle w:val="CommentTok"/>
+        </w:rPr>
+        <w:t xml:space="preserve"># ── Part 4.2 · Data Transformations ─────────────────────────────────────</w:t>
+      </w:r>
+      <w:r>
+        <w:br/>
+      </w:r>
+      <w:r>
+        <w:rPr>
           <w:rStyle w:val="NormalTok"/>
         </w:rPr>
         <w:t xml:space="preserve">log_hist_plot </w:t>
@@ -5103,6 +5417,15 @@
       </w:pPr>
       <w:r>
         <w:rPr>
+          <w:rStyle w:val="CommentTok"/>
+        </w:rPr>
+        <w:t xml:space="preserve"># ── Part 4.3 · Data Transformations ─────────────────────────────────────</w:t>
+      </w:r>
+      <w:r>
+        <w:br/>
+      </w:r>
+      <w:r>
+        <w:rPr>
           <w:rStyle w:val="NormalTok"/>
         </w:rPr>
         <w:t xml:space="preserve">log_qq_plot </w:t>
@@ -5442,6 +5765,15 @@
       <w:pPr>
         <w:pStyle w:val="SourceCode"/>
       </w:pPr>
+      <w:r>
+        <w:rPr>
+          <w:rStyle w:val="CommentTok"/>
+        </w:rPr>
+        <w:t xml:space="preserve"># ── Part 4.4 · Data Transformations ─────────────────────────────────────</w:t>
+      </w:r>
+      <w:r>
+        <w:br/>
+      </w:r>
       <w:r>
         <w:rPr>
           <w:rStyle w:val="NormalTok"/>
@@ -5981,6 +6313,15 @@
               <w:rPr>
                 <w:rStyle w:val="CommentTok"/>
               </w:rPr>
+              <w:t xml:space="preserve"># ── Part 4.5 · Data Transformations ─────────────────────────────────────</w:t>
+            </w:r>
+            <w:r>
+              <w:br/>
+            </w:r>
+            <w:r>
+              <w:rPr>
+                <w:rStyle w:val="CommentTok"/>
+              </w:rPr>
               <w:t xml:space="preserve"># Write your code here:</w:t>
             </w:r>
           </w:p>
@@ -6037,6 +6378,15 @@
       </w:pPr>
       <w:r>
         <w:rPr>
+          <w:rStyle w:val="CommentTok"/>
+        </w:rPr>
+        <w:t xml:space="preserve"># ── Part 5.1 · Running the Tests ────────────────────────────────────────</w:t>
+      </w:r>
+      <w:r>
+        <w:br/>
+      </w:r>
+      <w:r>
+        <w:rPr>
           <w:rStyle w:val="NormalTok"/>
         </w:rPr>
         <w:t xml:space="preserve">t_test_result </w:t>
@@ -6214,6 +6564,15 @@
       <w:pPr>
         <w:pStyle w:val="SourceCode"/>
       </w:pPr>
+      <w:r>
+        <w:rPr>
+          <w:rStyle w:val="CommentTok"/>
+        </w:rPr>
+        <w:t xml:space="preserve"># ── Part 5.2 · Running the Tests ────────────────────────────────────────</w:t>
+      </w:r>
+      <w:r>
+        <w:br/>
+      </w:r>
       <w:r>
         <w:rPr>
           <w:rStyle w:val="NormalTok"/>
@@ -6630,6 +6989,15 @@
       </w:pPr>
       <w:r>
         <w:rPr>
+          <w:rStyle w:val="CommentTok"/>
+        </w:rPr>
+        <w:t xml:space="preserve"># ── Part 5.3 · Running the Tests ────────────────────────────────────────</w:t>
+      </w:r>
+      <w:r>
+        <w:br/>
+      </w:r>
+      <w:r>
+        <w:rPr>
           <w:rStyle w:val="NormalTok"/>
         </w:rPr>
         <w:t xml:space="preserve">back_transformed </w:t>
@@ -7091,6 +7459,15 @@
       </w:pPr>
       <w:r>
         <w:rPr>
+          <w:rStyle w:val="CommentTok"/>
+        </w:rPr>
+        <w:t xml:space="preserve"># ── Part 5.4 · Running the Tests ────────────────────────────────────────</w:t>
+      </w:r>
+      <w:r>
+        <w:br/>
+      </w:r>
+      <w:r>
+        <w:rPr>
           <w:rStyle w:val="NormalTok"/>
         </w:rPr>
         <w:t xml:space="preserve">geo_mean_plot </w:t>
@@ -7645,6 +8022,15 @@
       </w:pPr>
       <w:r>
         <w:rPr>
+          <w:rStyle w:val="CommentTok"/>
+        </w:rPr>
+        <w:t xml:space="preserve"># ── Part 5.5 · Running the Tests ────────────────────────────────────────</w:t>
+      </w:r>
+      <w:r>
+        <w:br/>
+      </w:r>
+      <w:r>
+        <w:rPr>
           <w:rStyle w:val="NormalTok"/>
         </w:rPr>
         <w:t xml:space="preserve">welch_test_result </w:t>
@@ -7832,6 +8218,15 @@
       </w:pPr>
       <w:r>
         <w:rPr>
+          <w:rStyle w:val="CommentTok"/>
+        </w:rPr>
+        <w:t xml:space="preserve"># ── Part 5.6 · Running the Tests ────────────────────────────────────────</w:t>
+      </w:r>
+      <w:r>
+        <w:br/>
+      </w:r>
+      <w:r>
+        <w:rPr>
           <w:rStyle w:val="NormalTok"/>
         </w:rPr>
         <w:t xml:space="preserve">wilcox_test_result </w:t>
@@ -7984,6 +8379,15 @@
       <w:pPr>
         <w:pStyle w:val="SourceCode"/>
       </w:pPr>
+      <w:r>
+        <w:rPr>
+          <w:rStyle w:val="CommentTok"/>
+        </w:rPr>
+        <w:t xml:space="preserve"># ── Part 5.7 · Running the Tests ────────────────────────────────────────</w:t>
+      </w:r>
+      <w:r>
+        <w:br/>
+      </w:r>
       <w:r>
         <w:rPr>
           <w:rStyle w:val="FunctionTok"/>
@@ -8891,6 +9295,15 @@
               <w:rPr>
                 <w:rStyle w:val="CommentTok"/>
               </w:rPr>
+              <w:t xml:space="preserve"># ── Part 5.8 · Running the Tests ────────────────────────────────────────</w:t>
+            </w:r>
+            <w:r>
+              <w:br/>
+            </w:r>
+            <w:r>
+              <w:rPr>
+                <w:rStyle w:val="CommentTok"/>
+              </w:rPr>
               <w:t xml:space="preserve"># Write your code here:</w:t>
             </w:r>
           </w:p>
@@ -8939,6 +9352,15 @@
       </w:pPr>
       <w:r>
         <w:rPr>
+          <w:rStyle w:val="CommentTok"/>
+        </w:rPr>
+        <w:t xml:space="preserve"># ── Part 6.1 · Comparing All Results ────────────────────────────────────</w:t>
+      </w:r>
+      <w:r>
+        <w:br/>
+      </w:r>
+      <w:r>
+        <w:rPr>
           <w:rStyle w:val="NormalTok"/>
         </w:rPr>
         <w:t xml:space="preserve">test_results </w:t>
@@ -9704,6 +10126,15 @@
       <w:pPr>
         <w:pStyle w:val="SourceCode"/>
       </w:pPr>
+      <w:r>
+        <w:rPr>
+          <w:rStyle w:val="CommentTok"/>
+        </w:rPr>
+        <w:t xml:space="preserve"># ── Part 6.2 · Comparing All Results ────────────────────────────────────</w:t>
+      </w:r>
+      <w:r>
+        <w:br/>
+      </w:r>
       <w:r>
         <w:rPr>
           <w:rStyle w:val="NormalTok"/>
@@ -10483,6 +10914,15 @@
               <w:rPr>
                 <w:rStyle w:val="CommentTok"/>
               </w:rPr>
+              <w:t xml:space="preserve"># ── Part 6.3 · Comparing All Results ────────────────────────────────────</w:t>
+            </w:r>
+            <w:r>
+              <w:br/>
+            </w:r>
+            <w:r>
+              <w:rPr>
+                <w:rStyle w:val="CommentTok"/>
+              </w:rPr>
               <w:t xml:space="preserve"># Write your code here:</w:t>
             </w:r>
           </w:p>
@@ -11054,25 +11494,1062 @@
       </w:r>
     </w:p>
     <w:bookmarkEnd w:id="38"/>
-    <w:bookmarkStart w:id="44" w:name="Xcd47dcb685d0b11a96bdcf0e9ab49b2e708363b"/>
+    <w:bookmarkStart w:id="46" w:name="X56081abb4972b59e5859394c42175be731336b8"/>
     <w:p>
       <w:pPr>
         <w:pStyle w:val="Heading1"/>
       </w:pPr>
       <w:r>
-        <w:t xml:space="preserve">Part 7 · Take-Home Extension — Crayfish Claw Strength</w:t>
+        <w:t xml:space="preserve">Part 6b · Our Pine Needles, the Non-Parametric Way</w:t>
       </w:r>
     </w:p>
     <w:p>
       <w:pPr>
         <w:pStyle w:val="FirstParagraph"/>
       </w:pPr>
+      <w:hyperlink r:id="rId39">
+        <w:r>
+          <w:rPr>
+            <w:rStyle w:val="Hyperlink"/>
+          </w:rPr>
+          <w:t xml:space="preserve">📥 Download the data (.csv)</w:t>
+        </w:r>
+      </w:hyperlink>
+      <w:r>
+        <w:t xml:space="preserve"> </w:t>
+      </w:r>
+      <w:hyperlink r:id="rId40">
+        <w:r>
+          <w:rPr>
+            <w:rStyle w:val="Hyperlink"/>
+          </w:rPr>
+          <w:t xml:space="preserve">📥 Download the data (.xlsx)</w:t>
+        </w:r>
+      </w:hyperlink>
+    </w:p>
+    <w:tbl>
+      <w:tblPr>
+        <w:tblStyle w:val="Table"/>
+        <w:tblLook w:firstRow="0" w:lastRow="0" w:firstColumn="0" w:lastColumn="0" w:noHBand="0" w:noVBand="0" w:val="0000"/>
+        <w:tblBorders>
+          <w:top w:val="single" w:sz="4" w:space="0" w:color="CC1914"/>
+          <w:left w:val="single" w:sz="24" w:space="0" w:color="CC1914"/>
+          <w:bottom w:val="single" w:sz="4" w:space="0" w:color="CC1914"/>
+          <w:right w:val="single" w:sz="4" w:space="0" w:color="CC1914"/>
+        </w:tblBorders>
+        <w:tblCellMar>
+          <w:left w:w="144" w:type="dxa"/>
+          <w:right w:w="144" w:type="dxa"/>
+        </w:tblCellMar>
+        <w:tblLook w:firstRow="0" w:lastRow="0" w:firstColumn="0" w:lastColumn="0" w:noHBand="0" w:noVBand="0" w:val="0000"/>
+      </w:tblPr>
+      <w:tr>
+        <w:trPr>
+          <w:cantSplit/>
+        </w:trPr>
+        <w:tc>
+          <w:tcPr>
+            <w:shd w:color="auto" w:fill="f7dddc" w:val="clear"/>
+            <w:tcMar>
+              <w:top w:w="92" w:type="dxa"/>
+              <w:bottom w:w="92" w:type="dxa"/>
+            </w:tcMar>
+          </w:tcPr>
+          <w:p>
+            <w:pPr>
+              <w:pStyle w:val="BodyText"/>
+            </w:pPr>
+            <w:pPr>
+              <w:spacing w:before="0" w:after="0"/>
+              <w:textAlignment w:val="center"/>
+            </w:pPr>
+            <w:r>
+              <w:drawing>
+                <wp:inline>
+                  <wp:extent cx="152400" cy="152400"/>
+                  <wp:effectExtent b="0" l="0" r="0" t="0"/>
+                  <wp:docPr descr="" title="" id="42" name="Picture"/>
+                  <a:graphic>
+                    <a:graphicData uri="http://schemas.openxmlformats.org/drawingml/2006/picture">
+                      <pic:pic>
+                        <pic:nvPicPr>
+                          <pic:cNvPr descr="/Applications/Positron.app/Contents/Resources/app/quarto/share/formats/docx/important.png" id="43" name="Picture"/>
+                          <pic:cNvPicPr>
+                            <a:picLocks noChangeArrowheads="1" noChangeAspect="1"/>
+                          </pic:cNvPicPr>
+                        </pic:nvPicPr>
+                        <pic:blipFill>
+                          <a:blip r:embed="rId41"/>
+                          <a:stretch>
+                            <a:fillRect/>
+                          </a:stretch>
+                        </pic:blipFill>
+                        <pic:spPr bwMode="auto">
+                          <a:xfrm>
+                            <a:off x="0" y="0"/>
+                            <a:ext cx="152400" cy="152400"/>
+                          </a:xfrm>
+                          <a:prstGeom prst="rect">
+                            <a:avLst/>
+                          </a:prstGeom>
+                          <a:noFill/>
+                          <a:ln w="9525">
+                            <a:noFill/>
+                            <a:headEnd/>
+                            <a:tailEnd/>
+                          </a:ln>
+                        </pic:spPr>
+                      </pic:pic>
+                    </a:graphicData>
+                  </a:graphic>
+                </wp:inline>
+              </w:drawing>
+            </w:r>
+            <w:r>
+              <w:t xml:space="preserve"> </w:t>
+            </w:r>
+            <w:r>
+              <w:t xml:space="preserve"> </w:t>
+            </w:r>
+            <w:r>
+              <w:t xml:space="preserve">Column names in</w:t>
+            </w:r>
+            <w:r>
+              <w:t xml:space="preserve"> </w:t>
+            </w:r>
+            <w:r>
+              <w:rPr>
+                <w:rStyle w:val="VerbatimChar"/>
+              </w:rPr>
+              <w:t xml:space="preserve">pine_data.csv</w:t>
+            </w:r>
+            <w:r>
+              <w:t xml:space="preserve"> </w:t>
+            </w:r>
+            <w:r>
+              <w:t xml:space="preserve">/</w:t>
+            </w:r>
+            <w:r>
+              <w:t xml:space="preserve"> </w:t>
+            </w:r>
+            <w:r>
+              <w:rPr>
+                <w:rStyle w:val="VerbatimChar"/>
+              </w:rPr>
+              <w:t xml:space="preserve">pine_data.xlsx</w:t>
+            </w:r>
+          </w:p>
+        </w:tc>
+      </w:tr>
+      <w:tr>
+        <w:trPr>
+          <w:cantSplit/>
+        </w:trPr>
+        <w:tc>
+          <w:tcPr>
+            <w:tcMar>
+              <w:top w:w="108" w:type="dxa"/>
+              <w:bottom w:w="108" w:type="dxa"/>
+            </w:tcMar>
+          </w:tcPr>
+          <w:p>
+            <w:pPr>
+              <w:pStyle w:val="BodyText"/>
+            </w:pPr>
+            <w:pPr>
+              <w:spacing w:before="16"/>
+            </w:pPr>
+            <w:r>
+              <w:t xml:space="preserve">Both files hold the</w:t>
+            </w:r>
+            <w:r>
+              <w:t xml:space="preserve"> </w:t>
+            </w:r>
+            <w:r>
+              <w:rPr>
+                <w:b/>
+                <w:bCs/>
+              </w:rPr>
+              <w:t xml:space="preserve">same six columns, with exactly these names</w:t>
+            </w:r>
+            <w:r>
+              <w:t xml:space="preserve">. Type them</w:t>
+            </w:r>
+            <w:r>
+              <w:t xml:space="preserve"> </w:t>
+            </w:r>
+            <w:r>
+              <w:t xml:space="preserve">exactly as written — R is case-sensitive, and</w:t>
+            </w:r>
+            <w:r>
+              <w:t xml:space="preserve"> </w:t>
+            </w:r>
+            <w:r>
+              <w:rPr>
+                <w:rStyle w:val="VerbatimChar"/>
+              </w:rPr>
+              <w:t xml:space="preserve">Needle_Length</w:t>
+            </w:r>
+            <w:r>
+              <w:t xml:space="preserve"> </w:t>
+            </w:r>
+            <w:r>
+              <w:t xml:space="preserve">or</w:t>
+            </w:r>
+            <w:r>
+              <w:t xml:space="preserve"> </w:t>
+            </w:r>
+            <w:r>
+              <w:rPr>
+                <w:rStyle w:val="VerbatimChar"/>
+              </w:rPr>
+              <w:t xml:space="preserve">needle_length</w:t>
+            </w:r>
+            <w:r>
+              <w:t xml:space="preserve"> </w:t>
+            </w:r>
+            <w:r>
+              <w:t xml:space="preserve">will not work:</w:t>
+            </w:r>
+          </w:p>
+          <w:tbl>
+            <w:tblPr>
+              <w:tblStyle w:val="Table"/>
+              <w:tblW w:type="auto" w:w="0"/>
+              <w:tblLook w:firstRow="1" w:lastRow="0" w:firstColumn="0" w:lastColumn="0" w:noHBand="0" w:noVBand="0" w:val="0020"/>
+            </w:tblPr>
+            <w:tblGrid>
+              <w:gridCol w:w="3960"/>
+              <w:gridCol w:w="3960"/>
+            </w:tblGrid>
+            <w:tr>
+              <w:trPr>
+                <w:tblHeader w:val="on"/>
+              </w:trPr>
+              <w:tc>
+                <w:tcPr/>
+                <w:p>
+                  <w:pPr>
+                    <w:pStyle w:val="Compact"/>
+                  </w:pPr>
+                  <w:r>
+                    <w:t xml:space="preserve">Column</w:t>
+                  </w:r>
+                </w:p>
+              </w:tc>
+              <w:tc>
+                <w:tcPr/>
+                <w:p>
+                  <w:pPr>
+                    <w:pStyle w:val="Compact"/>
+                  </w:pPr>
+                  <w:r>
+                    <w:t xml:space="preserve">What it is</w:t>
+                  </w:r>
+                </w:p>
+              </w:tc>
+            </w:tr>
+            <w:tr>
+              <w:tc>
+                <w:tcPr/>
+                <w:p>
+                  <w:pPr>
+                    <w:pStyle w:val="Compact"/>
+                  </w:pPr>
+                  <w:r>
+                    <w:rPr>
+                      <w:rStyle w:val="VerbatimChar"/>
+                    </w:rPr>
+                    <w:t xml:space="preserve">source_file</w:t>
+                  </w:r>
+                </w:p>
+              </w:tc>
+              <w:tc>
+                <w:tcPr/>
+                <w:p>
+                  <w:pPr>
+                    <w:pStyle w:val="Compact"/>
+                  </w:pPr>
+                  <w:r>
+                    <w:t xml:space="preserve">the raw team file the row came from</w:t>
+                  </w:r>
+                </w:p>
+              </w:tc>
+            </w:tr>
+            <w:tr>
+              <w:tc>
+                <w:tcPr/>
+                <w:p>
+                  <w:pPr>
+                    <w:pStyle w:val="Compact"/>
+                  </w:pPr>
+                  <w:r>
+                    <w:rPr>
+                      <w:rStyle w:val="VerbatimChar"/>
+                    </w:rPr>
+                    <w:t xml:space="preserve">team</w:t>
+                  </w:r>
+                </w:p>
+              </w:tc>
+              <w:tc>
+                <w:tcPr/>
+                <w:p>
+                  <w:pPr>
+                    <w:pStyle w:val="Compact"/>
+                  </w:pPr>
+                  <w:r>
+                    <w:t xml:space="preserve">field team — one team =</w:t>
+                  </w:r>
+                  <w:r>
+                    <w:t xml:space="preserve"> </w:t>
+                  </w:r>
+                  <w:r>
+                    <w:rPr>
+                      <w:b/>
+                      <w:bCs/>
+                    </w:rPr>
+                    <w:t xml:space="preserve">one tree</w:t>
+                  </w:r>
+                </w:p>
+              </w:tc>
+            </w:tr>
+            <w:tr>
+              <w:tc>
+                <w:tcPr/>
+                <w:p>
+                  <w:pPr>
+                    <w:pStyle w:val="Compact"/>
+                  </w:pPr>
+                  <w:r>
+                    <w:rPr>
+                      <w:rStyle w:val="VerbatimChar"/>
+                    </w:rPr>
+                    <w:t xml:space="preserve">replicate</w:t>
+                  </w:r>
+                </w:p>
+              </w:tc>
+              <w:tc>
+                <w:tcPr/>
+                <w:p>
+                  <w:pPr>
+                    <w:pStyle w:val="Compact"/>
+                  </w:pPr>
+                  <w:r>
+                    <w:t xml:space="preserve">needle number within a tree side (1-8)</w:t>
+                  </w:r>
+                </w:p>
+              </w:tc>
+            </w:tr>
+            <w:tr>
+              <w:tc>
+                <w:tcPr/>
+                <w:p>
+                  <w:pPr>
+                    <w:pStyle w:val="Compact"/>
+                  </w:pPr>
+                  <w:r>
+                    <w:rPr>
+                      <w:rStyle w:val="VerbatimChar"/>
+                    </w:rPr>
+                    <w:t xml:space="preserve">side</w:t>
+                  </w:r>
+                </w:p>
+              </w:tc>
+              <w:tc>
+                <w:tcPr/>
+                <w:p>
+                  <w:pPr>
+                    <w:pStyle w:val="Compact"/>
+                  </w:pPr>
+                  <w:r>
+                    <w:t xml:space="preserve">sun exposure —</w:t>
+                  </w:r>
+                  <w:r>
+                    <w:t xml:space="preserve"> </w:t>
+                  </w:r>
+                  <w:r>
+                    <w:rPr>
+                      <w:rStyle w:val="VerbatimChar"/>
+                    </w:rPr>
+                    <w:t xml:space="preserve">"shady"</w:t>
+                  </w:r>
+                  <w:r>
+                    <w:t xml:space="preserve"> </w:t>
+                  </w:r>
+                  <w:r>
+                    <w:t xml:space="preserve">or</w:t>
+                  </w:r>
+                  <w:r>
+                    <w:t xml:space="preserve"> </w:t>
+                  </w:r>
+                  <w:r>
+                    <w:rPr>
+                      <w:rStyle w:val="VerbatimChar"/>
+                    </w:rPr>
+                    <w:t xml:space="preserve">"sunny"</w:t>
+                  </w:r>
+                </w:p>
+              </w:tc>
+            </w:tr>
+            <w:tr>
+              <w:tc>
+                <w:tcPr/>
+                <w:p>
+                  <w:pPr>
+                    <w:pStyle w:val="Compact"/>
+                  </w:pPr>
+                  <w:r>
+                    <w:rPr>
+                      <w:rStyle w:val="VerbatimChar"/>
+                    </w:rPr>
+                    <w:t xml:space="preserve">needle_length_mm</w:t>
+                  </w:r>
+                </w:p>
+              </w:tc>
+              <w:tc>
+                <w:tcPr/>
+                <w:p>
+                  <w:pPr>
+                    <w:pStyle w:val="Compact"/>
+                  </w:pPr>
+                  <w:r>
+                    <w:t xml:space="preserve">needle length, millimetres</w:t>
+                  </w:r>
+                </w:p>
+              </w:tc>
+            </w:tr>
+            <w:tr>
+              <w:tc>
+                <w:tcPr/>
+                <w:p>
+                  <w:pPr>
+                    <w:pStyle w:val="Compact"/>
+                  </w:pPr>
+                  <w:r>
+                    <w:rPr>
+                      <w:rStyle w:val="VerbatimChar"/>
+                    </w:rPr>
+                    <w:t xml:space="preserve">needle_width_mm</w:t>
+                  </w:r>
+                </w:p>
+              </w:tc>
+              <w:tc>
+                <w:tcPr/>
+                <w:p>
+                  <w:pPr>
+                    <w:pStyle w:val="Compact"/>
+                  </w:pPr>
+                  <w:r>
+                    <w:t xml:space="preserve">needle width, millimetres</w:t>
+                  </w:r>
+                </w:p>
+              </w:tc>
+            </w:tr>
+          </w:tbl>
+          <w:p>
+            <w:pPr>
+              <w:pStyle w:val="BodyText"/>
+            </w:pPr>
+            <w:pPr>
+              <w:spacing w:after="16"/>
+            </w:pPr>
+            <w:r>
+              <w:t xml:space="preserve">After you read the file in, run</w:t>
+            </w:r>
+            <w:r>
+              <w:t xml:space="preserve"> </w:t>
+            </w:r>
+            <w:r>
+              <w:rPr>
+                <w:rStyle w:val="VerbatimChar"/>
+              </w:rPr>
+              <w:t xml:space="preserve">names(pine_df)</w:t>
+            </w:r>
+            <w:r>
+              <w:t xml:space="preserve"> </w:t>
+            </w:r>
+            <w:r>
+              <w:t xml:space="preserve">and check the names on your</w:t>
+            </w:r>
+            <w:r>
+              <w:t xml:space="preserve"> </w:t>
+            </w:r>
+            <w:r>
+              <w:t xml:space="preserve">screen against this table before you write any other code.</w:t>
+            </w:r>
+          </w:p>
+          <w:p/>
+        </w:tc>
+      </w:tr>
+    </w:tbl>
+    <w:p>
+      <w:pPr>
+        <w:pStyle w:val="BodyText"/>
+      </w:pPr>
+      <w:r>
+        <w:t xml:space="preserve">Last week you ran a paired t-test on our four trees and got</w:t>
+      </w:r>
+      <w:r>
+        <w:t xml:space="preserve"> </w:t>
+      </w:r>
+      <w:r>
+        <w:rPr>
+          <w:b/>
+          <w:bCs/>
+        </w:rPr>
+        <w:t xml:space="preserve">p = 0.072</w:t>
+      </w:r>
+      <w:r>
+        <w:t xml:space="preserve">. Let’s run the rank-based version of the same comparison.</w:t>
+      </w:r>
+    </w:p>
+    <w:p>
+      <w:pPr>
+        <w:pStyle w:val="BodyText"/>
+      </w:pPr>
+      <w:r>
+        <w:rPr>
+          <w:b/>
+          <w:bCs/>
+        </w:rPr>
+        <w:t xml:space="preserve">▶ Run this:</w:t>
+      </w:r>
+    </w:p>
+    <w:p>
+      <w:pPr>
+        <w:pStyle w:val="SourceCode"/>
+      </w:pPr>
+      <w:r>
+        <w:rPr>
+          <w:rStyle w:val="CommentTok"/>
+        </w:rPr>
+        <w:t xml:space="preserve"># ── Part 6b.1 · Our Pine Needles, the Non-Parametric Way ────────────────</w:t>
+      </w:r>
+      <w:r>
+        <w:br/>
+      </w:r>
+      <w:r>
+        <w:rPr>
+          <w:rStyle w:val="NormalTok"/>
+        </w:rPr>
+        <w:t xml:space="preserve">pine_df </w:t>
+      </w:r>
+      <w:r>
+        <w:rPr>
+          <w:rStyle w:val="OtherTok"/>
+        </w:rPr>
+        <w:t xml:space="preserve">&lt;-</w:t>
+      </w:r>
+      <w:r>
+        <w:rPr>
+          <w:rStyle w:val="NormalTok"/>
+        </w:rPr>
+        <w:t xml:space="preserve"> </w:t>
+      </w:r>
+      <w:r>
+        <w:rPr>
+          <w:rStyle w:val="FunctionTok"/>
+        </w:rPr>
+        <w:t xml:space="preserve">read_csv</w:t>
+      </w:r>
+      <w:r>
+        <w:rPr>
+          <w:rStyle w:val="NormalTok"/>
+        </w:rPr>
+        <w:t xml:space="preserve">(</w:t>
+      </w:r>
+      <w:r>
+        <w:rPr>
+          <w:rStyle w:val="StringTok"/>
+        </w:rPr>
+        <w:t xml:space="preserve">"data/pine_data.csv"</w:t>
+      </w:r>
+      <w:r>
+        <w:rPr>
+          <w:rStyle w:val="NormalTok"/>
+        </w:rPr>
+        <w:t xml:space="preserve">)</w:t>
+      </w:r>
+      <w:r>
+        <w:br/>
+      </w:r>
+      <w:r>
+        <w:br/>
+      </w:r>
+      <w:r>
+        <w:rPr>
+          <w:rStyle w:val="CommentTok"/>
+        </w:rPr>
+        <w:t xml:space="preserve"># same two-stage summary as the t-test lecture</w:t>
+      </w:r>
+      <w:r>
+        <w:br/>
+      </w:r>
+      <w:r>
+        <w:rPr>
+          <w:rStyle w:val="NormalTok"/>
+        </w:rPr>
+        <w:t xml:space="preserve">p_df </w:t>
+      </w:r>
+      <w:r>
+        <w:rPr>
+          <w:rStyle w:val="OtherTok"/>
+        </w:rPr>
+        <w:t xml:space="preserve">&lt;-</w:t>
+      </w:r>
+      <w:r>
+        <w:rPr>
+          <w:rStyle w:val="NormalTok"/>
+        </w:rPr>
+        <w:t xml:space="preserve"> pine_df </w:t>
+      </w:r>
+      <w:r>
+        <w:rPr>
+          <w:rStyle w:val="SpecialCharTok"/>
+        </w:rPr>
+        <w:t xml:space="preserve">%&gt;%</w:t>
+      </w:r>
+      <w:r>
+        <w:br/>
+      </w:r>
+      <w:r>
+        <w:rPr>
+          <w:rStyle w:val="NormalTok"/>
+        </w:rPr>
+        <w:t xml:space="preserve">  </w:t>
+      </w:r>
+      <w:r>
+        <w:rPr>
+          <w:rStyle w:val="FunctionTok"/>
+        </w:rPr>
+        <w:t xml:space="preserve">group_by</w:t>
+      </w:r>
+      <w:r>
+        <w:rPr>
+          <w:rStyle w:val="NormalTok"/>
+        </w:rPr>
+        <w:t xml:space="preserve">(team, side) </w:t>
+      </w:r>
+      <w:r>
+        <w:rPr>
+          <w:rStyle w:val="SpecialCharTok"/>
+        </w:rPr>
+        <w:t xml:space="preserve">%&gt;%</w:t>
+      </w:r>
+      <w:r>
+        <w:br/>
+      </w:r>
+      <w:r>
+        <w:rPr>
+          <w:rStyle w:val="NormalTok"/>
+        </w:rPr>
+        <w:t xml:space="preserve">  </w:t>
+      </w:r>
+      <w:r>
+        <w:rPr>
+          <w:rStyle w:val="FunctionTok"/>
+        </w:rPr>
+        <w:t xml:space="preserve">summarise</w:t>
+      </w:r>
+      <w:r>
+        <w:rPr>
+          <w:rStyle w:val="NormalTok"/>
+        </w:rPr>
+        <w:t xml:space="preserve">(</w:t>
+      </w:r>
+      <w:r>
+        <w:rPr>
+          <w:rStyle w:val="AttributeTok"/>
+        </w:rPr>
+        <w:t xml:space="preserve">needle_length_mm =</w:t>
+      </w:r>
+      <w:r>
+        <w:rPr>
+          <w:rStyle w:val="NormalTok"/>
+        </w:rPr>
+        <w:t xml:space="preserve"> </w:t>
+      </w:r>
+      <w:r>
+        <w:rPr>
+          <w:rStyle w:val="FunctionTok"/>
+        </w:rPr>
+        <w:t xml:space="preserve">mean</w:t>
+      </w:r>
+      <w:r>
+        <w:rPr>
+          <w:rStyle w:val="NormalTok"/>
+        </w:rPr>
+        <w:t xml:space="preserve">(needle_length_mm, </w:t>
+      </w:r>
+      <w:r>
+        <w:rPr>
+          <w:rStyle w:val="AttributeTok"/>
+        </w:rPr>
+        <w:t xml:space="preserve">na.rm =</w:t>
+      </w:r>
+      <w:r>
+        <w:rPr>
+          <w:rStyle w:val="NormalTok"/>
+        </w:rPr>
+        <w:t xml:space="preserve"> </w:t>
+      </w:r>
+      <w:r>
+        <w:rPr>
+          <w:rStyle w:val="ConstantTok"/>
+        </w:rPr>
+        <w:t xml:space="preserve">TRUE</w:t>
+      </w:r>
+      <w:r>
+        <w:rPr>
+          <w:rStyle w:val="NormalTok"/>
+        </w:rPr>
+        <w:t xml:space="preserve">),</w:t>
+      </w:r>
+      <w:r>
+        <w:br/>
+      </w:r>
+      <w:r>
+        <w:rPr>
+          <w:rStyle w:val="NormalTok"/>
+        </w:rPr>
+        <w:t xml:space="preserve">            </w:t>
+      </w:r>
+      <w:r>
+        <w:rPr>
+          <w:rStyle w:val="AttributeTok"/>
+        </w:rPr>
+        <w:t xml:space="preserve">.groups =</w:t>
+      </w:r>
+      <w:r>
+        <w:rPr>
+          <w:rStyle w:val="NormalTok"/>
+        </w:rPr>
+        <w:t xml:space="preserve"> </w:t>
+      </w:r>
+      <w:r>
+        <w:rPr>
+          <w:rStyle w:val="StringTok"/>
+        </w:rPr>
+        <w:t xml:space="preserve">"drop"</w:t>
+      </w:r>
+      <w:r>
+        <w:rPr>
+          <w:rStyle w:val="NormalTok"/>
+        </w:rPr>
+        <w:t xml:space="preserve">)</w:t>
+      </w:r>
+      <w:r>
+        <w:br/>
+      </w:r>
+      <w:r>
+        <w:br/>
+      </w:r>
+      <w:r>
+        <w:rPr>
+          <w:rStyle w:val="NormalTok"/>
+        </w:rPr>
+        <w:t xml:space="preserve">p_wide_df </w:t>
+      </w:r>
+      <w:r>
+        <w:rPr>
+          <w:rStyle w:val="OtherTok"/>
+        </w:rPr>
+        <w:t xml:space="preserve">&lt;-</w:t>
+      </w:r>
+      <w:r>
+        <w:rPr>
+          <w:rStyle w:val="NormalTok"/>
+        </w:rPr>
+        <w:t xml:space="preserve"> p_df </w:t>
+      </w:r>
+      <w:r>
+        <w:rPr>
+          <w:rStyle w:val="SpecialCharTok"/>
+        </w:rPr>
+        <w:t xml:space="preserve">%&gt;%</w:t>
+      </w:r>
+      <w:r>
+        <w:br/>
+      </w:r>
+      <w:r>
+        <w:rPr>
+          <w:rStyle w:val="NormalTok"/>
+        </w:rPr>
+        <w:t xml:space="preserve">  </w:t>
+      </w:r>
+      <w:r>
+        <w:rPr>
+          <w:rStyle w:val="FunctionTok"/>
+        </w:rPr>
+        <w:t xml:space="preserve">pivot_wider</w:t>
+      </w:r>
+      <w:r>
+        <w:rPr>
+          <w:rStyle w:val="NormalTok"/>
+        </w:rPr>
+        <w:t xml:space="preserve">(</w:t>
+      </w:r>
+      <w:r>
+        <w:rPr>
+          <w:rStyle w:val="AttributeTok"/>
+        </w:rPr>
+        <w:t xml:space="preserve">names_from =</w:t>
+      </w:r>
+      <w:r>
+        <w:rPr>
+          <w:rStyle w:val="NormalTok"/>
+        </w:rPr>
+        <w:t xml:space="preserve"> side, </w:t>
+      </w:r>
+      <w:r>
+        <w:rPr>
+          <w:rStyle w:val="AttributeTok"/>
+        </w:rPr>
+        <w:t xml:space="preserve">values_from =</w:t>
+      </w:r>
+      <w:r>
+        <w:rPr>
+          <w:rStyle w:val="NormalTok"/>
+        </w:rPr>
+        <w:t xml:space="preserve"> needle_length_mm)</w:t>
+      </w:r>
+      <w:r>
+        <w:br/>
+      </w:r>
+      <w:r>
+        <w:br/>
+      </w:r>
+      <w:r>
+        <w:rPr>
+          <w:rStyle w:val="CommentTok"/>
+        </w:rPr>
+        <w:t xml:space="preserve"># unpaired: Mann-Whitney U</w:t>
+      </w:r>
+      <w:r>
+        <w:br/>
+      </w:r>
+      <w:r>
+        <w:rPr>
+          <w:rStyle w:val="FunctionTok"/>
+        </w:rPr>
+        <w:t xml:space="preserve">wilcox.test</w:t>
+      </w:r>
+      <w:r>
+        <w:rPr>
+          <w:rStyle w:val="NormalTok"/>
+        </w:rPr>
+        <w:t xml:space="preserve">(needle_length_mm </w:t>
+      </w:r>
+      <w:r>
+        <w:rPr>
+          <w:rStyle w:val="SpecialCharTok"/>
+        </w:rPr>
+        <w:t xml:space="preserve">~</w:t>
+      </w:r>
+      <w:r>
+        <w:rPr>
+          <w:rStyle w:val="NormalTok"/>
+        </w:rPr>
+        <w:t xml:space="preserve"> side, </w:t>
+      </w:r>
+      <w:r>
+        <w:rPr>
+          <w:rStyle w:val="AttributeTok"/>
+        </w:rPr>
+        <w:t xml:space="preserve">data =</w:t>
+      </w:r>
+      <w:r>
+        <w:rPr>
+          <w:rStyle w:val="NormalTok"/>
+        </w:rPr>
+        <w:t xml:space="preserve"> p_df)</w:t>
+      </w:r>
+      <w:r>
+        <w:br/>
+      </w:r>
+      <w:r>
+        <w:br/>
+      </w:r>
+      <w:r>
+        <w:rPr>
+          <w:rStyle w:val="CommentTok"/>
+        </w:rPr>
+        <w:t xml:space="preserve"># paired: Wilcoxon signed-rank</w:t>
+      </w:r>
+      <w:r>
+        <w:br/>
+      </w:r>
+      <w:r>
+        <w:rPr>
+          <w:rStyle w:val="FunctionTok"/>
+        </w:rPr>
+        <w:t xml:space="preserve">wilcox.test</w:t>
+      </w:r>
+      <w:r>
+        <w:rPr>
+          <w:rStyle w:val="NormalTok"/>
+        </w:rPr>
+        <w:t xml:space="preserve">(p_wide_df</w:t>
+      </w:r>
+      <w:r>
+        <w:rPr>
+          <w:rStyle w:val="SpecialCharTok"/>
+        </w:rPr>
+        <w:t xml:space="preserve">$</w:t>
+      </w:r>
+      <w:r>
+        <w:rPr>
+          <w:rStyle w:val="NormalTok"/>
+        </w:rPr>
+        <w:t xml:space="preserve">shady, p_wide_df</w:t>
+      </w:r>
+      <w:r>
+        <w:rPr>
+          <w:rStyle w:val="SpecialCharTok"/>
+        </w:rPr>
+        <w:t xml:space="preserve">$</w:t>
+      </w:r>
+      <w:r>
+        <w:rPr>
+          <w:rStyle w:val="NormalTok"/>
+        </w:rPr>
+        <w:t xml:space="preserve">sunny, </w:t>
+      </w:r>
+      <w:r>
+        <w:rPr>
+          <w:rStyle w:val="AttributeTok"/>
+        </w:rPr>
+        <w:t xml:space="preserve">paired =</w:t>
+      </w:r>
+      <w:r>
+        <w:rPr>
+          <w:rStyle w:val="NormalTok"/>
+        </w:rPr>
+        <w:t xml:space="preserve"> </w:t>
+      </w:r>
+      <w:r>
+        <w:rPr>
+          <w:rStyle w:val="ConstantTok"/>
+        </w:rPr>
+        <w:t xml:space="preserve">TRUE</w:t>
+      </w:r>
+      <w:r>
+        <w:rPr>
+          <w:rStyle w:val="NormalTok"/>
+        </w:rPr>
+        <w:t xml:space="preserve">)</w:t>
+      </w:r>
+    </w:p>
+    <w:p>
+      <w:pPr>
+        <w:pStyle w:val="FirstParagraph"/>
+      </w:pPr>
+      <w:r>
+        <w:t xml:space="preserve">✏️</w:t>
+      </w:r>
+      <w:r>
+        <w:t xml:space="preserve"> </w:t>
+      </w:r>
+      <w:r>
+        <w:rPr>
+          <w:b/>
+          <w:bCs/>
+        </w:rPr>
+        <w:t xml:space="preserve">Your turn:</w:t>
+      </w:r>
+      <w:r>
+        <w:t xml:space="preserve"> </w:t>
+      </w:r>
+      <w:r>
+        <w:t xml:space="preserve">Fill in the comparison table.</w:t>
+      </w:r>
+    </w:p>
+    <w:p>
+      <w:pPr>
+        <w:pStyle w:val="SourceCode"/>
+      </w:pPr>
+      <w:r>
+        <w:rPr>
+          <w:rStyle w:val="VerbatimChar"/>
+        </w:rPr>
+        <w:t xml:space="preserve">                        parametric        non-parametric</w:t>
+      </w:r>
+      <w:r>
+        <w:br/>
+      </w:r>
+      <w:r>
+        <w:rPr>
+          <w:rStyle w:val="VerbatimChar"/>
+        </w:rPr>
+        <w:t xml:space="preserve">unpaired:               p = 0.425         p = ______</w:t>
+      </w:r>
+      <w:r>
+        <w:br/>
+      </w:r>
+      <w:r>
+        <w:rPr>
+          <w:rStyle w:val="VerbatimChar"/>
+        </w:rPr>
+        <w:t xml:space="preserve">paired:                 p = 0.072         p = ______</w:t>
+      </w:r>
+    </w:p>
+    <w:p>
+      <w:pPr>
+        <w:pStyle w:val="FirstParagraph"/>
+      </w:pPr>
+      <w:r>
+        <w:t xml:space="preserve">✏️</w:t>
+      </w:r>
+      <w:r>
+        <w:t xml:space="preserve"> </w:t>
+      </w:r>
+      <w:r>
+        <w:rPr>
+          <w:b/>
+          <w:bCs/>
+        </w:rPr>
+        <w:t xml:space="preserve">Your turn:</w:t>
+      </w:r>
+      <w:r>
+        <w:t xml:space="preserve"> </w:t>
+      </w:r>
+      <w:r>
+        <w:t xml:space="preserve">Did the two approaches lead you to the same</w:t>
+      </w:r>
+      <w:r>
+        <w:t xml:space="preserve"> </w:t>
+      </w:r>
       <w:r>
         <w:rPr>
           <w:i/>
           <w:iCs/>
         </w:rPr>
-        <w:t xml:space="preserve">Due Wednesday, September 30 — before the Study Design &amp; Sampling class.</w:t>
+        <w:t xml:space="preserve">conclusion</w:t>
+      </w:r>
+      <w:r>
+        <w:t xml:space="preserve">? Did they give the same</w:t>
+      </w:r>
+      <w:r>
+        <w:t xml:space="preserve"> </w:t>
+      </w:r>
+      <w:r>
+        <w:rPr>
+          <w:i/>
+          <w:iCs/>
+        </w:rPr>
+        <w:t xml:space="preserve">p-value</w:t>
+      </w:r>
+      <w:r>
+        <w:t xml:space="preserve">?</w:t>
+      </w:r>
+      <w:r>
+        <w:t xml:space="preserve"> </w:t>
+      </w:r>
+      <w:r>
+        <w:rPr>
+          <w:rStyle w:val="VerbatimChar"/>
+        </w:rPr>
+        <w:t xml:space="preserve">________________________</w:t>
       </w:r>
     </w:p>
     <w:p>
@@ -11080,267 +12557,373 @@
         <w:pStyle w:val="BodyText"/>
       </w:pPr>
       <w:r>
-        <w:t xml:space="preserve">This time the test itself is the question. You now know five ways to compare two groups — standard t-test, log-transformed t-test, Welch’s t-test, Mann-Whitney, and permutation test. Given a new dataset, you decide which one is appropriate and defend your choice.</w:t>
-      </w:r>
-    </w:p>
-    <w:bookmarkStart w:id="39" w:name="background"/>
-    <w:p>
-      <w:pPr>
-        <w:pStyle w:val="Heading2"/>
-      </w:pPr>
-      <w:r>
-        <w:t xml:space="preserve">Background</w:t>
+        <w:t xml:space="preserve">✏️</w:t>
+      </w:r>
+      <w:r>
+        <w:t xml:space="preserve"> </w:t>
+      </w:r>
+      <w:r>
+        <w:rPr>
+          <w:b/>
+          <w:bCs/>
+        </w:rPr>
+        <w:t xml:space="preserve">Your turn:</w:t>
+      </w:r>
+      <w:r>
+        <w:t xml:space="preserve"> </w:t>
+      </w:r>
+      <w:r>
+        <w:t xml:space="preserve">Look at the signed-rank statistic,</w:t>
+      </w:r>
+      <w:r>
+        <w:t xml:space="preserve"> </w:t>
+      </w:r>
+      <w:r>
+        <w:rPr>
+          <w:rStyle w:val="VerbatimChar"/>
+        </w:rPr>
+        <w:t xml:space="preserve">V</w:t>
+      </w:r>
+      <w:r>
+        <w:t xml:space="preserve">. What value did you get, and what does it say about how consistent the four trees were?</w:t>
+      </w:r>
+      <w:r>
+        <w:t xml:space="preserve"> </w:t>
+      </w:r>
+      <w:r>
+        <w:rPr>
+          <w:rStyle w:val="VerbatimChar"/>
+        </w:rPr>
+        <w:t xml:space="preserve">________________________</w:t>
       </w:r>
     </w:p>
     <w:p>
       <w:pPr>
-        <w:pStyle w:val="FirstParagraph"/>
-      </w:pPr>
-      <w:r>
-        <w:t xml:space="preserve">Graham &amp; Angilletta (2022) asked whether claw strength in crayfish honestly signals fighting ability. They compared maximum claw strength between stream-dwelling crayfish (which fight often and may use claws to signal) and burrowing crayfish (docile, claws used mainly for digging).</w:t>
+        <w:pStyle w:val="BodyText"/>
+      </w:pPr>
+      <w:r>
+        <w:rPr>
+          <w:b/>
+          <w:bCs/>
+        </w:rPr>
+        <w:t xml:space="preserve">▶ Run this — the floor:</w:t>
       </w:r>
     </w:p>
     <w:p>
       <w:pPr>
-        <w:pStyle w:val="BodyText"/>
-      </w:pPr>
+        <w:pStyle w:val="SourceCode"/>
+      </w:pPr>
+      <w:r>
+        <w:rPr>
+          <w:rStyle w:val="CommentTok"/>
+        </w:rPr>
+        <w:t xml:space="preserve"># ── Part 6b.2 · Our Pine Needles, the Non-Parametric Way ────────────────</w:t>
+      </w:r>
+      <w:r>
+        <w:br/>
+      </w:r>
+      <w:r>
+        <w:rPr>
+          <w:rStyle w:val="DecValTok"/>
+        </w:rPr>
+        <w:t xml:space="preserve">2</w:t>
+      </w:r>
+      <w:r>
+        <w:rPr>
+          <w:rStyle w:val="NormalTok"/>
+        </w:rPr>
+        <w:t xml:space="preserve"> </w:t>
+      </w:r>
+      <w:r>
+        <w:rPr>
+          <w:rStyle w:val="SpecialCharTok"/>
+        </w:rPr>
+        <w:t xml:space="preserve">/</w:t>
+      </w:r>
+      <w:r>
+        <w:rPr>
+          <w:rStyle w:val="NormalTok"/>
+        </w:rPr>
+        <w:t xml:space="preserve"> </w:t>
+      </w:r>
+      <w:r>
+        <w:rPr>
+          <w:rStyle w:val="DecValTok"/>
+        </w:rPr>
+        <w:t xml:space="preserve">2</w:t>
+      </w:r>
+      <w:r>
+        <w:rPr>
+          <w:rStyle w:val="SpecialCharTok"/>
+        </w:rPr>
+        <w:t xml:space="preserve">^</w:t>
+      </w:r>
+      <w:r>
+        <w:rPr>
+          <w:rStyle w:val="DecValTok"/>
+        </w:rPr>
+        <w:t xml:space="preserve">4</w:t>
+      </w:r>
+      <w:r>
+        <w:rPr>
+          <w:rStyle w:val="NormalTok"/>
+        </w:rPr>
+        <w:t xml:space="preserve">     </w:t>
+      </w:r>
+      <w:r>
+        <w:rPr>
+          <w:rStyle w:val="CommentTok"/>
+        </w:rPr>
+        <w:t xml:space="preserve"># smallest two-sided p a signed-rank test can give with 4 pairs</w:t>
+      </w:r>
+    </w:p>
+    <w:p>
+      <w:pPr>
+        <w:pStyle w:val="FirstParagraph"/>
+      </w:pPr>
+      <w:r>
+        <w:t xml:space="preserve">✏️</w:t>
+      </w:r>
+      <w:r>
+        <w:t xml:space="preserve"> </w:t>
+      </w:r>
       <w:r>
         <w:rPr>
           <w:b/>
           <w:bCs/>
         </w:rPr>
-        <w:t xml:space="preserve">▶ Run this</w:t>
-      </w:r>
-      <w:r>
-        <w:t xml:space="preserve"> </w:t>
-      </w:r>
-      <w:r>
-        <w:t xml:space="preserve">— load the data and collapse to one claw-strength value per individual. Each crayfish has up to two claws measured (left and right) — you already know from the pine needle data why those can’t be treated as independent observations:</w:t>
+        <w:t xml:space="preserve">Your turn:</w:t>
+      </w:r>
+      <w:r>
+        <w:t xml:space="preserve"> </w:t>
+      </w:r>
+      <w:r>
+        <w:t xml:space="preserve">Compare that number to the p-value you got from the signed-rank test. What does that tell you about whether the test</w:t>
+      </w:r>
+      <w:r>
+        <w:t xml:space="preserve"> </w:t>
+      </w:r>
+      <w:r>
+        <w:rPr>
+          <w:i/>
+          <w:iCs/>
+        </w:rPr>
+        <w:t xml:space="preserve">could</w:t>
+      </w:r>
+      <w:r>
+        <w:t xml:space="preserve"> </w:t>
+      </w:r>
+      <w:r>
+        <w:t xml:space="preserve">have found our effect significant, even in principle?</w:t>
+      </w:r>
+      <w:r>
+        <w:t xml:space="preserve"> </w:t>
+      </w:r>
+      <w:r>
+        <w:rPr>
+          <w:rStyle w:val="VerbatimChar"/>
+        </w:rPr>
+        <w:t xml:space="preserve">________________________</w:t>
       </w:r>
     </w:p>
     <w:p>
       <w:pPr>
-        <w:pStyle w:val="SourceCode"/>
-      </w:pPr>
-      <w:r>
-        <w:rPr>
-          <w:rStyle w:val="NormalTok"/>
-        </w:rPr>
-        <w:t xml:space="preserve">claw_df </w:t>
-      </w:r>
-      <w:r>
-        <w:rPr>
-          <w:rStyle w:val="OtherTok"/>
-        </w:rPr>
-        <w:t xml:space="preserve">&lt;-</w:t>
-      </w:r>
-      <w:r>
-        <w:rPr>
-          <w:rStyle w:val="NormalTok"/>
-        </w:rPr>
-        <w:t xml:space="preserve"> </w:t>
-      </w:r>
-      <w:r>
-        <w:rPr>
-          <w:rStyle w:val="FunctionTok"/>
-        </w:rPr>
-        <w:t xml:space="preserve">read_csv</w:t>
-      </w:r>
-      <w:r>
-        <w:rPr>
-          <w:rStyle w:val="NormalTok"/>
-        </w:rPr>
-        <w:t xml:space="preserve">(</w:t>
-      </w:r>
-      <w:r>
-        <w:rPr>
-          <w:rStyle w:val="StringTok"/>
-        </w:rPr>
-        <w:t xml:space="preserve">"data/graham_and_angilletta_claw_data.csv"</w:t>
-      </w:r>
-      <w:r>
-        <w:rPr>
-          <w:rStyle w:val="NormalTok"/>
-        </w:rPr>
-        <w:t xml:space="preserve">)</w:t>
-      </w:r>
-      <w:r>
-        <w:br/>
-      </w:r>
-      <w:r>
-        <w:br/>
-      </w:r>
-      <w:r>
-        <w:rPr>
-          <w:rStyle w:val="NormalTok"/>
-        </w:rPr>
-        <w:t xml:space="preserve">crayfish_df </w:t>
-      </w:r>
-      <w:r>
-        <w:rPr>
-          <w:rStyle w:val="OtherTok"/>
-        </w:rPr>
-        <w:t xml:space="preserve">&lt;-</w:t>
-      </w:r>
-      <w:r>
-        <w:rPr>
-          <w:rStyle w:val="NormalTok"/>
-        </w:rPr>
-        <w:t xml:space="preserve"> claw_df </w:t>
-      </w:r>
-      <w:r>
-        <w:rPr>
-          <w:rStyle w:val="SpecialCharTok"/>
-        </w:rPr>
-        <w:t xml:space="preserve">%&gt;%</w:t>
-      </w:r>
-      <w:r>
-        <w:br/>
-      </w:r>
-      <w:r>
-        <w:rPr>
-          <w:rStyle w:val="NormalTok"/>
-        </w:rPr>
-        <w:t xml:space="preserve">  </w:t>
-      </w:r>
-      <w:r>
-        <w:rPr>
-          <w:rStyle w:val="FunctionTok"/>
-        </w:rPr>
-        <w:t xml:space="preserve">group_by</w:t>
-      </w:r>
-      <w:r>
-        <w:rPr>
-          <w:rStyle w:val="NormalTok"/>
-        </w:rPr>
-        <w:t xml:space="preserve">(crayfish.id, lifestyle) </w:t>
-      </w:r>
-      <w:r>
-        <w:rPr>
-          <w:rStyle w:val="SpecialCharTok"/>
-        </w:rPr>
-        <w:t xml:space="preserve">%&gt;%</w:t>
-      </w:r>
-      <w:r>
-        <w:br/>
-      </w:r>
-      <w:r>
-        <w:rPr>
-          <w:rStyle w:val="NormalTok"/>
-        </w:rPr>
-        <w:t xml:space="preserve">  </w:t>
-      </w:r>
-      <w:r>
-        <w:rPr>
-          <w:rStyle w:val="FunctionTok"/>
-        </w:rPr>
-        <w:t xml:space="preserve">summarize</w:t>
-      </w:r>
-      <w:r>
-        <w:rPr>
-          <w:rStyle w:val="NormalTok"/>
-        </w:rPr>
-        <w:t xml:space="preserve">(</w:t>
-      </w:r>
-      <w:r>
-        <w:rPr>
-          <w:rStyle w:val="AttributeTok"/>
-        </w:rPr>
-        <w:t xml:space="preserve">maxclawstr_N =</w:t>
-      </w:r>
-      <w:r>
-        <w:rPr>
-          <w:rStyle w:val="NormalTok"/>
-        </w:rPr>
-        <w:t xml:space="preserve"> </w:t>
-      </w:r>
-      <w:r>
-        <w:rPr>
-          <w:rStyle w:val="FunctionTok"/>
-        </w:rPr>
-        <w:t xml:space="preserve">mean</w:t>
-      </w:r>
-      <w:r>
-        <w:rPr>
-          <w:rStyle w:val="NormalTok"/>
-        </w:rPr>
-        <w:t xml:space="preserve">(maxclawstr.N, </w:t>
-      </w:r>
-      <w:r>
-        <w:rPr>
-          <w:rStyle w:val="AttributeTok"/>
-        </w:rPr>
-        <w:t xml:space="preserve">na.rm =</w:t>
-      </w:r>
-      <w:r>
-        <w:rPr>
-          <w:rStyle w:val="NormalTok"/>
-        </w:rPr>
-        <w:t xml:space="preserve"> </w:t>
-      </w:r>
-      <w:r>
-        <w:rPr>
-          <w:rStyle w:val="ConstantTok"/>
-        </w:rPr>
-        <w:t xml:space="preserve">TRUE</w:t>
-      </w:r>
-      <w:r>
-        <w:rPr>
-          <w:rStyle w:val="NormalTok"/>
-        </w:rPr>
-        <w:t xml:space="preserve">), </w:t>
-      </w:r>
-      <w:r>
-        <w:rPr>
-          <w:rStyle w:val="AttributeTok"/>
-        </w:rPr>
-        <w:t xml:space="preserve">.groups =</w:t>
-      </w:r>
-      <w:r>
-        <w:rPr>
-          <w:rStyle w:val="NormalTok"/>
-        </w:rPr>
-        <w:t xml:space="preserve"> </w:t>
-      </w:r>
-      <w:r>
-        <w:rPr>
-          <w:rStyle w:val="StringTok"/>
-        </w:rPr>
-        <w:t xml:space="preserve">"drop"</w:t>
-      </w:r>
-      <w:r>
-        <w:rPr>
-          <w:rStyle w:val="NormalTok"/>
-        </w:rPr>
-        <w:t xml:space="preserve">)</w:t>
-      </w:r>
-      <w:r>
-        <w:br/>
-      </w:r>
-      <w:r>
-        <w:br/>
-      </w:r>
-      <w:r>
-        <w:rPr>
-          <w:rStyle w:val="FunctionTok"/>
-        </w:rPr>
-        <w:t xml:space="preserve">head</w:t>
-      </w:r>
-      <w:r>
-        <w:rPr>
-          <w:rStyle w:val="NormalTok"/>
-        </w:rPr>
-        <w:t xml:space="preserve">(crayfish_df)</w:t>
+        <w:pStyle w:val="BodyText"/>
+      </w:pPr>
+      <w:r>
+        <w:t xml:space="preserve">✏️</w:t>
+      </w:r>
+      <w:r>
+        <w:t xml:space="preserve"> </w:t>
+      </w:r>
+      <w:r>
+        <w:rPr>
+          <w:b/>
+          <w:bCs/>
+        </w:rPr>
+        <w:t xml:space="preserve">Your turn:</w:t>
+      </w:r>
+      <w:r>
+        <w:t xml:space="preserve"> </w:t>
+      </w:r>
+      <w:r>
+        <w:t xml:space="preserve">Based on all of this, which test would you report for the pine needle data, and why?</w:t>
+      </w:r>
+      <w:r>
+        <w:t xml:space="preserve"> </w:t>
+      </w:r>
+      <w:r>
+        <w:rPr>
+          <w:rStyle w:val="VerbatimChar"/>
+        </w:rPr>
+        <w:t xml:space="preserve">________________________</w:t>
       </w:r>
     </w:p>
-    <w:bookmarkEnd w:id="39"/>
-    <w:bookmarkStart w:id="40" w:name="your-task"/>
+    <w:tbl>
+      <w:tblPr>
+        <w:tblStyle w:val="Table"/>
+        <w:tblLook w:firstRow="0" w:lastRow="0" w:firstColumn="0" w:lastColumn="0" w:noHBand="0" w:noVBand="0" w:val="0000"/>
+        <w:tblBorders>
+          <w:top w:val="single" w:sz="4" w:space="0" w:color="00A047"/>
+          <w:left w:val="single" w:sz="24" w:space="0" w:color="00A047"/>
+          <w:bottom w:val="single" w:sz="4" w:space="0" w:color="00A047"/>
+          <w:right w:val="single" w:sz="4" w:space="0" w:color="00A047"/>
+        </w:tblBorders>
+        <w:tblCellMar>
+          <w:left w:w="144" w:type="dxa"/>
+          <w:right w:w="144" w:type="dxa"/>
+        </w:tblCellMar>
+        <w:tblLook w:firstRow="0" w:lastRow="0" w:firstColumn="0" w:lastColumn="0" w:noHBand="0" w:noVBand="0" w:val="0000"/>
+      </w:tblPr>
+      <w:tr>
+        <w:trPr>
+          <w:cantSplit/>
+        </w:trPr>
+        <w:tc>
+          <w:tcPr>
+            <w:shd w:color="auto" w:fill="ccf1e3" w:val="clear"/>
+            <w:tcMar>
+              <w:top w:w="92" w:type="dxa"/>
+              <w:bottom w:w="92" w:type="dxa"/>
+            </w:tcMar>
+          </w:tcPr>
+          <w:p>
+            <w:pPr>
+              <w:pStyle w:val="BodyText"/>
+            </w:pPr>
+            <w:pPr>
+              <w:spacing w:before="0" w:after="0"/>
+              <w:textAlignment w:val="center"/>
+            </w:pPr>
+            <w:r>
+              <w:drawing>
+                <wp:inline>
+                  <wp:extent cx="152400" cy="152400"/>
+                  <wp:effectExtent b="0" l="0" r="0" t="0"/>
+                  <wp:docPr descr="" title="" id="44" name="Picture"/>
+                  <a:graphic>
+                    <a:graphicData uri="http://schemas.openxmlformats.org/drawingml/2006/picture">
+                      <pic:pic>
+                        <pic:nvPicPr>
+                          <pic:cNvPr descr="/Applications/Positron.app/Contents/Resources/app/quarto/share/formats/docx/tip.png" id="45" name="Picture"/>
+                          <pic:cNvPicPr>
+                            <a:picLocks noChangeArrowheads="1" noChangeAspect="1"/>
+                          </pic:cNvPicPr>
+                        </pic:nvPicPr>
+                        <pic:blipFill>
+                          <a:blip r:embed="rId11"/>
+                          <a:stretch>
+                            <a:fillRect/>
+                          </a:stretch>
+                        </pic:blipFill>
+                        <pic:spPr bwMode="auto">
+                          <a:xfrm>
+                            <a:off x="0" y="0"/>
+                            <a:ext cx="152400" cy="152400"/>
+                          </a:xfrm>
+                          <a:prstGeom prst="rect">
+                            <a:avLst/>
+                          </a:prstGeom>
+                          <a:noFill/>
+                          <a:ln w="9525">
+                            <a:noFill/>
+                            <a:headEnd/>
+                            <a:tailEnd/>
+                          </a:ln>
+                        </pic:spPr>
+                      </pic:pic>
+                    </a:graphicData>
+                  </a:graphic>
+                </wp:inline>
+              </w:drawing>
+            </w:r>
+            <w:r>
+              <w:t xml:space="preserve"> </w:t>
+            </w:r>
+            <w:r>
+              <w:t xml:space="preserve"> </w:t>
+            </w:r>
+            <w:r>
+              <w:t xml:space="preserve">Tip</w:t>
+            </w:r>
+          </w:p>
+        </w:tc>
+      </w:tr>
+      <w:tr>
+        <w:trPr>
+          <w:cantSplit/>
+        </w:trPr>
+        <w:tc>
+          <w:tcPr>
+            <w:tcMar>
+              <w:top w:w="108" w:type="dxa"/>
+              <w:bottom w:w="108" w:type="dxa"/>
+            </w:tcMar>
+          </w:tcPr>
+          <w:p>
+            <w:pPr>
+              <w:pStyle w:val="BodyText"/>
+            </w:pPr>
+            <w:pPr>
+              <w:spacing w:before="16" w:after="16"/>
+            </w:pPr>
+            <w:r>
+              <w:rPr>
+                <w:b/>
+                <w:bCs/>
+              </w:rPr>
+              <w:t xml:space="preserve">🚀 If you finish early:</w:t>
+            </w:r>
+            <w:r>
+              <w:t xml:space="preserve"> </w:t>
+            </w:r>
+            <w:r>
+              <w:t xml:space="preserve">How many pairs would you need before a signed-rank test could possibly reach p &lt; 0.05? Try</w:t>
+            </w:r>
+            <w:r>
+              <w:t xml:space="preserve"> </w:t>
+            </w:r>
+            <w:r>
+              <w:rPr>
+                <w:rStyle w:val="VerbatimChar"/>
+              </w:rPr>
+              <w:t xml:space="preserve">2 / 2^5</w:t>
+            </w:r>
+            <w:r>
+              <w:t xml:space="preserve">,</w:t>
+            </w:r>
+            <w:r>
+              <w:t xml:space="preserve"> </w:t>
+            </w:r>
+            <w:r>
+              <w:rPr>
+                <w:rStyle w:val="VerbatimChar"/>
+              </w:rPr>
+              <w:t xml:space="preserve">2 / 2^6</w:t>
+            </w:r>
+            <w:r>
+              <w:t xml:space="preserve">, and so on until you find it.</w:t>
+            </w:r>
+          </w:p>
+          <w:p/>
+        </w:tc>
+      </w:tr>
+    </w:tbl>
     <w:p>
-      <w:pPr>
-        <w:pStyle w:val="Heading2"/>
-      </w:pPr>
-      <w:r>
-        <w:t xml:space="preserve">Your Task</w:t>
+      <w:r>
+        <w:pict>
+          <v:rect style="width:0;height:1.5pt" o:hralign="center" o:hrstd="t" o:hr="t"/>
+        </w:pict>
+      </w:r>
+    </w:p>
+    <w:bookmarkEnd w:id="46"/>
+    <w:bookmarkStart w:id="52" w:name="Xcd47dcb685d0b11a96bdcf0e9ab49b2e708363b"/>
+    <w:p>
+      <w:pPr>
+        <w:pStyle w:val="Heading1"/>
+      </w:pPr>
+      <w:r>
+        <w:t xml:space="preserve">Part 7 · Take-Home Extension — Crayfish Claw Strength</w:t>
       </w:r>
     </w:p>
     <w:p>
@@ -11349,96 +12932,329 @@
       </w:pPr>
       <w:r>
         <w:rPr>
+          <w:i/>
+          <w:iCs/>
+        </w:rPr>
+        <w:t xml:space="preserve">Due Wednesday, September 30 — before the Study Design &amp; Sampling class.</w:t>
+      </w:r>
+    </w:p>
+    <w:p>
+      <w:pPr>
+        <w:pStyle w:val="BodyText"/>
+      </w:pPr>
+      <w:r>
+        <w:t xml:space="preserve">This time the test itself is the question. You now know five ways to compare two groups — standard t-test, log-transformed t-test, Welch’s t-test, Mann-Whitney, and permutation test. Given a new dataset, you decide which one is appropriate and defend your choice.</w:t>
+      </w:r>
+    </w:p>
+    <w:bookmarkStart w:id="47" w:name="background"/>
+    <w:p>
+      <w:pPr>
+        <w:pStyle w:val="Heading2"/>
+      </w:pPr>
+      <w:r>
+        <w:t xml:space="preserve">Background</w:t>
+      </w:r>
+    </w:p>
+    <w:p>
+      <w:pPr>
+        <w:pStyle w:val="FirstParagraph"/>
+      </w:pPr>
+      <w:r>
+        <w:t xml:space="preserve">Graham &amp; Angilletta (2022) asked whether claw strength in crayfish honestly signals fighting ability. They compared maximum claw strength between stream-dwelling crayfish (which fight often and may use claws to signal) and burrowing crayfish (docile, claws used mainly for digging).</w:t>
+      </w:r>
+    </w:p>
+    <w:p>
+      <w:pPr>
+        <w:pStyle w:val="BodyText"/>
+      </w:pPr>
+      <w:r>
+        <w:rPr>
           <w:b/>
           <w:bCs/>
         </w:rPr>
-        <w:t xml:space="preserve">Question:</w:t>
-      </w:r>
-      <w:r>
-        <w:t xml:space="preserve"> </w:t>
-      </w:r>
-      <w:r>
-        <w:t xml:space="preserve">Does maximum claw strength differ between stream-dwelling and burrowing crayfish?</w:t>
+        <w:t xml:space="preserve">▶ Run this</w:t>
+      </w:r>
+      <w:r>
+        <w:t xml:space="preserve"> </w:t>
+      </w:r>
+      <w:r>
+        <w:t xml:space="preserve">— load the data and collapse to one claw-strength value per individual. Each crayfish has up to two claws measured (left and right) — you already know from the pine needle data why those can’t be treated as independent observations:</w:t>
       </w:r>
     </w:p>
     <w:p>
       <w:pPr>
-        <w:pStyle w:val="BodyText"/>
-      </w:pPr>
-      <w:r>
-        <w:t xml:space="preserve">✏️</w:t>
-      </w:r>
-      <w:r>
-        <w:t xml:space="preserve"> </w:t>
-      </w:r>
+        <w:pStyle w:val="SourceCode"/>
+      </w:pPr>
+      <w:r>
+        <w:rPr>
+          <w:rStyle w:val="CommentTok"/>
+        </w:rPr>
+        <w:t xml:space="preserve"># ── Part 7.1 · Take-Home Extension ──────────────────────────────────────</w:t>
+      </w:r>
+      <w:r>
+        <w:br/>
+      </w:r>
+      <w:r>
+        <w:rPr>
+          <w:rStyle w:val="NormalTok"/>
+        </w:rPr>
+        <w:t xml:space="preserve">claw_df </w:t>
+      </w:r>
+      <w:r>
+        <w:rPr>
+          <w:rStyle w:val="OtherTok"/>
+        </w:rPr>
+        <w:t xml:space="preserve">&lt;-</w:t>
+      </w:r>
+      <w:r>
+        <w:rPr>
+          <w:rStyle w:val="NormalTok"/>
+        </w:rPr>
+        <w:t xml:space="preserve"> </w:t>
+      </w:r>
+      <w:r>
+        <w:rPr>
+          <w:rStyle w:val="FunctionTok"/>
+        </w:rPr>
+        <w:t xml:space="preserve">read_csv</w:t>
+      </w:r>
+      <w:r>
+        <w:rPr>
+          <w:rStyle w:val="NormalTok"/>
+        </w:rPr>
+        <w:t xml:space="preserve">(</w:t>
+      </w:r>
+      <w:r>
+        <w:rPr>
+          <w:rStyle w:val="StringTok"/>
+        </w:rPr>
+        <w:t xml:space="preserve">"data/graham_and_angilletta_claw_data.csv"</w:t>
+      </w:r>
+      <w:r>
+        <w:rPr>
+          <w:rStyle w:val="NormalTok"/>
+        </w:rPr>
+        <w:t xml:space="preserve">)</w:t>
+      </w:r>
+      <w:r>
+        <w:br/>
+      </w:r>
+      <w:r>
+        <w:br/>
+      </w:r>
+      <w:r>
+        <w:rPr>
+          <w:rStyle w:val="NormalTok"/>
+        </w:rPr>
+        <w:t xml:space="preserve">crayfish_df </w:t>
+      </w:r>
+      <w:r>
+        <w:rPr>
+          <w:rStyle w:val="OtherTok"/>
+        </w:rPr>
+        <w:t xml:space="preserve">&lt;-</w:t>
+      </w:r>
+      <w:r>
+        <w:rPr>
+          <w:rStyle w:val="NormalTok"/>
+        </w:rPr>
+        <w:t xml:space="preserve"> claw_df </w:t>
+      </w:r>
+      <w:r>
+        <w:rPr>
+          <w:rStyle w:val="SpecialCharTok"/>
+        </w:rPr>
+        <w:t xml:space="preserve">%&gt;%</w:t>
+      </w:r>
+      <w:r>
+        <w:br/>
+      </w:r>
+      <w:r>
+        <w:rPr>
+          <w:rStyle w:val="NormalTok"/>
+        </w:rPr>
+        <w:t xml:space="preserve">  </w:t>
+      </w:r>
+      <w:r>
+        <w:rPr>
+          <w:rStyle w:val="FunctionTok"/>
+        </w:rPr>
+        <w:t xml:space="preserve">group_by</w:t>
+      </w:r>
+      <w:r>
+        <w:rPr>
+          <w:rStyle w:val="NormalTok"/>
+        </w:rPr>
+        <w:t xml:space="preserve">(crayfish.id, lifestyle) </w:t>
+      </w:r>
+      <w:r>
+        <w:rPr>
+          <w:rStyle w:val="SpecialCharTok"/>
+        </w:rPr>
+        <w:t xml:space="preserve">%&gt;%</w:t>
+      </w:r>
+      <w:r>
+        <w:br/>
+      </w:r>
+      <w:r>
+        <w:rPr>
+          <w:rStyle w:val="NormalTok"/>
+        </w:rPr>
+        <w:t xml:space="preserve">  </w:t>
+      </w:r>
+      <w:r>
+        <w:rPr>
+          <w:rStyle w:val="FunctionTok"/>
+        </w:rPr>
+        <w:t xml:space="preserve">summarize</w:t>
+      </w:r>
+      <w:r>
+        <w:rPr>
+          <w:rStyle w:val="NormalTok"/>
+        </w:rPr>
+        <w:t xml:space="preserve">(</w:t>
+      </w:r>
+      <w:r>
+        <w:rPr>
+          <w:rStyle w:val="AttributeTok"/>
+        </w:rPr>
+        <w:t xml:space="preserve">maxclawstr_N =</w:t>
+      </w:r>
+      <w:r>
+        <w:rPr>
+          <w:rStyle w:val="NormalTok"/>
+        </w:rPr>
+        <w:t xml:space="preserve"> </w:t>
+      </w:r>
+      <w:r>
+        <w:rPr>
+          <w:rStyle w:val="FunctionTok"/>
+        </w:rPr>
+        <w:t xml:space="preserve">mean</w:t>
+      </w:r>
+      <w:r>
+        <w:rPr>
+          <w:rStyle w:val="NormalTok"/>
+        </w:rPr>
+        <w:t xml:space="preserve">(maxclawstr.N, </w:t>
+      </w:r>
+      <w:r>
+        <w:rPr>
+          <w:rStyle w:val="AttributeTok"/>
+        </w:rPr>
+        <w:t xml:space="preserve">na.rm =</w:t>
+      </w:r>
+      <w:r>
+        <w:rPr>
+          <w:rStyle w:val="NormalTok"/>
+        </w:rPr>
+        <w:t xml:space="preserve"> </w:t>
+      </w:r>
+      <w:r>
+        <w:rPr>
+          <w:rStyle w:val="ConstantTok"/>
+        </w:rPr>
+        <w:t xml:space="preserve">TRUE</w:t>
+      </w:r>
+      <w:r>
+        <w:rPr>
+          <w:rStyle w:val="NormalTok"/>
+        </w:rPr>
+        <w:t xml:space="preserve">), </w:t>
+      </w:r>
+      <w:r>
+        <w:rPr>
+          <w:rStyle w:val="AttributeTok"/>
+        </w:rPr>
+        <w:t xml:space="preserve">.groups =</w:t>
+      </w:r>
+      <w:r>
+        <w:rPr>
+          <w:rStyle w:val="NormalTok"/>
+        </w:rPr>
+        <w:t xml:space="preserve"> </w:t>
+      </w:r>
+      <w:r>
+        <w:rPr>
+          <w:rStyle w:val="StringTok"/>
+        </w:rPr>
+        <w:t xml:space="preserve">"drop"</w:t>
+      </w:r>
+      <w:r>
+        <w:rPr>
+          <w:rStyle w:val="NormalTok"/>
+        </w:rPr>
+        <w:t xml:space="preserve">)</w:t>
+      </w:r>
+      <w:r>
+        <w:br/>
+      </w:r>
+      <w:r>
+        <w:br/>
+      </w:r>
+      <w:r>
+        <w:rPr>
+          <w:rStyle w:val="FunctionTok"/>
+        </w:rPr>
+        <w:t xml:space="preserve">head</w:t>
+      </w:r>
+      <w:r>
+        <w:rPr>
+          <w:rStyle w:val="NormalTok"/>
+        </w:rPr>
+        <w:t xml:space="preserve">(crayfish_df)</w:t>
+      </w:r>
+    </w:p>
+    <w:bookmarkEnd w:id="47"/>
+    <w:bookmarkStart w:id="48" w:name="your-task"/>
+    <w:p>
+      <w:pPr>
+        <w:pStyle w:val="Heading2"/>
+      </w:pPr>
+      <w:r>
+        <w:t xml:space="preserve">Your Task</w:t>
+      </w:r>
+    </w:p>
+    <w:p>
+      <w:pPr>
+        <w:pStyle w:val="FirstParagraph"/>
+      </w:pPr>
       <w:r>
         <w:rPr>
           <w:b/>
           <w:bCs/>
         </w:rPr>
-        <w:t xml:space="preserve">Your turn:</w:t>
-      </w:r>
-      <w:r>
-        <w:t xml:space="preserve"> </w:t>
-      </w:r>
-      <w:r>
-        <w:t xml:space="preserve">State your hypotheses. Explore the data yourself — normality, variance, sample size, outliers, whatever you need to check — and decide which test from this unit is the right one for this data. Justify your choice, then run it, interpret the result, and write it up as a proper results sentence.</w:t>
+        <w:t xml:space="preserve">Question:</w:t>
+      </w:r>
+      <w:r>
+        <w:t xml:space="preserve"> </w:t>
+      </w:r>
+      <w:r>
+        <w:t xml:space="preserve">Does maximum claw strength differ between stream-dwelling and burrowing crayfish?</w:t>
       </w:r>
     </w:p>
     <w:p>
       <w:pPr>
-        <w:pStyle w:val="SourceCode"/>
-      </w:pPr>
-      <w:r>
-        <w:rPr>
-          <w:rStyle w:val="VerbatimChar"/>
-        </w:rPr>
-        <w:t xml:space="preserve">H0 =</w:t>
-      </w:r>
-      <w:r>
-        <w:br/>
-      </w:r>
-      <w:r>
-        <w:rPr>
-          <w:rStyle w:val="VerbatimChar"/>
-        </w:rPr>
-        <w:t xml:space="preserve">________________________________________________________</w:t>
-      </w:r>
-      <w:r>
-        <w:br/>
-      </w:r>
-      <w:r>
-        <w:rPr>
-          <w:rStyle w:val="VerbatimChar"/>
-        </w:rPr>
-        <w:t xml:space="preserve">Ha =</w:t>
-      </w:r>
-      <w:r>
-        <w:br/>
-      </w:r>
-      <w:r>
-        <w:rPr>
-          <w:rStyle w:val="VerbatimChar"/>
-        </w:rPr>
-        <w:t xml:space="preserve">________________________________________________________</w:t>
-      </w:r>
-      <w:r>
-        <w:br/>
-      </w:r>
-      <w:r>
-        <w:rPr>
-          <w:rStyle w:val="VerbatimChar"/>
-        </w:rPr>
-        <w:t xml:space="preserve">Test I will use and why:</w:t>
-      </w:r>
-      <w:r>
-        <w:br/>
-      </w:r>
-      <w:r>
-        <w:rPr>
-          <w:rStyle w:val="VerbatimChar"/>
-        </w:rPr>
-        <w:t xml:space="preserve">________________________________________________________</w:t>
+        <w:pStyle w:val="BodyText"/>
+      </w:pPr>
+      <w:r>
+        <w:t xml:space="preserve">✏️</w:t>
+      </w:r>
+      <w:r>
+        <w:t xml:space="preserve"> </w:t>
+      </w:r>
+      <w:r>
+        <w:rPr>
+          <w:b/>
+          <w:bCs/>
+        </w:rPr>
+        <w:t xml:space="preserve">Your turn:</w:t>
+      </w:r>
+      <w:r>
+        <w:t xml:space="preserve"> </w:t>
+      </w:r>
+      <w:r>
+        <w:t xml:space="preserve">State your hypotheses. Explore the data yourself — normality, variance, sample size, outliers, whatever you need to check — and decide which test from this unit is the right one for this data. Justify your choice, then run it, interpret the result, and write it up as a proper results sentence.</w:t>
       </w:r>
     </w:p>
     <w:p>
@@ -11447,9 +13263,54 @@
       </w:pPr>
       <w:r>
         <w:rPr>
-          <w:rStyle w:val="CommentTok"/>
-        </w:rPr>
-        <w:t xml:space="preserve"># Write your code here:</w:t>
+          <w:rStyle w:val="VerbatimChar"/>
+        </w:rPr>
+        <w:t xml:space="preserve">H0 =</w:t>
+      </w:r>
+      <w:r>
+        <w:br/>
+      </w:r>
+      <w:r>
+        <w:rPr>
+          <w:rStyle w:val="VerbatimChar"/>
+        </w:rPr>
+        <w:t xml:space="preserve">________________________________________________________</w:t>
+      </w:r>
+      <w:r>
+        <w:br/>
+      </w:r>
+      <w:r>
+        <w:rPr>
+          <w:rStyle w:val="VerbatimChar"/>
+        </w:rPr>
+        <w:t xml:space="preserve">Ha =</w:t>
+      </w:r>
+      <w:r>
+        <w:br/>
+      </w:r>
+      <w:r>
+        <w:rPr>
+          <w:rStyle w:val="VerbatimChar"/>
+        </w:rPr>
+        <w:t xml:space="preserve">________________________________________________________</w:t>
+      </w:r>
+      <w:r>
+        <w:br/>
+      </w:r>
+      <w:r>
+        <w:rPr>
+          <w:rStyle w:val="VerbatimChar"/>
+        </w:rPr>
+        <w:t xml:space="preserve">Test I will use and why:</w:t>
+      </w:r>
+      <w:r>
+        <w:br/>
+      </w:r>
+      <w:r>
+        <w:rPr>
+          <w:rStyle w:val="VerbatimChar"/>
+        </w:rPr>
+        <w:t xml:space="preserve">________________________________________________________</w:t>
       </w:r>
     </w:p>
     <w:p>
@@ -11458,99 +13319,128 @@
       </w:pPr>
       <w:r>
         <w:rPr>
-          <w:rStyle w:val="VerbatimChar"/>
-        </w:rPr>
-        <w:t xml:space="preserve">Interpretation:</w:t>
-      </w:r>
-      <w:r>
-        <w:br/>
-      </w:r>
-      <w:r>
-        <w:rPr>
-          <w:rStyle w:val="VerbatimChar"/>
-        </w:rPr>
-        <w:t xml:space="preserve">________________________________________________________</w:t>
-      </w:r>
-      <w:r>
-        <w:br/>
-      </w:r>
-      <w:r>
-        <w:rPr>
-          <w:rStyle w:val="VerbatimChar"/>
-        </w:rPr>
-        <w:t xml:space="preserve">________________________________________________________</w:t>
-      </w:r>
-      <w:r>
-        <w:br/>
-      </w:r>
-      <w:r>
-        <w:br/>
-      </w:r>
-      <w:r>
-        <w:rPr>
-          <w:rStyle w:val="VerbatimChar"/>
-        </w:rPr>
-        <w:t xml:space="preserve">Results sentence:</w:t>
-      </w:r>
-      <w:r>
-        <w:br/>
-      </w:r>
-      <w:r>
-        <w:rPr>
-          <w:rStyle w:val="VerbatimChar"/>
-        </w:rPr>
-        <w:t xml:space="preserve">________________________________________________________</w:t>
-      </w:r>
-    </w:p>
-    <w:bookmarkEnd w:id="40"/>
-    <w:bookmarkStart w:id="43" w:name="final-figure"/>
-    <w:p>
-      <w:pPr>
-        <w:pStyle w:val="Heading2"/>
-      </w:pPr>
-      <w:r>
-        <w:t xml:space="preserve">Final Figure</w:t>
+          <w:rStyle w:val="CommentTok"/>
+        </w:rPr>
+        <w:t xml:space="preserve"># ── Part 7.2 · Take-Home Extension ──────────────────────────────────────</w:t>
+      </w:r>
+      <w:r>
+        <w:br/>
+      </w:r>
+      <w:r>
+        <w:rPr>
+          <w:rStyle w:val="CommentTok"/>
+        </w:rPr>
+        <w:t xml:space="preserve"># Write your code here:</w:t>
       </w:r>
     </w:p>
     <w:p>
       <w:pPr>
-        <w:pStyle w:val="FirstParagraph"/>
-      </w:pPr>
-      <w:r>
-        <w:t xml:space="preserve">Produce one publication-quality figure comparing claw strength between the two lifestyles — proper axis labels, no default</w:t>
-      </w:r>
-      <w:r>
-        <w:t xml:space="preserve"> </w:t>
-      </w:r>
+        <w:pStyle w:val="SourceCode"/>
+      </w:pPr>
       <w:r>
         <w:rPr>
           <w:rStyle w:val="VerbatimChar"/>
         </w:rPr>
-        <w:t xml:space="preserve">ggplot</w:t>
-      </w:r>
-      <w:r>
-        <w:t xml:space="preserve"> </w:t>
-      </w:r>
-      <w:r>
-        <w:t xml:space="preserve">grey background — and export it with</w:t>
-      </w:r>
-      <w:r>
-        <w:t xml:space="preserve"> </w:t>
+        <w:t xml:space="preserve">Interpretation:</w:t>
+      </w:r>
+      <w:r>
+        <w:br/>
       </w:r>
       <w:r>
         <w:rPr>
           <w:rStyle w:val="VerbatimChar"/>
         </w:rPr>
-        <w:t xml:space="preserve">ggsave()</w:t>
-      </w:r>
-      <w:r>
-        <w:t xml:space="preserve">.</w:t>
+        <w:t xml:space="preserve">________________________________________________________</w:t>
+      </w:r>
+      <w:r>
+        <w:br/>
+      </w:r>
+      <w:r>
+        <w:rPr>
+          <w:rStyle w:val="VerbatimChar"/>
+        </w:rPr>
+        <w:t xml:space="preserve">________________________________________________________</w:t>
+      </w:r>
+      <w:r>
+        <w:br/>
+      </w:r>
+      <w:r>
+        <w:br/>
+      </w:r>
+      <w:r>
+        <w:rPr>
+          <w:rStyle w:val="VerbatimChar"/>
+        </w:rPr>
+        <w:t xml:space="preserve">Results sentence:</w:t>
+      </w:r>
+      <w:r>
+        <w:br/>
+      </w:r>
+      <w:r>
+        <w:rPr>
+          <w:rStyle w:val="VerbatimChar"/>
+        </w:rPr>
+        <w:t xml:space="preserve">________________________________________________________</w:t>
+      </w:r>
+    </w:p>
+    <w:bookmarkEnd w:id="48"/>
+    <w:bookmarkStart w:id="51" w:name="final-figure"/>
+    <w:p>
+      <w:pPr>
+        <w:pStyle w:val="Heading2"/>
+      </w:pPr>
+      <w:r>
+        <w:t xml:space="preserve">Final Figure</w:t>
       </w:r>
     </w:p>
     <w:p>
       <w:pPr>
+        <w:pStyle w:val="FirstParagraph"/>
+      </w:pPr>
+      <w:r>
+        <w:t xml:space="preserve">Produce one publication-quality figure comparing claw strength between the two lifestyles — proper axis labels, no default</w:t>
+      </w:r>
+      <w:r>
+        <w:t xml:space="preserve"> </w:t>
+      </w:r>
+      <w:r>
+        <w:rPr>
+          <w:rStyle w:val="VerbatimChar"/>
+        </w:rPr>
+        <w:t xml:space="preserve">ggplot</w:t>
+      </w:r>
+      <w:r>
+        <w:t xml:space="preserve"> </w:t>
+      </w:r>
+      <w:r>
+        <w:t xml:space="preserve">grey background — and export it with</w:t>
+      </w:r>
+      <w:r>
+        <w:t xml:space="preserve"> </w:t>
+      </w:r>
+      <w:r>
+        <w:rPr>
+          <w:rStyle w:val="VerbatimChar"/>
+        </w:rPr>
+        <w:t xml:space="preserve">ggsave()</w:t>
+      </w:r>
+      <w:r>
+        <w:t xml:space="preserve">.</w:t>
+      </w:r>
+    </w:p>
+    <w:p>
+      <w:pPr>
         <w:pStyle w:val="SourceCode"/>
       </w:pPr>
+      <w:r>
+        <w:rPr>
+          <w:rStyle w:val="CommentTok"/>
+        </w:rPr>
+        <w:t xml:space="preserve"># ── Part 7.3 · Take-Home Extension ──────────────────────────────────────</w:t>
+      </w:r>
+      <w:r>
+        <w:br/>
+      </w:r>
       <w:r>
         <w:rPr>
           <w:rStyle w:val="CommentTok"/>
@@ -11599,12 +13489,12 @@
                 <wp:inline>
                   <wp:extent cx="152400" cy="152400"/>
                   <wp:effectExtent b="0" l="0" r="0" t="0"/>
-                  <wp:docPr descr="" title="" id="41" name="Picture"/>
+                  <wp:docPr descr="" title="" id="49" name="Picture"/>
                   <a:graphic>
                     <a:graphicData uri="http://schemas.openxmlformats.org/drawingml/2006/picture">
                       <pic:pic>
                         <pic:nvPicPr>
-                          <pic:cNvPr descr="/Applications/Positron.app/Contents/Resources/app/quarto/share/formats/docx/note.png" id="42" name="Picture"/>
+                          <pic:cNvPr descr="/Applications/Positron.app/Contents/Resources/app/quarto/share/formats/docx/note.png" id="50" name="Picture"/>
                           <pic:cNvPicPr>
                             <a:picLocks noChangeArrowheads="1" noChangeAspect="1"/>
                           </pic:cNvPicPr>
@@ -11765,9 +13655,9 @@
         </w:pict>
       </w:r>
     </w:p>
-    <w:bookmarkEnd w:id="43"/>
-    <w:bookmarkEnd w:id="44"/>
-    <w:bookmarkStart w:id="45" w:name="getting-unstuck"/>
+    <w:bookmarkEnd w:id="51"/>
+    <w:bookmarkEnd w:id="52"/>
+    <w:bookmarkStart w:id="53" w:name="getting-unstuck"/>
     <w:p>
       <w:pPr>
         <w:pStyle w:val="Heading1"/>
@@ -11996,7 +13886,7 @@
         </w:pict>
       </w:r>
     </w:p>
-    <w:bookmarkEnd w:id="45"/>
+    <w:bookmarkEnd w:id="53"/>
     <w:sectPr>
       <w:pgSz w:h="15840" w:w="12240"/>
       <w:pgMar w:bottom="1440" w:footer="720" w:gutter="0" w:header="720" w:left="1440" w:right="1440" w:top="1440"/>

--- a/docs/content/nonparametric_t_tests/nonparametric_t_tests_activity.docx
+++ b/docs/content/nonparametric_t_tests/nonparametric_t_tests_activity.docx
@@ -8725,7 +8725,7 @@
         <w:rPr>
           <w:rStyle w:val="NormalTok"/>
         </w:rPr>
-        <w:t xml:space="preserve">ne12_mass   </w:t>
+        <w:t xml:space="preserve">perm_test_result </w:t>
       </w:r>
       <w:r>
         <w:rPr>
@@ -8737,208 +8737,40 @@
         <w:rPr>
           <w:rStyle w:val="NormalTok"/>
         </w:rPr>
-        <w:t xml:space="preserve"> balanced_df </w:t>
+        <w:t xml:space="preserve"> </w:t>
+      </w:r>
+      <w:r>
+        <w:rPr>
+          <w:rStyle w:val="FunctionTok"/>
+        </w:rPr>
+        <w:t xml:space="preserve">permTS</w:t>
+      </w:r>
+      <w:r>
+        <w:rPr>
+          <w:rStyle w:val="NormalTok"/>
+        </w:rPr>
+        <w:t xml:space="preserve">(</w:t>
+      </w:r>
+      <w:r>
+        <w:br/>
+      </w:r>
+      <w:r>
+        <w:rPr>
+          <w:rStyle w:val="NormalTok"/>
+        </w:rPr>
+        <w:t xml:space="preserve">  mass_g </w:t>
       </w:r>
       <w:r>
         <w:rPr>
           <w:rStyle w:val="SpecialCharTok"/>
         </w:rPr>
-        <w:t xml:space="preserve">%&gt;%</w:t>
-      </w:r>
-      <w:r>
-        <w:rPr>
-          <w:rStyle w:val="NormalTok"/>
-        </w:rPr>
-        <w:t xml:space="preserve"> </w:t>
-      </w:r>
-      <w:r>
-        <w:rPr>
-          <w:rStyle w:val="FunctionTok"/>
-        </w:rPr>
-        <w:t xml:space="preserve">filter</w:t>
-      </w:r>
-      <w:r>
-        <w:rPr>
-          <w:rStyle w:val="NormalTok"/>
-        </w:rPr>
-        <w:t xml:space="preserve">(lake </w:t>
-      </w:r>
-      <w:r>
-        <w:rPr>
-          <w:rStyle w:val="SpecialCharTok"/>
-        </w:rPr>
-        <w:t xml:space="preserve">==</w:t>
-      </w:r>
-      <w:r>
-        <w:rPr>
-          <w:rStyle w:val="NormalTok"/>
-        </w:rPr>
-        <w:t xml:space="preserve"> </w:t>
-      </w:r>
-      <w:r>
-        <w:rPr>
-          <w:rStyle w:val="StringTok"/>
-        </w:rPr>
-        <w:t xml:space="preserve">"NE 12"</w:t>
-      </w:r>
-      <w:r>
-        <w:rPr>
-          <w:rStyle w:val="NormalTok"/>
-        </w:rPr>
-        <w:t xml:space="preserve">) </w:t>
-      </w:r>
-      <w:r>
-        <w:rPr>
-          <w:rStyle w:val="SpecialCharTok"/>
-        </w:rPr>
-        <w:t xml:space="preserve">%&gt;%</w:t>
-      </w:r>
-      <w:r>
-        <w:rPr>
-          <w:rStyle w:val="NormalTok"/>
-        </w:rPr>
-        <w:t xml:space="preserve"> </w:t>
-      </w:r>
-      <w:r>
-        <w:rPr>
-          <w:rStyle w:val="FunctionTok"/>
-        </w:rPr>
-        <w:t xml:space="preserve">pull</w:t>
-      </w:r>
-      <w:r>
-        <w:rPr>
-          <w:rStyle w:val="NormalTok"/>
-        </w:rPr>
-        <w:t xml:space="preserve">(mass_g)</w:t>
-      </w:r>
-      <w:r>
-        <w:br/>
-      </w:r>
-      <w:r>
-        <w:rPr>
-          <w:rStyle w:val="NormalTok"/>
-        </w:rPr>
-        <w:t xml:space="preserve">island_mass </w:t>
-      </w:r>
-      <w:r>
-        <w:rPr>
-          <w:rStyle w:val="OtherTok"/>
-        </w:rPr>
-        <w:t xml:space="preserve">&lt;-</w:t>
-      </w:r>
-      <w:r>
-        <w:rPr>
-          <w:rStyle w:val="NormalTok"/>
-        </w:rPr>
-        <w:t xml:space="preserve"> balanced_df </w:t>
-      </w:r>
-      <w:r>
-        <w:rPr>
-          <w:rStyle w:val="SpecialCharTok"/>
-        </w:rPr>
-        <w:t xml:space="preserve">%&gt;%</w:t>
-      </w:r>
-      <w:r>
-        <w:rPr>
-          <w:rStyle w:val="NormalTok"/>
-        </w:rPr>
-        <w:t xml:space="preserve"> </w:t>
-      </w:r>
-      <w:r>
-        <w:rPr>
-          <w:rStyle w:val="FunctionTok"/>
-        </w:rPr>
-        <w:t xml:space="preserve">filter</w:t>
-      </w:r>
-      <w:r>
-        <w:rPr>
-          <w:rStyle w:val="NormalTok"/>
-        </w:rPr>
-        <w:t xml:space="preserve">(lake </w:t>
-      </w:r>
-      <w:r>
-        <w:rPr>
-          <w:rStyle w:val="SpecialCharTok"/>
-        </w:rPr>
-        <w:t xml:space="preserve">==</w:t>
-      </w:r>
-      <w:r>
-        <w:rPr>
-          <w:rStyle w:val="NormalTok"/>
-        </w:rPr>
-        <w:t xml:space="preserve"> </w:t>
-      </w:r>
-      <w:r>
-        <w:rPr>
-          <w:rStyle w:val="StringTok"/>
-        </w:rPr>
-        <w:t xml:space="preserve">"Island Lake"</w:t>
-      </w:r>
-      <w:r>
-        <w:rPr>
-          <w:rStyle w:val="NormalTok"/>
-        </w:rPr>
-        <w:t xml:space="preserve">) </w:t>
-      </w:r>
-      <w:r>
-        <w:rPr>
-          <w:rStyle w:val="SpecialCharTok"/>
-        </w:rPr>
-        <w:t xml:space="preserve">%&gt;%</w:t>
-      </w:r>
-      <w:r>
-        <w:rPr>
-          <w:rStyle w:val="NormalTok"/>
-        </w:rPr>
-        <w:t xml:space="preserve"> </w:t>
-      </w:r>
-      <w:r>
-        <w:rPr>
-          <w:rStyle w:val="FunctionTok"/>
-        </w:rPr>
-        <w:t xml:space="preserve">pull</w:t>
-      </w:r>
-      <w:r>
-        <w:rPr>
-          <w:rStyle w:val="NormalTok"/>
-        </w:rPr>
-        <w:t xml:space="preserve">(mass_g)</w:t>
-      </w:r>
-      <w:r>
-        <w:br/>
-      </w:r>
-      <w:r>
-        <w:br/>
-      </w:r>
-      <w:r>
-        <w:rPr>
-          <w:rStyle w:val="NormalTok"/>
-        </w:rPr>
-        <w:t xml:space="preserve">perm_test_result </w:t>
-      </w:r>
-      <w:r>
-        <w:rPr>
-          <w:rStyle w:val="OtherTok"/>
-        </w:rPr>
-        <w:t xml:space="preserve">&lt;-</w:t>
-      </w:r>
-      <w:r>
-        <w:rPr>
-          <w:rStyle w:val="NormalTok"/>
-        </w:rPr>
-        <w:t xml:space="preserve"> </w:t>
-      </w:r>
-      <w:r>
-        <w:rPr>
-          <w:rStyle w:val="FunctionTok"/>
-        </w:rPr>
-        <w:t xml:space="preserve">permTS</w:t>
-      </w:r>
-      <w:r>
-        <w:rPr>
-          <w:rStyle w:val="NormalTok"/>
-        </w:rPr>
-        <w:t xml:space="preserve">(</w:t>
+        <w:t xml:space="preserve">~</w:t>
+      </w:r>
+      <w:r>
+        <w:rPr>
+          <w:rStyle w:val="NormalTok"/>
+        </w:rPr>
+        <w:t xml:space="preserve"> lake,</w:t>
       </w:r>
       <w:r>
         <w:br/>
@@ -8953,34 +8785,13 @@
         <w:rPr>
           <w:rStyle w:val="AttributeTok"/>
         </w:rPr>
-        <w:t xml:space="preserve">x =</w:t>
-      </w:r>
-      <w:r>
-        <w:rPr>
-          <w:rStyle w:val="NormalTok"/>
-        </w:rPr>
-        <w:t xml:space="preserve"> ne12_mass,</w:t>
-      </w:r>
-      <w:r>
-        <w:br/>
-      </w:r>
-      <w:r>
-        <w:rPr>
-          <w:rStyle w:val="NormalTok"/>
-        </w:rPr>
-        <w:t xml:space="preserve">  </w:t>
-      </w:r>
-      <w:r>
-        <w:rPr>
-          <w:rStyle w:val="AttributeTok"/>
-        </w:rPr>
-        <w:t xml:space="preserve">y =</w:t>
-      </w:r>
-      <w:r>
-        <w:rPr>
-          <w:rStyle w:val="NormalTok"/>
-        </w:rPr>
-        <w:t xml:space="preserve"> island_mass,</w:t>
+        <w:t xml:space="preserve">data =</w:t>
+      </w:r>
+      <w:r>
+        <w:rPr>
+          <w:rStyle w:val="NormalTok"/>
+        </w:rPr>
+        <w:t xml:space="preserve"> balanced_df,</w:t>
       </w:r>
       <w:r>
         <w:br/>

--- a/docs/content/nonparametric_t_tests/nonparametric_t_tests_activity.docx
+++ b/docs/content/nonparametric_t_tests/nonparametric_t_tests_activity.docx
@@ -15169,7 +15169,7 @@
         <w:bottom w:color="FF0000" w:space="1" w:sz="8" w:val="single"/>
         <w:right w:color="FF0000" w:space="4" w:sz="8" w:val="single"/>
       </w:pBdr>
-      <w:shd w:color="auto" w:fill="auto" w:val="pct15"/>
+      <w:shd w:color="auto" w:fill="FBFBFB" w:val="clear"/>
       <w:spacing w:after="120" w:before="120"/>
       <w:ind w:left="432" w:right="432"/>
     </w:pPr>
@@ -15185,12 +15185,12 @@
     <w:rsid w:val="00771E03"/>
     <w:pPr>
       <w:pBdr>
-        <w:top w:color="auto" w:space="1" w:sz="8" w:val="single"/>
-        <w:left w:color="auto" w:space="4" w:sz="8" w:val="single"/>
-        <w:bottom w:color="auto" w:space="1" w:sz="8" w:val="single"/>
-        <w:right w:color="auto" w:space="4" w:sz="8" w:val="single"/>
+        <w:top w:color="BFBFBF" w:space="1" w:sz="6" w:val="single"/>
+        <w:left w:color="BFBFBF" w:space="4" w:sz="6" w:val="single"/>
+        <w:bottom w:color="BFBFBF" w:space="1" w:sz="6" w:val="single"/>
+        <w:right w:color="BFBFBF" w:space="4" w:sz="6" w:val="single"/>
       </w:pBdr>
-      <w:shd w:color="auto" w:fill="auto" w:val="pct15"/>
+      <w:shd w:color="auto" w:fill="FBFBFB" w:val="clear"/>
       <w:spacing w:after="240" w:before="240"/>
       <w:ind w:left="432" w:right="432"/>
     </w:pPr>
@@ -15205,7 +15205,13 @@
     <w:qFormat/>
     <w:rsid w:val="00771E03"/>
     <w:pPr>
-      <w:shd w:color="auto" w:fill="auto" w:val="pct15"/>
+      <w:pBdr>
+        <w:top w:color="BFBFBF" w:space="1" w:sz="6" w:val="single"/>
+        <w:left w:color="BFBFBF" w:space="4" w:sz="6" w:val="single"/>
+        <w:bottom w:color="BFBFBF" w:space="1" w:sz="6" w:val="single"/>
+        <w:right w:color="BFBFBF" w:space="4" w:sz="6" w:val="single"/>
+      </w:pBdr>
+      <w:shd w:color="auto" w:fill="FBFBFB" w:val="clear"/>
       <w:spacing w:after="240" w:before="240"/>
       <w:ind w:left="432" w:right="432"/>
     </w:pPr>

--- a/docs/content/nonparametric_t_tests/nonparametric_t_tests_activity.docx
+++ b/docs/content/nonparametric_t_tests/nonparametric_t_tests_activity.docx
@@ -547,9 +547,11 @@
       <w:r>
         <w:t xml:space="preserve">How many lakes are in this dataset?</w:t>
       </w:r>
-      <w:r>
-        <w:t xml:space="preserve"> </w:t>
-      </w:r>
+    </w:p>
+    <w:p>
+      <w:pPr>
+        <w:pStyle w:val="BodyText"/>
+      </w:pPr>
       <w:r>
         <w:rPr>
           <w:rStyle w:val="VerbatimChar"/>
@@ -1247,7 +1249,7 @@
               <w:rPr>
                 <w:rStyle w:val="CommentTok"/>
               </w:rPr>
-              <w:t xml:space="preserve"># Write your code here:</w:t>
+              <w:t xml:space="preserve"># Write your code in the R script:</w:t>
             </w:r>
           </w:p>
           <w:p/>
@@ -2792,9 +2794,11 @@
       <w:r>
         <w:t xml:space="preserve">Does the QQ plot agree with the Shapiro-Wilk result? Is NE 12’s mass normally distributed?</w:t>
       </w:r>
-      <w:r>
-        <w:t xml:space="preserve"> </w:t>
-      </w:r>
+    </w:p>
+    <w:p>
+      <w:pPr>
+        <w:pStyle w:val="BodyText"/>
+      </w:pPr>
       <w:r>
         <w:rPr>
           <w:rStyle w:val="VerbatimChar"/>
@@ -2971,7 +2975,7 @@
               <w:rPr>
                 <w:rStyle w:val="CommentTok"/>
               </w:rPr>
-              <w:t xml:space="preserve"># Write your code here:</w:t>
+              <w:t xml:space="preserve"># Write your code in the R script:</w:t>
             </w:r>
           </w:p>
           <w:p/>
@@ -4680,9 +4684,11 @@
       <w:r>
         <w:t xml:space="preserve">Based on your normality and Levene’s test results, do these two lakes meet the assumptions for a standard t-test?</w:t>
       </w:r>
-      <w:r>
-        <w:t xml:space="preserve"> </w:t>
-      </w:r>
+    </w:p>
+    <w:p>
+      <w:pPr>
+        <w:pStyle w:val="BodyText"/>
+      </w:pPr>
       <w:r>
         <w:rPr>
           <w:rStyle w:val="VerbatimChar"/>
@@ -4856,7 +4862,7 @@
               <w:rPr>
                 <w:rStyle w:val="CommentTok"/>
               </w:rPr>
-              <w:t xml:space="preserve"># Write your code here:</w:t>
+              <w:t xml:space="preserve"># Write your code in the R script:</w:t>
             </w:r>
           </w:p>
           <w:p/>
@@ -6164,9 +6170,11 @@
       <w:r>
         <w:t xml:space="preserve">Did the log transformation fix normality, equal variance, both, or neither?</w:t>
       </w:r>
-      <w:r>
-        <w:t xml:space="preserve"> </w:t>
-      </w:r>
+    </w:p>
+    <w:p>
+      <w:pPr>
+        <w:pStyle w:val="BodyText"/>
+      </w:pPr>
       <w:r>
         <w:rPr>
           <w:rStyle w:val="VerbatimChar"/>
@@ -6322,7 +6330,7 @@
               <w:rPr>
                 <w:rStyle w:val="CommentTok"/>
               </w:rPr>
-              <w:t xml:space="preserve"># Write your code here:</w:t>
+              <w:t xml:space="preserve"># Write your code in the R script:</w:t>
             </w:r>
           </w:p>
           <w:p/>
@@ -9115,7 +9123,7 @@
               <w:rPr>
                 <w:rStyle w:val="CommentTok"/>
               </w:rPr>
-              <w:t xml:space="preserve"># Write your code here:</w:t>
+              <w:t xml:space="preserve"># Write your code in the R script:</w:t>
             </w:r>
           </w:p>
           <w:p/>
@@ -10399,9 +10407,11 @@
       <w:r>
         <w:t xml:space="preserve">Do all four tests agree on whether the difference is significant? If any disagree, what does that tell you about how sensitive the conclusion is to test choice?</w:t>
       </w:r>
-      <w:r>
-        <w:t xml:space="preserve"> </w:t>
-      </w:r>
+    </w:p>
+    <w:p>
+      <w:pPr>
+        <w:pStyle w:val="BodyText"/>
+      </w:pPr>
       <w:r>
         <w:rPr>
           <w:rStyle w:val="VerbatimChar"/>
@@ -10734,7 +10744,7 @@
               <w:rPr>
                 <w:rStyle w:val="CommentTok"/>
               </w:rPr>
-              <w:t xml:space="preserve"># Write your code here:</w:t>
+              <w:t xml:space="preserve"># Write your code in the R script:</w:t>
             </w:r>
           </w:p>
           <w:p/>
@@ -12353,9 +12363,11 @@
       <w:r>
         <w:t xml:space="preserve">?</w:t>
       </w:r>
-      <w:r>
-        <w:t xml:space="preserve"> </w:t>
-      </w:r>
+    </w:p>
+    <w:p>
+      <w:pPr>
+        <w:pStyle w:val="BodyText"/>
+      </w:pPr>
       <w:r>
         <w:rPr>
           <w:rStyle w:val="VerbatimChar"/>
@@ -12398,9 +12410,11 @@
       <w:r>
         <w:t xml:space="preserve">. What value did you get, and what does it say about how consistent the four trees were?</w:t>
       </w:r>
-      <w:r>
-        <w:t xml:space="preserve"> </w:t>
-      </w:r>
+    </w:p>
+    <w:p>
+      <w:pPr>
+        <w:pStyle w:val="BodyText"/>
+      </w:pPr>
       <w:r>
         <w:rPr>
           <w:rStyle w:val="VerbatimChar"/>
@@ -12527,9 +12541,11 @@
       <w:r>
         <w:t xml:space="preserve">have found our effect significant, even in principle?</w:t>
       </w:r>
-      <w:r>
-        <w:t xml:space="preserve"> </w:t>
-      </w:r>
+    </w:p>
+    <w:p>
+      <w:pPr>
+        <w:pStyle w:val="BodyText"/>
+      </w:pPr>
       <w:r>
         <w:rPr>
           <w:rStyle w:val="VerbatimChar"/>
@@ -12560,9 +12576,11 @@
       <w:r>
         <w:t xml:space="preserve">Based on all of this, which test would you report for the pine needle data, and why?</w:t>
       </w:r>
-      <w:r>
-        <w:t xml:space="preserve"> </w:t>
-      </w:r>
+    </w:p>
+    <w:p>
+      <w:pPr>
+        <w:pStyle w:val="BodyText"/>
+      </w:pPr>
       <w:r>
         <w:rPr>
           <w:rStyle w:val="VerbatimChar"/>
@@ -13141,7 +13159,7 @@
         <w:rPr>
           <w:rStyle w:val="CommentTok"/>
         </w:rPr>
-        <w:t xml:space="preserve"># Write your code here:</w:t>
+        <w:t xml:space="preserve"># Write your code in the R script:</w:t>
       </w:r>
     </w:p>
     <w:p>
@@ -13256,7 +13274,7 @@
         <w:rPr>
           <w:rStyle w:val="CommentTok"/>
         </w:rPr>
-        <w:t xml:space="preserve"># Write your code here:</w:t>
+        <w:t xml:space="preserve"># Write your code in the R script:</w:t>
       </w:r>
     </w:p>
     <w:tbl>

--- a/docs/content/nonparametric_t_tests/nonparametric_t_tests_activity.docx
+++ b/docs/content/nonparametric_t_tests/nonparametric_t_tests_activity.docx
@@ -26,7 +26,7 @@
         <w:t xml:space="preserve">Bill Perry</w:t>
       </w:r>
     </w:p>
-    <w:bookmarkStart w:id="10" w:name="worksheet-non-parametric-t-tests"/>
+    <w:bookmarkStart w:id="14" w:name="worksheet-non-parametric-t-tests"/>
     <w:p>
       <w:pPr>
         <w:pStyle w:val="Heading1"/>
@@ -37,20 +37,66 @@
     </w:p>
     <w:p>
       <w:pPr>
+        <w:pStyle w:val="FirstParagraph"/>
+      </w:pPr>
+      <w:hyperlink r:id="rId9">
+        <w:r>
+          <w:rPr>
+            <w:rStyle w:val="Hyperlink"/>
+          </w:rPr>
+          <w:t xml:space="preserve">📥 Lake trout data</w:t>
+        </w:r>
+      </w:hyperlink>
+      <w:r>
+        <w:t xml:space="preserve"> </w:t>
+      </w:r>
+      <w:hyperlink r:id="rId10">
+        <w:r>
+          <w:rPr>
+            <w:rStyle w:val="Hyperlink"/>
+          </w:rPr>
+          <w:t xml:space="preserve">📥 Pine needle data</w:t>
+        </w:r>
+      </w:hyperlink>
+      <w:r>
+        <w:t xml:space="preserve"> </w:t>
+      </w:r>
+      <w:hyperlink r:id="rId11">
+        <w:r>
+          <w:rPr>
+            <w:rStyle w:val="Hyperlink"/>
+          </w:rPr>
+          <w:t xml:space="preserve">📥 Tools script (.R)</w:t>
+        </w:r>
+      </w:hyperlink>
+      <w:r>
+        <w:t xml:space="preserve"> </w:t>
+      </w:r>
+      <w:hyperlink r:id="rId12">
+        <w:r>
+          <w:rPr>
+            <w:rStyle w:val="Hyperlink"/>
+          </w:rPr>
+          <w:t xml:space="preserve">📥 Script skeleton (.R)</w:t>
+        </w:r>
+      </w:hyperlink>
+    </w:p>
+    <w:p>
+      <w:pPr>
         <w:pStyle w:val="Heading2"/>
       </w:pPr>
-      <w:bookmarkStart w:id="9" w:name="how-to-use-this-worksheet"/>
+      <w:bookmarkStart w:id="13" w:name="how-to-use-this-worksheet"/>
       <w:r>
         <w:t xml:space="preserve">How to use this worksheet</w:t>
       </w:r>
-      <w:bookmarkEnd w:id="9"/>
+      <w:bookmarkEnd w:id="13"/>
     </w:p>
     <w:p>
       <w:pPr>
         <w:pStyle w:val="BlockText"/>
       </w:pPr>
       <w:r>
-        <w:t xml:space="preserve">Work through each part in order, at your own pace. Type every line of code yourself into a</w:t>
+        <w:t xml:space="preserve">Work through each part in order, at your own pace. Type every line of code yourself into the</w:t>
       </w:r>
       <w:r>
         <w:t xml:space="preserve"> </w:t>
@@ -60,13 +106,13 @@
           <w:b/>
           <w:bCs/>
         </w:rPr>
-        <w:t xml:space="preserve">plain R script</w:t>
-      </w:r>
-      <w:r>
-        <w:t xml:space="preserve"> </w:t>
-      </w:r>
-      <w:r>
-        <w:t xml:space="preserve">— do not copy-paste. Blocks marked</w:t>
+        <w:t xml:space="preserve">script skeleton</w:t>
+      </w:r>
+      <w:r>
+        <w:t xml:space="preserve"> </w:t>
+      </w:r>
+      <w:r>
+        <w:t xml:space="preserve">— do not copy-paste from this worksheet. Blocks marked</w:t>
       </w:r>
       <w:r>
         <w:t xml:space="preserve"> </w:t>
@@ -161,7 +207,7 @@
         <w:t xml:space="preserve"> </w:t>
       </w:r>
       <w:r>
-        <w:t xml:space="preserve">Before you start:</w:t>
+        <w:t xml:space="preserve">Before you start: download the</w:t>
       </w:r>
       <w:r>
         <w:t xml:space="preserve"> </w:t>
@@ -171,10 +217,13 @@
           <w:b/>
           <w:bCs/>
         </w:rPr>
-        <w:t xml:space="preserve">File → New File → R Script</w:t>
-      </w:r>
-      <w:r>
-        <w:t xml:space="preserve">, and save it as</w:t>
+        <w:t xml:space="preserve">script skeleton</w:t>
+      </w:r>
+      <w:r>
+        <w:t xml:space="preserve"> </w:t>
+      </w:r>
+      <w:r>
+        <w:t xml:space="preserve">from the button above and save it as</w:t>
       </w:r>
       <w:r>
         <w:t xml:space="preserve"> </w:t>
@@ -183,7 +232,7 @@
         <w:rPr>
           <w:rStyle w:val="VerbatimChar"/>
         </w:rPr>
-        <w:t xml:space="preserve">08_nonparametric_t_tests.R</w:t>
+        <w:t xml:space="preserve">07_nonparametric_t_tests.R</w:t>
       </w:r>
       <w:r>
         <w:t xml:space="preserve"> </w:t>
@@ -204,7 +253,7 @@
         <w:t xml:space="preserve"> </w:t>
       </w:r>
       <w:r>
-        <w:t xml:space="preserve">folder. Then work down the worksheet, adding each block to the bottom of that one script, in order.</w:t>
+        <w:t xml:space="preserve">folder. The blocks you have typed a dozen times are filled in; everything else is blank, and that blank space is the lesson.</w:t>
       </w:r>
     </w:p>
     <w:p>
@@ -274,7 +323,55 @@
         <w:pStyle w:val="BlockText"/>
       </w:pPr>
       <w:r>
-        <w:t xml:space="preserve">I This worksheet demonstrates statistical analysis of lake trout mass data from Island Lake and NE 12, focusing on: testing assumptions for parametric tests, transforming data when assumptions aren’t met, running several different tests (standard t-test, log-transformed t-test, Welch’s t-test, Mann-Whitney Wilcoxon, permutation test), and interpreting/reporting results properly.</w:t>
+        <w:t xml:space="preserve">This worksheet analyses lake trout</w:t>
+      </w:r>
+      <w:r>
+        <w:t xml:space="preserve"> </w:t>
+      </w:r>
+      <w:r>
+        <w:rPr>
+          <w:b/>
+          <w:bCs/>
+        </w:rPr>
+        <w:t xml:space="preserve">mass</w:t>
+      </w:r>
+      <w:r>
+        <w:t xml:space="preserve"> </w:t>
+      </w:r>
+      <w:r>
+        <w:t xml:space="preserve">from Island Lake and NE 12: testing assumptions for parametric tests, transforming data when assumptions aren’t met, running several different tests (standard t-test, log-transformed t-test, Welch’s t-test, Mann-Whitney Wilcoxon, permutation test), and interpreting and reporting the results properly.</w:t>
+      </w:r>
+      <w:r>
+        <w:t xml:space="preserve"> </w:t>
+      </w:r>
+      <w:r>
+        <w:rPr>
+          <w:b/>
+          <w:bCs/>
+        </w:rPr>
+        <w:t xml:space="preserve">Everything here uses</w:t>
+      </w:r>
+      <w:r>
+        <w:rPr>
+          <w:b/>
+          <w:bCs/>
+        </w:rPr>
+        <w:t xml:space="preserve"> </w:t>
+      </w:r>
+      <w:r>
+        <w:rPr>
+          <w:rStyle w:val="VerbatimChar"/>
+          <w:b/>
+          <w:bCs/>
+        </w:rPr>
+        <w:t xml:space="preserve">mass_g</w:t>
+      </w:r>
+      <w:r>
+        <w:rPr>
+          <w:b/>
+          <w:bCs/>
+        </w:rPr>
+        <w:t xml:space="preserve">.</w:t>
       </w:r>
     </w:p>
     <w:p>
@@ -284,8 +381,8 @@
         </w:pict>
       </w:r>
     </w:p>
-    <w:bookmarkEnd w:id="10"/>
-    <w:bookmarkStart w:id="14" w:name="Xbc6d9124ee53071c9a78597d20eaaadc4532047"/>
+    <w:bookmarkEnd w:id="14"/>
+    <w:bookmarkStart w:id="18" w:name="Xbc6d9124ee53071c9a78597d20eaaadc4532047"/>
     <w:p>
       <w:pPr>
         <w:pStyle w:val="Heading1"/>
@@ -389,13 +486,28 @@
         <w:rPr>
           <w:rStyle w:val="NormalTok"/>
         </w:rPr>
-        <w:t xml:space="preserve">(tidyverse)  </w:t>
+        <w:t xml:space="preserve">(tidyverse)</w:t>
+      </w:r>
+      <w:r>
+        <w:br/>
+      </w:r>
+      <w:r>
+        <w:rPr>
+          <w:rStyle w:val="FunctionTok"/>
+        </w:rPr>
+        <w:t xml:space="preserve">library</w:t>
+      </w:r>
+      <w:r>
+        <w:rPr>
+          <w:rStyle w:val="NormalTok"/>
+        </w:rPr>
+        <w:t xml:space="preserve">(janitor)     </w:t>
       </w:r>
       <w:r>
         <w:rPr>
           <w:rStyle w:val="CommentTok"/>
         </w:rPr>
-        <w:t xml:space="preserve"># For data manipulation and visualization</w:t>
+        <w:t xml:space="preserve"># round_half_up(), used inside summary_stats()</w:t>
       </w:r>
       <w:r>
         <w:br/>
@@ -416,7 +528,7 @@
         <w:rPr>
           <w:rStyle w:val="CommentTok"/>
         </w:rPr>
-        <w:t xml:space="preserve"># For statistical tests</w:t>
+        <w:t xml:space="preserve"># leveneTest()</w:t>
       </w:r>
       <w:r>
         <w:br/>
@@ -437,7 +549,7 @@
         <w:rPr>
           <w:rStyle w:val="CommentTok"/>
         </w:rPr>
-        <w:t xml:space="preserve"># For combining plots</w:t>
+        <w:t xml:space="preserve"># combining plots</w:t>
       </w:r>
       <w:r>
         <w:br/>
@@ -452,13 +564,43 @@
         <w:rPr>
           <w:rStyle w:val="NormalTok"/>
         </w:rPr>
-        <w:t xml:space="preserve">(perm)         </w:t>
+        <w:t xml:space="preserve">(perm)        </w:t>
       </w:r>
       <w:r>
         <w:rPr>
           <w:rStyle w:val="CommentTok"/>
         </w:rPr>
-        <w:t xml:space="preserve"># For permutation tests</w:t>
+        <w:t xml:space="preserve"># permutation tests</w:t>
+      </w:r>
+      <w:r>
+        <w:br/>
+      </w:r>
+      <w:r>
+        <w:br/>
+      </w:r>
+      <w:r>
+        <w:rPr>
+          <w:rStyle w:val="FunctionTok"/>
+        </w:rPr>
+        <w:t xml:space="preserve">source</w:t>
+      </w:r>
+      <w:r>
+        <w:rPr>
+          <w:rStyle w:val="NormalTok"/>
+        </w:rPr>
+        <w:t xml:space="preserve">(</w:t>
+      </w:r>
+      <w:r>
+        <w:rPr>
+          <w:rStyle w:val="StringTok"/>
+        </w:rPr>
+        <w:t xml:space="preserve">"themes_functions/r_themes_and_functions.R"</w:t>
+      </w:r>
+      <w:r>
+        <w:rPr>
+          <w:rStyle w:val="NormalTok"/>
+        </w:rPr>
+        <w:t xml:space="preserve">)</w:t>
       </w:r>
       <w:r>
         <w:br/>
@@ -507,21 +649,6 @@
           <w:rStyle w:val="NormalTok"/>
         </w:rPr>
         <w:t xml:space="preserve">)</w:t>
-      </w:r>
-      <w:r>
-        <w:br/>
-      </w:r>
-      <w:r>
-        <w:rPr>
-          <w:rStyle w:val="FunctionTok"/>
-        </w:rPr>
-        <w:t xml:space="preserve">head</w:t>
-      </w:r>
-      <w:r>
-        <w:rPr>
-          <w:rStyle w:val="NormalTok"/>
-        </w:rPr>
-        <w:t xml:space="preserve">(lt_df)</w:t>
       </w:r>
     </w:p>
     <w:p>
@@ -1108,18 +1235,18 @@
                 <wp:inline>
                   <wp:extent cx="152400" cy="152400"/>
                   <wp:effectExtent b="0" l="0" r="0" t="0"/>
-                  <wp:docPr descr="" title="" id="12" name="Picture"/>
+                  <wp:docPr descr="" title="" id="16" name="Picture"/>
                   <a:graphic>
                     <a:graphicData uri="http://schemas.openxmlformats.org/drawingml/2006/picture">
                       <pic:pic>
                         <pic:nvPicPr>
-                          <pic:cNvPr descr="/Applications/Positron.app/Contents/Resources/app/quarto/share/formats/docx/tip.png" id="13" name="Picture"/>
+                          <pic:cNvPr descr="/Applications/Positron.app/Contents/Resources/app/quarto/share/formats/docx/tip.png" id="17" name="Picture"/>
                           <pic:cNvPicPr>
                             <a:picLocks noChangeArrowheads="1" noChangeAspect="1"/>
                           </pic:cNvPicPr>
                         </pic:nvPicPr>
                         <pic:blipFill>
-                          <a:blip r:embed="rId11"/>
+                          <a:blip r:embed="rId15"/>
                           <a:stretch>
                             <a:fillRect/>
                           </a:stretch>
@@ -1186,7 +1313,7 @@
               <w:t xml:space="preserve"> </w:t>
             </w:r>
             <w:r>
-              <w:t xml:space="preserve">Compute the mean, SD, n, and SE for</w:t>
+              <w:t xml:space="preserve">Compute</w:t>
             </w:r>
             <w:r>
               <w:t xml:space="preserve"> </w:t>
@@ -1195,7 +1322,61 @@
               <w:rPr>
                 <w:rStyle w:val="VerbatimChar"/>
               </w:rPr>
-              <w:t xml:space="preserve">length_mm</w:t>
+              <w:t xml:space="preserve">n</w:t>
+            </w:r>
+            <w:r>
+              <w:t xml:space="preserve">,</w:t>
+            </w:r>
+            <w:r>
+              <w:t xml:space="preserve"> </w:t>
+            </w:r>
+            <w:r>
+              <w:rPr>
+                <w:rStyle w:val="VerbatimChar"/>
+              </w:rPr>
+              <w:t xml:space="preserve">mean</w:t>
+            </w:r>
+            <w:r>
+              <w:t xml:space="preserve">,</w:t>
+            </w:r>
+            <w:r>
+              <w:t xml:space="preserve"> </w:t>
+            </w:r>
+            <w:r>
+              <w:rPr>
+                <w:rStyle w:val="VerbatimChar"/>
+              </w:rPr>
+              <w:t xml:space="preserve">sd</w:t>
+            </w:r>
+            <w:r>
+              <w:t xml:space="preserve"> </w:t>
+            </w:r>
+            <w:r>
+              <w:t xml:space="preserve">and</w:t>
+            </w:r>
+            <w:r>
+              <w:t xml:space="preserve"> </w:t>
+            </w:r>
+            <w:r>
+              <w:rPr>
+                <w:rStyle w:val="VerbatimChar"/>
+              </w:rPr>
+              <w:t xml:space="preserve">se</w:t>
+            </w:r>
+            <w:r>
+              <w:t xml:space="preserve"> </w:t>
+            </w:r>
+            <w:r>
+              <w:t xml:space="preserve">for</w:t>
+            </w:r>
+            <w:r>
+              <w:t xml:space="preserve"> </w:t>
+            </w:r>
+            <w:r>
+              <w:rPr>
+                <w:rStyle w:val="VerbatimChar"/>
+              </w:rPr>
+              <w:t xml:space="preserve">mass_g</w:t>
             </w:r>
             <w:r>
               <w:t xml:space="preserve"> </w:t>
@@ -1217,7 +1398,7 @@
               <w:t xml:space="preserve"> </w:t>
             </w:r>
             <w:r>
-              <w:t xml:space="preserve">lakes at once with</w:t>
+              <w:t xml:space="preserve">lakes at once —</w:t>
             </w:r>
             <w:r>
               <w:t xml:space="preserve"> </w:t>
@@ -1226,7 +1407,7 @@
               <w:rPr>
                 <w:rStyle w:val="VerbatimChar"/>
               </w:rPr>
-              <w:t xml:space="preserve">group_by(lake) %&gt;% summarize(...)</w:t>
+              <w:t xml:space="preserve">lt_df %&gt;% group_by(lake) %&gt;% reframe(summary_stats(mass_g))</w:t>
             </w:r>
             <w:r>
               <w:t xml:space="preserve">.</w:t>
@@ -1263,8 +1444,8 @@
         </w:pict>
       </w:r>
     </w:p>
-    <w:bookmarkEnd w:id="14"/>
-    <w:bookmarkStart w:id="17" w:name="part-2-testing-assumptions-on-ne-12"/>
+    <w:bookmarkEnd w:id="18"/>
+    <w:bookmarkStart w:id="21" w:name="part-2-testing-assumptions-on-ne-12"/>
     <w:p>
       <w:pPr>
         <w:pStyle w:val="Heading1"/>
@@ -2320,13 +2501,37 @@
         <w:rPr>
           <w:rStyle w:val="FunctionTok"/>
         </w:rPr>
-        <w:t xml:space="preserve">theme_minimal</w:t>
-      </w:r>
-      <w:r>
-        <w:rPr>
-          <w:rStyle w:val="NormalTok"/>
-        </w:rPr>
-        <w:t xml:space="preserve">() </w:t>
+        <w:t xml:space="preserve">theme_regular</w:t>
+      </w:r>
+      <w:r>
+        <w:rPr>
+          <w:rStyle w:val="NormalTok"/>
+        </w:rPr>
+        <w:t xml:space="preserve">(</w:t>
+      </w:r>
+      <w:r>
+        <w:rPr>
+          <w:rStyle w:val="AttributeTok"/>
+        </w:rPr>
+        <w:t xml:space="preserve">base_size =</w:t>
+      </w:r>
+      <w:r>
+        <w:rPr>
+          <w:rStyle w:val="NormalTok"/>
+        </w:rPr>
+        <w:t xml:space="preserve"> </w:t>
+      </w:r>
+      <w:r>
+        <w:rPr>
+          <w:rStyle w:val="DecValTok"/>
+        </w:rPr>
+        <w:t xml:space="preserve">10</w:t>
+      </w:r>
+      <w:r>
+        <w:rPr>
+          <w:rStyle w:val="NormalTok"/>
+        </w:rPr>
+        <w:t xml:space="preserve">) </w:t>
       </w:r>
       <w:r>
         <w:rPr>
@@ -2760,15 +2965,9 @@
       </w:r>
       <w:r>
         <w:rPr>
-          <w:rStyle w:val="FunctionTok"/>
-        </w:rPr>
-        <w:t xml:space="preserve">print</w:t>
-      </w:r>
-      <w:r>
-        <w:rPr>
-          <w:rStyle w:val="NormalTok"/>
-        </w:rPr>
-        <w:t xml:space="preserve">(shapiro_test)</w:t>
+          <w:rStyle w:val="NormalTok"/>
+        </w:rPr>
+        <w:t xml:space="preserve">shapiro_test</w:t>
       </w:r>
     </w:p>
     <w:p>
@@ -2847,18 +3046,18 @@
                 <wp:inline>
                   <wp:extent cx="152400" cy="152400"/>
                   <wp:effectExtent b="0" l="0" r="0" t="0"/>
-                  <wp:docPr descr="" title="" id="15" name="Picture"/>
+                  <wp:docPr descr="" title="" id="19" name="Picture"/>
                   <a:graphic>
                     <a:graphicData uri="http://schemas.openxmlformats.org/drawingml/2006/picture">
                       <pic:pic>
                         <pic:nvPicPr>
-                          <pic:cNvPr descr="/Applications/Positron.app/Contents/Resources/app/quarto/share/formats/docx/tip.png" id="16" name="Picture"/>
+                          <pic:cNvPr descr="/Applications/Positron.app/Contents/Resources/app/quarto/share/formats/docx/tip.png" id="20" name="Picture"/>
                           <pic:cNvPicPr>
                             <a:picLocks noChangeArrowheads="1" noChangeAspect="1"/>
                           </pic:cNvPicPr>
                         </pic:nvPicPr>
                         <pic:blipFill>
-                          <a:blip r:embed="rId11"/>
+                          <a:blip r:embed="rId15"/>
                           <a:stretch>
                             <a:fillRect/>
                           </a:stretch>
@@ -2925,7 +3124,23 @@
               <w:t xml:space="preserve"> </w:t>
             </w:r>
             <w:r>
-              <w:t xml:space="preserve">Rerun the Shapiro-Wilk test on</w:t>
+              <w:t xml:space="preserve">Run the same histogram, QQ plot and Shapiro-Wilk on a</w:t>
+            </w:r>
+            <w:r>
+              <w:t xml:space="preserve"> </w:t>
+            </w:r>
+            <w:r>
+              <w:rPr>
+                <w:b/>
+                <w:bCs/>
+              </w:rPr>
+              <w:t xml:space="preserve">different lake</w:t>
+            </w:r>
+            <w:r>
+              <w:t xml:space="preserve"> </w:t>
+            </w:r>
+            <w:r>
+              <w:t xml:space="preserve">— try</w:t>
             </w:r>
             <w:r>
               <w:t xml:space="preserve"> </w:t>
@@ -2934,13 +3149,13 @@
               <w:rPr>
                 <w:rStyle w:val="VerbatimChar"/>
               </w:rPr>
-              <w:t xml:space="preserve">length_mm</w:t>
+              <w:t xml:space="preserve">Toolik</w:t>
             </w:r>
             <w:r>
               <w:t xml:space="preserve"> </w:t>
             </w:r>
             <w:r>
-              <w:t xml:space="preserve">instead of</w:t>
+              <w:t xml:space="preserve">or</w:t>
             </w:r>
             <w:r>
               <w:t xml:space="preserve"> </w:t>
@@ -2949,13 +3164,10 @@
               <w:rPr>
                 <w:rStyle w:val="VerbatimChar"/>
               </w:rPr>
-              <w:t xml:space="preserve">mass_g</w:t>
-            </w:r>
-            <w:r>
-              <w:t xml:space="preserve"> </w:t>
-            </w:r>
-            <w:r>
-              <w:t xml:space="preserve">for NE 12. Does normality hold for both variables?</w:t>
+              <w:t xml:space="preserve">N 01</w:t>
+            </w:r>
+            <w:r>
+              <w:t xml:space="preserve">. Is any lake’s mass close to normal?</w:t>
             </w:r>
           </w:p>
           <w:p>
@@ -2989,8 +3201,8 @@
         </w:pict>
       </w:r>
     </w:p>
-    <w:bookmarkEnd w:id="17"/>
-    <w:bookmarkStart w:id="20" w:name="X6b2d9989d18beacb36e379a4de87e5cd30a664b"/>
+    <w:bookmarkEnd w:id="21"/>
+    <w:bookmarkStart w:id="24" w:name="X6b2d9989d18beacb36e379a4de87e5cd30a664b"/>
     <w:p>
       <w:pPr>
         <w:pStyle w:val="Heading1"/>
@@ -3260,13 +3472,10 @@
         <w:t xml:space="preserve">%&gt;%</w:t>
       </w:r>
       <w:r>
-        <w:br/>
-      </w:r>
-      <w:r>
-        <w:rPr>
-          <w:rStyle w:val="NormalTok"/>
-        </w:rPr>
-        <w:t xml:space="preserve">  </w:t>
+        <w:rPr>
+          <w:rStyle w:val="NormalTok"/>
+        </w:rPr>
+        <w:t xml:space="preserve"> </w:t>
       </w:r>
       <w:r>
         <w:rPr>
@@ -3287,19 +3496,16 @@
         <w:t xml:space="preserve">%&gt;%</w:t>
       </w:r>
       <w:r>
-        <w:br/>
-      </w:r>
-      <w:r>
-        <w:rPr>
-          <w:rStyle w:val="NormalTok"/>
-        </w:rPr>
-        <w:t xml:space="preserve">  </w:t>
+        <w:rPr>
+          <w:rStyle w:val="NormalTok"/>
+        </w:rPr>
+        <w:t xml:space="preserve"> </w:t>
       </w:r>
       <w:r>
         <w:rPr>
           <w:rStyle w:val="FunctionTok"/>
         </w:rPr>
-        <w:t xml:space="preserve">summarise</w:t>
+        <w:t xml:space="preserve">reframe</w:t>
       </w:r>
       <w:r>
         <w:rPr>
@@ -3308,223 +3514,19 @@
         <w:t xml:space="preserve">(</w:t>
       </w:r>
       <w:r>
-        <w:br/>
-      </w:r>
-      <w:r>
-        <w:rPr>
-          <w:rStyle w:val="NormalTok"/>
-        </w:rPr>
-        <w:t xml:space="preserve">    </w:t>
-      </w:r>
-      <w:r>
-        <w:rPr>
-          <w:rStyle w:val="AttributeTok"/>
-        </w:rPr>
-        <w:t xml:space="preserve">n =</w:t>
-      </w:r>
-      <w:r>
-        <w:rPr>
-          <w:rStyle w:val="NormalTok"/>
-        </w:rPr>
-        <w:t xml:space="preserve"> </w:t>
-      </w:r>
-      <w:r>
         <w:rPr>
           <w:rStyle w:val="FunctionTok"/>
         </w:rPr>
-        <w:t xml:space="preserve">n</w:t>
-      </w:r>
-      <w:r>
-        <w:rPr>
-          <w:rStyle w:val="NormalTok"/>
-        </w:rPr>
-        <w:t xml:space="preserve">(),</w:t>
-      </w:r>
-      <w:r>
-        <w:br/>
-      </w:r>
-      <w:r>
-        <w:rPr>
-          <w:rStyle w:val="NormalTok"/>
-        </w:rPr>
-        <w:t xml:space="preserve">    </w:t>
-      </w:r>
-      <w:r>
-        <w:rPr>
-          <w:rStyle w:val="AttributeTok"/>
-        </w:rPr>
-        <w:t xml:space="preserve">mean_mass =</w:t>
-      </w:r>
-      <w:r>
-        <w:rPr>
-          <w:rStyle w:val="NormalTok"/>
-        </w:rPr>
-        <w:t xml:space="preserve"> </w:t>
-      </w:r>
-      <w:r>
-        <w:rPr>
-          <w:rStyle w:val="FunctionTok"/>
-        </w:rPr>
-        <w:t xml:space="preserve">mean</w:t>
-      </w:r>
-      <w:r>
-        <w:rPr>
-          <w:rStyle w:val="NormalTok"/>
-        </w:rPr>
-        <w:t xml:space="preserve">(mass_g),</w:t>
-      </w:r>
-      <w:r>
-        <w:br/>
-      </w:r>
-      <w:r>
-        <w:rPr>
-          <w:rStyle w:val="NormalTok"/>
-        </w:rPr>
-        <w:t xml:space="preserve">    </w:t>
-      </w:r>
-      <w:r>
-        <w:rPr>
-          <w:rStyle w:val="AttributeTok"/>
-        </w:rPr>
-        <w:t xml:space="preserve">sd_mass =</w:t>
-      </w:r>
-      <w:r>
-        <w:rPr>
-          <w:rStyle w:val="NormalTok"/>
-        </w:rPr>
-        <w:t xml:space="preserve"> </w:t>
-      </w:r>
-      <w:r>
-        <w:rPr>
-          <w:rStyle w:val="FunctionTok"/>
-        </w:rPr>
-        <w:t xml:space="preserve">sd</w:t>
-      </w:r>
-      <w:r>
-        <w:rPr>
-          <w:rStyle w:val="NormalTok"/>
-        </w:rPr>
-        <w:t xml:space="preserve">(mass_g),</w:t>
-      </w:r>
-      <w:r>
-        <w:br/>
-      </w:r>
-      <w:r>
-        <w:rPr>
-          <w:rStyle w:val="NormalTok"/>
-        </w:rPr>
-        <w:t xml:space="preserve">    </w:t>
-      </w:r>
-      <w:r>
-        <w:rPr>
-          <w:rStyle w:val="AttributeTok"/>
-        </w:rPr>
-        <w:t xml:space="preserve">se_mass =</w:t>
-      </w:r>
-      <w:r>
-        <w:rPr>
-          <w:rStyle w:val="NormalTok"/>
-        </w:rPr>
-        <w:t xml:space="preserve"> sd_mass </w:t>
-      </w:r>
-      <w:r>
-        <w:rPr>
-          <w:rStyle w:val="SpecialCharTok"/>
-        </w:rPr>
-        <w:t xml:space="preserve">/</w:t>
-      </w:r>
-      <w:r>
-        <w:rPr>
-          <w:rStyle w:val="NormalTok"/>
-        </w:rPr>
-        <w:t xml:space="preserve"> </w:t>
-      </w:r>
-      <w:r>
-        <w:rPr>
-          <w:rStyle w:val="FunctionTok"/>
-        </w:rPr>
-        <w:t xml:space="preserve">sqrt</w:t>
-      </w:r>
-      <w:r>
-        <w:rPr>
-          <w:rStyle w:val="NormalTok"/>
-        </w:rPr>
-        <w:t xml:space="preserve">(n),</w:t>
-      </w:r>
-      <w:r>
-        <w:br/>
-      </w:r>
-      <w:r>
-        <w:rPr>
-          <w:rStyle w:val="NormalTok"/>
-        </w:rPr>
-        <w:t xml:space="preserve">    </w:t>
-      </w:r>
-      <w:r>
-        <w:rPr>
-          <w:rStyle w:val="AttributeTok"/>
-        </w:rPr>
-        <w:t xml:space="preserve">min_mass =</w:t>
-      </w:r>
-      <w:r>
-        <w:rPr>
-          <w:rStyle w:val="NormalTok"/>
-        </w:rPr>
-        <w:t xml:space="preserve"> </w:t>
-      </w:r>
-      <w:r>
-        <w:rPr>
-          <w:rStyle w:val="FunctionTok"/>
-        </w:rPr>
-        <w:t xml:space="preserve">min</w:t>
-      </w:r>
-      <w:r>
-        <w:rPr>
-          <w:rStyle w:val="NormalTok"/>
-        </w:rPr>
-        <w:t xml:space="preserve">(mass_g),</w:t>
-      </w:r>
-      <w:r>
-        <w:br/>
-      </w:r>
-      <w:r>
-        <w:rPr>
-          <w:rStyle w:val="NormalTok"/>
-        </w:rPr>
-        <w:t xml:space="preserve">    </w:t>
-      </w:r>
-      <w:r>
-        <w:rPr>
-          <w:rStyle w:val="AttributeTok"/>
-        </w:rPr>
-        <w:t xml:space="preserve">max_mass =</w:t>
-      </w:r>
-      <w:r>
-        <w:rPr>
-          <w:rStyle w:val="NormalTok"/>
-        </w:rPr>
-        <w:t xml:space="preserve"> </w:t>
-      </w:r>
-      <w:r>
-        <w:rPr>
-          <w:rStyle w:val="FunctionTok"/>
-        </w:rPr>
-        <w:t xml:space="preserve">max</w:t>
-      </w:r>
-      <w:r>
-        <w:rPr>
-          <w:rStyle w:val="NormalTok"/>
-        </w:rPr>
-        <w:t xml:space="preserve">(mass_g)</w:t>
-      </w:r>
-      <w:r>
-        <w:br/>
-      </w:r>
-      <w:r>
-        <w:rPr>
-          <w:rStyle w:val="NormalTok"/>
-        </w:rPr>
-        <w:t xml:space="preserve">  )</w:t>
+        <w:t xml:space="preserve">summary_stats</w:t>
+      </w:r>
+      <w:r>
+        <w:rPr>
+          <w:rStyle w:val="NormalTok"/>
+        </w:rPr>
+        <w:t xml:space="preserve">(mass_g))</w:t>
+      </w:r>
+      <w:r>
+        <w:br/>
       </w:r>
       <w:r>
         <w:br/>
@@ -3817,13 +3819,37 @@
         <w:rPr>
           <w:rStyle w:val="FunctionTok"/>
         </w:rPr>
-        <w:t xml:space="preserve">theme_minimal</w:t>
-      </w:r>
-      <w:r>
-        <w:rPr>
-          <w:rStyle w:val="NormalTok"/>
-        </w:rPr>
-        <w:t xml:space="preserve">() </w:t>
+        <w:t xml:space="preserve">theme_regular</w:t>
+      </w:r>
+      <w:r>
+        <w:rPr>
+          <w:rStyle w:val="NormalTok"/>
+        </w:rPr>
+        <w:t xml:space="preserve">(</w:t>
+      </w:r>
+      <w:r>
+        <w:rPr>
+          <w:rStyle w:val="AttributeTok"/>
+        </w:rPr>
+        <w:t xml:space="preserve">base_size =</w:t>
+      </w:r>
+      <w:r>
+        <w:rPr>
+          <w:rStyle w:val="NormalTok"/>
+        </w:rPr>
+        <w:t xml:space="preserve"> </w:t>
+      </w:r>
+      <w:r>
+        <w:rPr>
+          <w:rStyle w:val="DecValTok"/>
+        </w:rPr>
+        <w:t xml:space="preserve">10</w:t>
+      </w:r>
+      <w:r>
+        <w:rPr>
+          <w:rStyle w:val="NormalTok"/>
+        </w:rPr>
+        <w:t xml:space="preserve">) </w:t>
       </w:r>
       <w:r>
         <w:rPr>
@@ -4191,13 +4217,37 @@
         <w:rPr>
           <w:rStyle w:val="FunctionTok"/>
         </w:rPr>
-        <w:t xml:space="preserve">theme_minimal</w:t>
-      </w:r>
-      <w:r>
-        <w:rPr>
-          <w:rStyle w:val="NormalTok"/>
-        </w:rPr>
-        <w:t xml:space="preserve">() </w:t>
+        <w:t xml:space="preserve">theme_regular</w:t>
+      </w:r>
+      <w:r>
+        <w:rPr>
+          <w:rStyle w:val="NormalTok"/>
+        </w:rPr>
+        <w:t xml:space="preserve">(</w:t>
+      </w:r>
+      <w:r>
+        <w:rPr>
+          <w:rStyle w:val="AttributeTok"/>
+        </w:rPr>
+        <w:t xml:space="preserve">base_size =</w:t>
+      </w:r>
+      <w:r>
+        <w:rPr>
+          <w:rStyle w:val="NormalTok"/>
+        </w:rPr>
+        <w:t xml:space="preserve"> </w:t>
+      </w:r>
+      <w:r>
+        <w:rPr>
+          <w:rStyle w:val="DecValTok"/>
+        </w:rPr>
+        <w:t xml:space="preserve">10</w:t>
+      </w:r>
+      <w:r>
+        <w:rPr>
+          <w:rStyle w:val="NormalTok"/>
+        </w:rPr>
+        <w:t xml:space="preserve">) </w:t>
       </w:r>
       <w:r>
         <w:rPr>
@@ -4536,15 +4586,9 @@
       </w:r>
       <w:r>
         <w:rPr>
-          <w:rStyle w:val="FunctionTok"/>
-        </w:rPr>
-        <w:t xml:space="preserve">print</w:t>
-      </w:r>
-      <w:r>
-        <w:rPr>
-          <w:rStyle w:val="NormalTok"/>
-        </w:rPr>
-        <w:t xml:space="preserve">(normality_results)</w:t>
+          <w:rStyle w:val="NormalTok"/>
+        </w:rPr>
+        <w:t xml:space="preserve">normality_results</w:t>
       </w:r>
     </w:p>
     <w:p>
@@ -4650,15 +4694,9 @@
       </w:r>
       <w:r>
         <w:rPr>
-          <w:rStyle w:val="FunctionTok"/>
-        </w:rPr>
-        <w:t xml:space="preserve">print</w:t>
-      </w:r>
-      <w:r>
-        <w:rPr>
-          <w:rStyle w:val="NormalTok"/>
-        </w:rPr>
-        <w:t xml:space="preserve">(levene_result)</w:t>
+          <w:rStyle w:val="NormalTok"/>
+        </w:rPr>
+        <w:t xml:space="preserve">levene_result</w:t>
       </w:r>
     </w:p>
     <w:p>
@@ -4737,18 +4775,18 @@
                 <wp:inline>
                   <wp:extent cx="152400" cy="152400"/>
                   <wp:effectExtent b="0" l="0" r="0" t="0"/>
-                  <wp:docPr descr="" title="" id="18" name="Picture"/>
+                  <wp:docPr descr="" title="" id="22" name="Picture"/>
                   <a:graphic>
                     <a:graphicData uri="http://schemas.openxmlformats.org/drawingml/2006/picture">
                       <pic:pic>
                         <pic:nvPicPr>
-                          <pic:cNvPr descr="/Applications/Positron.app/Contents/Resources/app/quarto/share/formats/docx/tip.png" id="19" name="Picture"/>
+                          <pic:cNvPr descr="/Applications/Positron.app/Contents/Resources/app/quarto/share/formats/docx/tip.png" id="23" name="Picture"/>
                           <pic:cNvPicPr>
                             <a:picLocks noChangeArrowheads="1" noChangeAspect="1"/>
                           </pic:cNvPicPr>
                         </pic:nvPicPr>
                         <pic:blipFill>
-                          <a:blip r:embed="rId11"/>
+                          <a:blip r:embed="rId15"/>
                           <a:stretch>
                             <a:fillRect/>
                           </a:stretch>
@@ -4815,7 +4853,23 @@
               <w:t xml:space="preserve"> </w:t>
             </w:r>
             <w:r>
-              <w:t xml:space="preserve">Rerun the Levene’s test on</w:t>
+              <w:t xml:space="preserve">Rerun Levene’s test on a</w:t>
+            </w:r>
+            <w:r>
+              <w:t xml:space="preserve"> </w:t>
+            </w:r>
+            <w:r>
+              <w:rPr>
+                <w:b/>
+                <w:bCs/>
+              </w:rPr>
+              <w:t xml:space="preserve">different pair of lakes</w:t>
+            </w:r>
+            <w:r>
+              <w:t xml:space="preserve"> </w:t>
+            </w:r>
+            <w:r>
+              <w:t xml:space="preserve">— say</w:t>
             </w:r>
             <w:r>
               <w:t xml:space="preserve"> </w:t>
@@ -4824,13 +4878,13 @@
               <w:rPr>
                 <w:rStyle w:val="VerbatimChar"/>
               </w:rPr>
-              <w:t xml:space="preserve">length_mm ~ lake</w:t>
+              <w:t xml:space="preserve">Toolik</w:t>
             </w:r>
             <w:r>
               <w:t xml:space="preserve"> </w:t>
             </w:r>
             <w:r>
-              <w:t xml:space="preserve">instead of</w:t>
+              <w:t xml:space="preserve">and</w:t>
             </w:r>
             <w:r>
               <w:t xml:space="preserve"> </w:t>
@@ -4839,10 +4893,10 @@
               <w:rPr>
                 <w:rStyle w:val="VerbatimChar"/>
               </w:rPr>
-              <w:t xml:space="preserve">mass_g ~ lake</w:t>
-            </w:r>
-            <w:r>
-              <w:t xml:space="preserve">. Same conclusion?</w:t>
+              <w:t xml:space="preserve">N 01</w:t>
+            </w:r>
+            <w:r>
+              <w:t xml:space="preserve">, which have far more similar sample sizes. Same conclusion?</w:t>
             </w:r>
           </w:p>
           <w:p>
@@ -4876,8 +4930,8 @@
         </w:pict>
       </w:r>
     </w:p>
-    <w:bookmarkEnd w:id="20"/>
-    <w:bookmarkStart w:id="23" w:name="part-4-data-transformations"/>
+    <w:bookmarkEnd w:id="24"/>
+    <w:bookmarkStart w:id="27" w:name="part-4-data-transformations"/>
     <w:p>
       <w:pPr>
         <w:pStyle w:val="Heading1"/>
@@ -5318,13 +5372,37 @@
         <w:rPr>
           <w:rStyle w:val="FunctionTok"/>
         </w:rPr>
-        <w:t xml:space="preserve">theme_minimal</w:t>
-      </w:r>
-      <w:r>
-        <w:rPr>
-          <w:rStyle w:val="NormalTok"/>
-        </w:rPr>
-        <w:t xml:space="preserve">() </w:t>
+        <w:t xml:space="preserve">theme_regular</w:t>
+      </w:r>
+      <w:r>
+        <w:rPr>
+          <w:rStyle w:val="NormalTok"/>
+        </w:rPr>
+        <w:t xml:space="preserve">(</w:t>
+      </w:r>
+      <w:r>
+        <w:rPr>
+          <w:rStyle w:val="AttributeTok"/>
+        </w:rPr>
+        <w:t xml:space="preserve">base_size =</w:t>
+      </w:r>
+      <w:r>
+        <w:rPr>
+          <w:rStyle w:val="NormalTok"/>
+        </w:rPr>
+        <w:t xml:space="preserve"> </w:t>
+      </w:r>
+      <w:r>
+        <w:rPr>
+          <w:rStyle w:val="DecValTok"/>
+        </w:rPr>
+        <w:t xml:space="preserve">10</w:t>
+      </w:r>
+      <w:r>
+        <w:rPr>
+          <w:rStyle w:val="NormalTok"/>
+        </w:rPr>
+        <w:t xml:space="preserve">) </w:t>
       </w:r>
       <w:r>
         <w:rPr>
@@ -5692,13 +5770,37 @@
         <w:rPr>
           <w:rStyle w:val="FunctionTok"/>
         </w:rPr>
-        <w:t xml:space="preserve">theme_minimal</w:t>
-      </w:r>
-      <w:r>
-        <w:rPr>
-          <w:rStyle w:val="NormalTok"/>
-        </w:rPr>
-        <w:t xml:space="preserve">() </w:t>
+        <w:t xml:space="preserve">theme_regular</w:t>
+      </w:r>
+      <w:r>
+        <w:rPr>
+          <w:rStyle w:val="NormalTok"/>
+        </w:rPr>
+        <w:t xml:space="preserve">(</w:t>
+      </w:r>
+      <w:r>
+        <w:rPr>
+          <w:rStyle w:val="AttributeTok"/>
+        </w:rPr>
+        <w:t xml:space="preserve">base_size =</w:t>
+      </w:r>
+      <w:r>
+        <w:rPr>
+          <w:rStyle w:val="NormalTok"/>
+        </w:rPr>
+        <w:t xml:space="preserve"> </w:t>
+      </w:r>
+      <w:r>
+        <w:rPr>
+          <w:rStyle w:val="DecValTok"/>
+        </w:rPr>
+        <w:t xml:space="preserve">10</w:t>
+      </w:r>
+      <w:r>
+        <w:rPr>
+          <w:rStyle w:val="NormalTok"/>
+        </w:rPr>
+        <w:t xml:space="preserve">) </w:t>
       </w:r>
       <w:r>
         <w:rPr>
@@ -6061,44 +6163,38 @@
       </w:r>
       <w:r>
         <w:rPr>
+          <w:rStyle w:val="NormalTok"/>
+        </w:rPr>
+        <w:t xml:space="preserve">log_normality_results</w:t>
+      </w:r>
+      <w:r>
+        <w:br/>
+      </w:r>
+      <w:r>
+        <w:br/>
+      </w:r>
+      <w:r>
+        <w:rPr>
+          <w:rStyle w:val="NormalTok"/>
+        </w:rPr>
+        <w:t xml:space="preserve">levene_log_result </w:t>
+      </w:r>
+      <w:r>
+        <w:rPr>
+          <w:rStyle w:val="OtherTok"/>
+        </w:rPr>
+        <w:t xml:space="preserve">&lt;-</w:t>
+      </w:r>
+      <w:r>
+        <w:rPr>
+          <w:rStyle w:val="NormalTok"/>
+        </w:rPr>
+        <w:t xml:space="preserve"> </w:t>
+      </w:r>
+      <w:r>
+        <w:rPr>
           <w:rStyle w:val="FunctionTok"/>
         </w:rPr>
-        <w:t xml:space="preserve">print</w:t>
-      </w:r>
-      <w:r>
-        <w:rPr>
-          <w:rStyle w:val="NormalTok"/>
-        </w:rPr>
-        <w:t xml:space="preserve">(log_normality_results)</w:t>
-      </w:r>
-      <w:r>
-        <w:br/>
-      </w:r>
-      <w:r>
-        <w:br/>
-      </w:r>
-      <w:r>
-        <w:rPr>
-          <w:rStyle w:val="NormalTok"/>
-        </w:rPr>
-        <w:t xml:space="preserve">levene_log_result </w:t>
-      </w:r>
-      <w:r>
-        <w:rPr>
-          <w:rStyle w:val="OtherTok"/>
-        </w:rPr>
-        <w:t xml:space="preserve">&lt;-</w:t>
-      </w:r>
-      <w:r>
-        <w:rPr>
-          <w:rStyle w:val="NormalTok"/>
-        </w:rPr>
-        <w:t xml:space="preserve"> </w:t>
-      </w:r>
-      <w:r>
-        <w:rPr>
-          <w:rStyle w:val="FunctionTok"/>
-        </w:rPr>
         <w:t xml:space="preserve">leveneTest</w:t>
       </w:r>
       <w:r>
@@ -6136,15 +6232,9 @@
       </w:r>
       <w:r>
         <w:rPr>
-          <w:rStyle w:val="FunctionTok"/>
-        </w:rPr>
-        <w:t xml:space="preserve">print</w:t>
-      </w:r>
-      <w:r>
-        <w:rPr>
-          <w:rStyle w:val="NormalTok"/>
-        </w:rPr>
-        <w:t xml:space="preserve">(levene_log_result)</w:t>
+          <w:rStyle w:val="NormalTok"/>
+        </w:rPr>
+        <w:t xml:space="preserve">levene_log_result</w:t>
       </w:r>
     </w:p>
     <w:p>
@@ -6223,18 +6313,18 @@
                 <wp:inline>
                   <wp:extent cx="152400" cy="152400"/>
                   <wp:effectExtent b="0" l="0" r="0" t="0"/>
-                  <wp:docPr descr="" title="" id="21" name="Picture"/>
+                  <wp:docPr descr="" title="" id="25" name="Picture"/>
                   <a:graphic>
                     <a:graphicData uri="http://schemas.openxmlformats.org/drawingml/2006/picture">
                       <pic:pic>
                         <pic:nvPicPr>
-                          <pic:cNvPr descr="/Applications/Positron.app/Contents/Resources/app/quarto/share/formats/docx/tip.png" id="22" name="Picture"/>
+                          <pic:cNvPr descr="/Applications/Positron.app/Contents/Resources/app/quarto/share/formats/docx/tip.png" id="26" name="Picture"/>
                           <pic:cNvPicPr>
                             <a:picLocks noChangeArrowheads="1" noChangeAspect="1"/>
                           </pic:cNvPicPr>
                         </pic:nvPicPr>
                         <pic:blipFill>
-                          <a:blip r:embed="rId11"/>
+                          <a:blip r:embed="rId15"/>
                           <a:stretch>
                             <a:fillRect/>
                           </a:stretch>
@@ -6344,8 +6434,8 @@
         </w:pict>
       </w:r>
     </w:p>
-    <w:bookmarkEnd w:id="23"/>
-    <w:bookmarkStart w:id="29" w:name="part-5-running-the-tests"/>
+    <w:bookmarkEnd w:id="27"/>
+    <w:bookmarkStart w:id="33" w:name="part-5-running-the-tests"/>
     <w:p>
       <w:pPr>
         <w:pStyle w:val="Heading1"/>
@@ -6539,15 +6629,9 @@
       </w:r>
       <w:r>
         <w:rPr>
-          <w:rStyle w:val="FunctionTok"/>
-        </w:rPr>
-        <w:t xml:space="preserve">print</w:t>
-      </w:r>
-      <w:r>
-        <w:rPr>
-          <w:rStyle w:val="NormalTok"/>
-        </w:rPr>
-        <w:t xml:space="preserve">(t_test_result)</w:t>
+          <w:rStyle w:val="NormalTok"/>
+        </w:rPr>
+        <w:t xml:space="preserve">t_test_result</w:t>
       </w:r>
     </w:p>
     <w:p>
@@ -6727,15 +6811,9 @@
       </w:r>
       <w:r>
         <w:rPr>
-          <w:rStyle w:val="FunctionTok"/>
-        </w:rPr>
-        <w:t xml:space="preserve">print</w:t>
-      </w:r>
-      <w:r>
-        <w:rPr>
-          <w:rStyle w:val="NormalTok"/>
-        </w:rPr>
-        <w:t xml:space="preserve">(log_t_test_result)</w:t>
+          <w:rStyle w:val="NormalTok"/>
+        </w:rPr>
+        <w:t xml:space="preserve">log_t_test_result</w:t>
       </w:r>
     </w:p>
     <w:tbl>
@@ -6779,18 +6857,18 @@
                 <wp:inline>
                   <wp:extent cx="152400" cy="152400"/>
                   <wp:effectExtent b="0" l="0" r="0" t="0"/>
-                  <wp:docPr descr="" title="" id="25" name="Picture"/>
+                  <wp:docPr descr="" title="" id="29" name="Picture"/>
                   <a:graphic>
                     <a:graphicData uri="http://schemas.openxmlformats.org/drawingml/2006/picture">
                       <pic:pic>
                         <pic:nvPicPr>
-                          <pic:cNvPr descr="/Applications/Positron.app/Contents/Resources/app/quarto/share/formats/docx/note.png" id="26" name="Picture"/>
+                          <pic:cNvPr descr="/Applications/Positron.app/Contents/Resources/app/quarto/share/formats/docx/note.png" id="30" name="Picture"/>
                           <pic:cNvPicPr>
                             <a:picLocks noChangeArrowheads="1" noChangeAspect="1"/>
                           </pic:cNvPicPr>
                         </pic:nvPicPr>
                         <pic:blipFill>
-                          <a:blip r:embed="rId24"/>
+                          <a:blip r:embed="rId28"/>
                           <a:stretch>
                             <a:fillRect/>
                           </a:stretch>
@@ -7937,13 +8015,37 @@
         <w:rPr>
           <w:rStyle w:val="FunctionTok"/>
         </w:rPr>
-        <w:t xml:space="preserve">theme_minimal</w:t>
-      </w:r>
-      <w:r>
-        <w:rPr>
-          <w:rStyle w:val="NormalTok"/>
-        </w:rPr>
-        <w:t xml:space="preserve">() </w:t>
+        <w:t xml:space="preserve">theme_regular</w:t>
+      </w:r>
+      <w:r>
+        <w:rPr>
+          <w:rStyle w:val="NormalTok"/>
+        </w:rPr>
+        <w:t xml:space="preserve">(</w:t>
+      </w:r>
+      <w:r>
+        <w:rPr>
+          <w:rStyle w:val="AttributeTok"/>
+        </w:rPr>
+        <w:t xml:space="preserve">base_size =</w:t>
+      </w:r>
+      <w:r>
+        <w:rPr>
+          <w:rStyle w:val="NormalTok"/>
+        </w:rPr>
+        <w:t xml:space="preserve"> </w:t>
+      </w:r>
+      <w:r>
+        <w:rPr>
+          <w:rStyle w:val="DecValTok"/>
+        </w:rPr>
+        <w:t xml:space="preserve">10</w:t>
+      </w:r>
+      <w:r>
+        <w:rPr>
+          <w:rStyle w:val="NormalTok"/>
+        </w:rPr>
+        <w:t xml:space="preserve">) </w:t>
       </w:r>
       <w:r>
         <w:rPr>
@@ -8183,15 +8285,9 @@
       </w:r>
       <w:r>
         <w:rPr>
-          <w:rStyle w:val="FunctionTok"/>
-        </w:rPr>
-        <w:t xml:space="preserve">print</w:t>
-      </w:r>
-      <w:r>
-        <w:rPr>
-          <w:rStyle w:val="NormalTok"/>
-        </w:rPr>
-        <w:t xml:space="preserve">(welch_test_result)</w:t>
+          <w:rStyle w:val="NormalTok"/>
+        </w:rPr>
+        <w:t xml:space="preserve">welch_test_result</w:t>
       </w:r>
     </w:p>
     <w:p>
@@ -8346,15 +8442,9 @@
       </w:r>
       <w:r>
         <w:rPr>
-          <w:rStyle w:val="FunctionTok"/>
-        </w:rPr>
-        <w:t xml:space="preserve">print</w:t>
-      </w:r>
-      <w:r>
-        <w:rPr>
-          <w:rStyle w:val="NormalTok"/>
-        </w:rPr>
-        <w:t xml:space="preserve">(wilcox_test_result)</w:t>
+          <w:rStyle w:val="NormalTok"/>
+        </w:rPr>
+        <w:t xml:space="preserve">wilcox_test_result</w:t>
       </w:r>
     </w:p>
     <w:p>
@@ -8938,15 +9028,9 @@
       </w:r>
       <w:r>
         <w:rPr>
-          <w:rStyle w:val="FunctionTok"/>
-        </w:rPr>
-        <w:t xml:space="preserve">print</w:t>
-      </w:r>
-      <w:r>
-        <w:rPr>
-          <w:rStyle w:val="NormalTok"/>
-        </w:rPr>
-        <w:t xml:space="preserve">(perm_test_result)</w:t>
+          <w:rStyle w:val="NormalTok"/>
+        </w:rPr>
+        <w:t xml:space="preserve">perm_test_result</w:t>
       </w:r>
     </w:p>
     <w:p>
@@ -8998,18 +9082,18 @@
                 <wp:inline>
                   <wp:extent cx="152400" cy="152400"/>
                   <wp:effectExtent b="0" l="0" r="0" t="0"/>
-                  <wp:docPr descr="" title="" id="27" name="Picture"/>
+                  <wp:docPr descr="" title="" id="31" name="Picture"/>
                   <a:graphic>
                     <a:graphicData uri="http://schemas.openxmlformats.org/drawingml/2006/picture">
                       <pic:pic>
                         <pic:nvPicPr>
-                          <pic:cNvPr descr="/Applications/Positron.app/Contents/Resources/app/quarto/share/formats/docx/tip.png" id="28" name="Picture"/>
+                          <pic:cNvPr descr="/Applications/Positron.app/Contents/Resources/app/quarto/share/formats/docx/tip.png" id="32" name="Picture"/>
                           <pic:cNvPicPr>
                             <a:picLocks noChangeArrowheads="1" noChangeAspect="1"/>
                           </pic:cNvPicPr>
                         </pic:nvPicPr>
                         <pic:blipFill>
-                          <a:blip r:embed="rId11"/>
+                          <a:blip r:embed="rId15"/>
                           <a:stretch>
                             <a:fillRect/>
                           </a:stretch>
@@ -9137,8 +9221,8 @@
         </w:pict>
       </w:r>
     </w:p>
-    <w:bookmarkEnd w:id="29"/>
-    <w:bookmarkStart w:id="32" w:name="part-6-comparing-all-results"/>
+    <w:bookmarkEnd w:id="33"/>
+    <w:bookmarkStart w:id="36" w:name="part-6-comparing-all-results"/>
     <w:p>
       <w:pPr>
         <w:pStyle w:val="Heading1"/>
@@ -10315,13 +10399,37 @@
         <w:rPr>
           <w:rStyle w:val="FunctionTok"/>
         </w:rPr>
-        <w:t xml:space="preserve">theme_minimal</w:t>
-      </w:r>
-      <w:r>
-        <w:rPr>
-          <w:rStyle w:val="NormalTok"/>
-        </w:rPr>
-        <w:t xml:space="preserve">() </w:t>
+        <w:t xml:space="preserve">theme_regular</w:t>
+      </w:r>
+      <w:r>
+        <w:rPr>
+          <w:rStyle w:val="NormalTok"/>
+        </w:rPr>
+        <w:t xml:space="preserve">(</w:t>
+      </w:r>
+      <w:r>
+        <w:rPr>
+          <w:rStyle w:val="AttributeTok"/>
+        </w:rPr>
+        <w:t xml:space="preserve">base_size =</w:t>
+      </w:r>
+      <w:r>
+        <w:rPr>
+          <w:rStyle w:val="NormalTok"/>
+        </w:rPr>
+        <w:t xml:space="preserve"> </w:t>
+      </w:r>
+      <w:r>
+        <w:rPr>
+          <w:rStyle w:val="DecValTok"/>
+        </w:rPr>
+        <w:t xml:space="preserve">10</w:t>
+      </w:r>
+      <w:r>
+        <w:rPr>
+          <w:rStyle w:val="NormalTok"/>
+        </w:rPr>
+        <w:t xml:space="preserve">) </w:t>
       </w:r>
       <w:r>
         <w:rPr>
@@ -10622,18 +10730,18 @@
                 <wp:inline>
                   <wp:extent cx="152400" cy="152400"/>
                   <wp:effectExtent b="0" l="0" r="0" t="0"/>
-                  <wp:docPr descr="" title="" id="30" name="Picture"/>
+                  <wp:docPr descr="" title="" id="34" name="Picture"/>
                   <a:graphic>
                     <a:graphicData uri="http://schemas.openxmlformats.org/drawingml/2006/picture">
                       <pic:pic>
                         <pic:nvPicPr>
-                          <pic:cNvPr descr="/Applications/Positron.app/Contents/Resources/app/quarto/share/formats/docx/tip.png" id="31" name="Picture"/>
+                          <pic:cNvPr descr="/Applications/Positron.app/Contents/Resources/app/quarto/share/formats/docx/tip.png" id="35" name="Picture"/>
                           <pic:cNvPicPr>
                             <a:picLocks noChangeArrowheads="1" noChangeAspect="1"/>
                           </pic:cNvPicPr>
                         </pic:nvPicPr>
                         <pic:blipFill>
-                          <a:blip r:embed="rId11"/>
+                          <a:blip r:embed="rId15"/>
                           <a:stretch>
                             <a:fillRect/>
                           </a:stretch>
@@ -10758,595 +10866,15 @@
         </w:pict>
       </w:r>
     </w:p>
-    <w:bookmarkEnd w:id="32"/>
-    <w:bookmarkStart w:id="35" w:name="conclusion"/>
+    <w:bookmarkEnd w:id="36"/>
+    <w:bookmarkStart w:id="42" w:name="X9b12e4ae779a26c3fc67d934c274e691bfa1a61"/>
     <w:p>
       <w:pPr>
         <w:pStyle w:val="Heading1"/>
       </w:pPr>
       <w:r>
-        <w:t xml:space="preserve">Conclusion</w:t>
-      </w:r>
-    </w:p>
-    <w:p>
-      <w:pPr>
-        <w:pStyle w:val="FirstParagraph"/>
-      </w:pPr>
-      <w:r>
-        <w:t xml:space="preserve">This analysis demonstrates several approaches to comparing mass between lake trout populations. The choice of statistical test depends on whether your data meets the assumptions of parametric tests. When assumptions are violated:</w:t>
-      </w:r>
-    </w:p>
-    <w:p>
-      <w:pPr>
-        <w:pStyle w:val="Compact"/>
-        <w:numPr>
-          <w:ilvl w:val="0"/>
-          <w:numId w:val="1003"/>
-        </w:numPr>
-      </w:pPr>
-      <w:r>
-        <w:t xml:space="preserve">Try transforming the data (e.g., log transformation)</w:t>
-      </w:r>
-    </w:p>
-    <w:p>
-      <w:pPr>
-        <w:pStyle w:val="Compact"/>
-        <w:numPr>
-          <w:ilvl w:val="0"/>
-          <w:numId w:val="1003"/>
-        </w:numPr>
-      </w:pPr>
-      <w:r>
-        <w:t xml:space="preserve">Use Welch’s t-test if variances are unequal</w:t>
-      </w:r>
-    </w:p>
-    <w:p>
-      <w:pPr>
-        <w:pStyle w:val="Compact"/>
-        <w:numPr>
-          <w:ilvl w:val="0"/>
-          <w:numId w:val="1003"/>
-        </w:numPr>
-      </w:pPr>
-      <w:r>
-        <w:t xml:space="preserve">Use non-parametric tests (Mann-Whitney or permutation tests) if data remains non-normal</w:t>
-      </w:r>
-    </w:p>
-    <w:p>
-      <w:pPr>
-        <w:pStyle w:val="FirstParagraph"/>
-      </w:pPr>
-      <w:r>
-        <w:t xml:space="preserve">All methods have strengths and limitations, and consistency of results across methods can strengthen your conclusions.</w:t>
-      </w:r>
-    </w:p>
-    <w:tbl>
-      <w:tblPr>
-        <w:tblStyle w:val="Table"/>
-        <w:tblLook w:firstRow="0" w:lastRow="0" w:firstColumn="0" w:lastColumn="0" w:noHBand="0" w:noVBand="0" w:val="0000"/>
-        <w:tblBorders>
-          <w:top w:val="single" w:sz="4" w:space="0" w:color="0758E5"/>
-          <w:left w:val="single" w:sz="24" w:space="0" w:color="0758E5"/>
-          <w:bottom w:val="single" w:sz="4" w:space="0" w:color="0758E5"/>
-          <w:right w:val="single" w:sz="4" w:space="0" w:color="0758E5"/>
-        </w:tblBorders>
-        <w:tblCellMar>
-          <w:left w:w="144" w:type="dxa"/>
-          <w:right w:w="144" w:type="dxa"/>
-        </w:tblCellMar>
-        <w:tblLook w:firstRow="0" w:lastRow="0" w:firstColumn="0" w:lastColumn="0" w:noHBand="0" w:noVBand="0" w:val="0000"/>
-      </w:tblPr>
-      <w:tr>
-        <w:trPr>
-          <w:cantSplit/>
-        </w:trPr>
-        <w:tc>
-          <w:tcPr>
-            <w:shd w:color="auto" w:fill="dae6fb" w:val="clear"/>
-            <w:tcMar>
-              <w:top w:w="92" w:type="dxa"/>
-              <w:bottom w:w="92" w:type="dxa"/>
-            </w:tcMar>
-          </w:tcPr>
-          <w:p>
-            <w:pPr>
-              <w:pStyle w:val="BodyText"/>
-            </w:pPr>
-            <w:pPr>
-              <w:spacing w:before="0" w:after="0"/>
-              <w:textAlignment w:val="center"/>
-            </w:pPr>
-            <w:r>
-              <w:drawing>
-                <wp:inline>
-                  <wp:extent cx="152400" cy="152400"/>
-                  <wp:effectExtent b="0" l="0" r="0" t="0"/>
-                  <wp:docPr descr="" title="" id="33" name="Picture"/>
-                  <a:graphic>
-                    <a:graphicData uri="http://schemas.openxmlformats.org/drawingml/2006/picture">
-                      <pic:pic>
-                        <pic:nvPicPr>
-                          <pic:cNvPr descr="/Applications/Positron.app/Contents/Resources/app/quarto/share/formats/docx/note.png" id="34" name="Picture"/>
-                          <pic:cNvPicPr>
-                            <a:picLocks noChangeArrowheads="1" noChangeAspect="1"/>
-                          </pic:cNvPicPr>
-                        </pic:nvPicPr>
-                        <pic:blipFill>
-                          <a:blip r:embed="rId24"/>
-                          <a:stretch>
-                            <a:fillRect/>
-                          </a:stretch>
-                        </pic:blipFill>
-                        <pic:spPr bwMode="auto">
-                          <a:xfrm>
-                            <a:off x="0" y="0"/>
-                            <a:ext cx="152400" cy="152400"/>
-                          </a:xfrm>
-                          <a:prstGeom prst="rect">
-                            <a:avLst/>
-                          </a:prstGeom>
-                          <a:noFill/>
-                          <a:ln w="9525">
-                            <a:noFill/>
-                            <a:headEnd/>
-                            <a:tailEnd/>
-                          </a:ln>
-                        </pic:spPr>
-                      </pic:pic>
-                    </a:graphicData>
-                  </a:graphic>
-                </wp:inline>
-              </w:drawing>
-            </w:r>
-            <w:r>
-              <w:t xml:space="preserve"> </w:t>
-            </w:r>
-            <w:r>
-              <w:t xml:space="preserve"> </w:t>
-            </w:r>
-            <w:r>
-              <w:t xml:space="preserve">Note</w:t>
-            </w:r>
-          </w:p>
-        </w:tc>
-      </w:tr>
-      <w:tr>
-        <w:trPr>
-          <w:cantSplit/>
-        </w:trPr>
-        <w:tc>
-          <w:tcPr>
-            <w:tcMar>
-              <w:top w:w="108" w:type="dxa"/>
-              <w:bottom w:w="108" w:type="dxa"/>
-            </w:tcMar>
-          </w:tcPr>
-          <w:p>
-            <w:pPr>
-              <w:pStyle w:val="BodyText"/>
-            </w:pPr>
-            <w:pPr>
-              <w:spacing w:before="16"/>
-            </w:pPr>
-            <w:r>
-              <w:rPr>
-                <w:b/>
-                <w:bCs/>
-              </w:rPr>
-              <w:t xml:space="preserve">When to use each test</w:t>
-            </w:r>
-          </w:p>
-          <w:p>
-            <w:pPr>
-              <w:pStyle w:val="Compact"/>
-              <w:numPr>
-                <w:ilvl w:val="0"/>
-                <w:numId w:val="1004"/>
-              </w:numPr>
-            </w:pPr>
-            <w:r>
-              <w:rPr>
-                <w:b/>
-                <w:bCs/>
-              </w:rPr>
-              <w:t xml:space="preserve">Standard t-test:</w:t>
-            </w:r>
-            <w:r>
-              <w:t xml:space="preserve"> </w:t>
-            </w:r>
-            <w:r>
-              <w:t xml:space="preserve">data is normally distributed with equal variances</w:t>
-            </w:r>
-          </w:p>
-          <w:p>
-            <w:pPr>
-              <w:pStyle w:val="Compact"/>
-              <w:numPr>
-                <w:ilvl w:val="0"/>
-                <w:numId w:val="1004"/>
-              </w:numPr>
-            </w:pPr>
-            <w:r>
-              <w:rPr>
-                <w:b/>
-                <w:bCs/>
-              </w:rPr>
-              <w:t xml:space="preserve">Log-transformed t-test:</w:t>
-            </w:r>
-            <w:r>
-              <w:t xml:space="preserve"> </w:t>
-            </w:r>
-            <w:r>
-              <w:t xml:space="preserve">raw data is skewed but log-transformation achieves normality</w:t>
-            </w:r>
-          </w:p>
-          <w:p>
-            <w:pPr>
-              <w:pStyle w:val="Compact"/>
-              <w:numPr>
-                <w:ilvl w:val="0"/>
-                <w:numId w:val="1004"/>
-              </w:numPr>
-            </w:pPr>
-            <w:r>
-              <w:rPr>
-                <w:b/>
-                <w:bCs/>
-              </w:rPr>
-              <w:t xml:space="preserve">Welch’s t-test:</w:t>
-            </w:r>
-            <w:r>
-              <w:t xml:space="preserve"> </w:t>
-            </w:r>
-            <w:r>
-              <w:t xml:space="preserve">variances are unequal</w:t>
-            </w:r>
-          </w:p>
-          <w:p>
-            <w:pPr>
-              <w:pStyle w:val="Compact"/>
-              <w:numPr>
-                <w:ilvl w:val="0"/>
-                <w:numId w:val="1004"/>
-              </w:numPr>
-            </w:pPr>
-            <w:r>
-              <w:rPr>
-                <w:b/>
-                <w:bCs/>
-              </w:rPr>
-              <w:t xml:space="preserve">Mann-Whitney Wilcoxon test:</w:t>
-            </w:r>
-            <w:r>
-              <w:t xml:space="preserve"> </w:t>
-            </w:r>
-            <w:r>
-              <w:t xml:space="preserve">data is not normal and cannot be transformed to normality</w:t>
-            </w:r>
-          </w:p>
-          <w:p>
-            <w:pPr>
-              <w:pStyle w:val="Compact"/>
-              <w:numPr>
-                <w:ilvl w:val="0"/>
-                <w:numId w:val="1004"/>
-              </w:numPr>
-            </w:pPr>
-            <w:r>
-              <w:rPr>
-                <w:b/>
-                <w:bCs/>
-              </w:rPr>
-              <w:t xml:space="preserve">Permutation test:</w:t>
-            </w:r>
-            <w:r>
-              <w:t xml:space="preserve"> </w:t>
-            </w:r>
-            <w:r>
-              <w:t xml:space="preserve">sample sizes are small, or assumptions cannot be met</w:t>
-            </w:r>
-          </w:p>
-          <w:p/>
-        </w:tc>
-      </w:tr>
-    </w:tbl>
-    <w:bookmarkEnd w:id="35"/>
-    <w:bookmarkStart w:id="38" w:name="review-and-checkpoint"/>
-    <w:p>
-      <w:pPr>
-        <w:pStyle w:val="Heading1"/>
-      </w:pPr>
-      <w:r>
-        <w:t xml:space="preserve">Review and checkpoint</w:t>
-      </w:r>
-    </w:p>
-    <w:p>
-      <w:pPr>
-        <w:pStyle w:val="FirstParagraph"/>
-      </w:pPr>
-      <w:r>
-        <w:t xml:space="preserve">At this point you can:</w:t>
-      </w:r>
-    </w:p>
-    <w:p>
-      <w:pPr>
-        <w:pStyle w:val="Compact"/>
-        <w:numPr>
-          <w:ilvl w:val="0"/>
-          <w:numId w:val="1005"/>
-        </w:numPr>
-      </w:pPr>
-      <w:r>
-        <w:t xml:space="preserve">Test normality with histograms, QQ plots, and the Shapiro-Wilk test</w:t>
-      </w:r>
-    </w:p>
-    <w:p>
-      <w:pPr>
-        <w:pStyle w:val="Compact"/>
-        <w:numPr>
-          <w:ilvl w:val="0"/>
-          <w:numId w:val="1006"/>
-        </w:numPr>
-      </w:pPr>
-      <w:r>
-        <w:t xml:space="preserve">Test equal variance with Levene’s test</w:t>
-      </w:r>
-    </w:p>
-    <w:p>
-      <w:pPr>
-        <w:pStyle w:val="Compact"/>
-        <w:numPr>
-          <w:ilvl w:val="0"/>
-          <w:numId w:val="1007"/>
-        </w:numPr>
-      </w:pPr>
-      <w:r>
-        <w:t xml:space="preserve">Apply and evaluate a log transformation, including back-transforming to a geometric mean</w:t>
-      </w:r>
-    </w:p>
-    <w:p>
-      <w:pPr>
-        <w:pStyle w:val="Compact"/>
-        <w:numPr>
-          <w:ilvl w:val="0"/>
-          <w:numId w:val="1008"/>
-        </w:numPr>
-      </w:pPr>
-      <w:r>
-        <w:t xml:space="preserve">Run and interpret a standard t-test, Welch’s t-test, Mann-Whitney Wilcoxon test, and permutation test</w:t>
-      </w:r>
-    </w:p>
-    <w:p>
-      <w:pPr>
-        <w:pStyle w:val="Compact"/>
-        <w:numPr>
-          <w:ilvl w:val="0"/>
-          <w:numId w:val="1009"/>
-        </w:numPr>
-      </w:pPr>
-      <w:r>
-        <w:t xml:space="preserve">Compare results across test types and explain when to reach for each one</w:t>
-      </w:r>
-    </w:p>
-    <w:tbl>
-      <w:tblPr>
-        <w:tblStyle w:val="Table"/>
-        <w:tblLook w:firstRow="0" w:lastRow="0" w:firstColumn="0" w:lastColumn="0" w:noHBand="0" w:noVBand="0" w:val="0000"/>
-        <w:tblBorders>
-          <w:top w:val="single" w:sz="4" w:space="0" w:color="0758E5"/>
-          <w:left w:val="single" w:sz="24" w:space="0" w:color="0758E5"/>
-          <w:bottom w:val="single" w:sz="4" w:space="0" w:color="0758E5"/>
-          <w:right w:val="single" w:sz="4" w:space="0" w:color="0758E5"/>
-        </w:tblBorders>
-        <w:tblCellMar>
-          <w:left w:w="144" w:type="dxa"/>
-          <w:right w:w="144" w:type="dxa"/>
-        </w:tblCellMar>
-        <w:tblLook w:firstRow="0" w:lastRow="0" w:firstColumn="0" w:lastColumn="0" w:noHBand="0" w:noVBand="0" w:val="0000"/>
-      </w:tblPr>
-      <w:tr>
-        <w:trPr>
-          <w:cantSplit/>
-        </w:trPr>
-        <w:tc>
-          <w:tcPr>
-            <w:shd w:color="auto" w:fill="dae6fb" w:val="clear"/>
-            <w:tcMar>
-              <w:top w:w="92" w:type="dxa"/>
-              <w:bottom w:w="92" w:type="dxa"/>
-            </w:tcMar>
-          </w:tcPr>
-          <w:p>
-            <w:pPr>
-              <w:pStyle w:val="FirstParagraph"/>
-            </w:pPr>
-            <w:pPr>
-              <w:spacing w:before="0" w:after="0"/>
-              <w:textAlignment w:val="center"/>
-            </w:pPr>
-            <w:r>
-              <w:drawing>
-                <wp:inline>
-                  <wp:extent cx="152400" cy="152400"/>
-                  <wp:effectExtent b="0" l="0" r="0" t="0"/>
-                  <wp:docPr descr="" title="" id="36" name="Picture"/>
-                  <a:graphic>
-                    <a:graphicData uri="http://schemas.openxmlformats.org/drawingml/2006/picture">
-                      <pic:pic>
-                        <pic:nvPicPr>
-                          <pic:cNvPr descr="/Applications/Positron.app/Contents/Resources/app/quarto/share/formats/docx/note.png" id="37" name="Picture"/>
-                          <pic:cNvPicPr>
-                            <a:picLocks noChangeArrowheads="1" noChangeAspect="1"/>
-                          </pic:cNvPicPr>
-                        </pic:nvPicPr>
-                        <pic:blipFill>
-                          <a:blip r:embed="rId24"/>
-                          <a:stretch>
-                            <a:fillRect/>
-                          </a:stretch>
-                        </pic:blipFill>
-                        <pic:spPr bwMode="auto">
-                          <a:xfrm>
-                            <a:off x="0" y="0"/>
-                            <a:ext cx="152400" cy="152400"/>
-                          </a:xfrm>
-                          <a:prstGeom prst="rect">
-                            <a:avLst/>
-                          </a:prstGeom>
-                          <a:noFill/>
-                          <a:ln w="9525">
-                            <a:noFill/>
-                            <a:headEnd/>
-                            <a:tailEnd/>
-                          </a:ln>
-                        </pic:spPr>
-                      </pic:pic>
-                    </a:graphicData>
-                  </a:graphic>
-                </wp:inline>
-              </w:drawing>
-            </w:r>
-            <w:r>
-              <w:t xml:space="preserve"> </w:t>
-            </w:r>
-            <w:r>
-              <w:t xml:space="preserve"> </w:t>
-            </w:r>
-            <w:r>
-              <w:t xml:space="preserve">Note</w:t>
-            </w:r>
-          </w:p>
-        </w:tc>
-      </w:tr>
-      <w:tr>
-        <w:trPr>
-          <w:cantSplit/>
-        </w:trPr>
-        <w:tc>
-          <w:tcPr>
-            <w:tcMar>
-              <w:top w:w="108" w:type="dxa"/>
-              <w:bottom w:w="108" w:type="dxa"/>
-            </w:tcMar>
-          </w:tcPr>
-          <w:p>
-            <w:pPr>
-              <w:pStyle w:val="BodyText"/>
-            </w:pPr>
-            <w:pPr>
-              <w:spacing w:before="16"/>
-            </w:pPr>
-            <w:r>
-              <w:rPr>
-                <w:b/>
-                <w:bCs/>
-              </w:rPr>
-              <w:t xml:space="preserve">📤 What to turn in before next class</w:t>
-            </w:r>
-          </w:p>
-          <w:p>
-            <w:pPr>
-              <w:pStyle w:val="BodyText"/>
-            </w:pPr>
-            <w:r>
-              <w:t xml:space="preserve">Upload both of these to the course management system:</w:t>
-            </w:r>
-          </w:p>
-          <w:p>
-            <w:pPr>
-              <w:pStyle w:val="Compact"/>
-              <w:numPr>
-                <w:ilvl w:val="0"/>
-                <w:numId w:val="1010"/>
-              </w:numPr>
-            </w:pPr>
-            <w:r>
-              <w:t xml:space="preserve">Your code — the</w:t>
-            </w:r>
-            <w:r>
-              <w:t xml:space="preserve"> </w:t>
-            </w:r>
-            <w:r>
-              <w:rPr>
-                <w:rStyle w:val="VerbatimChar"/>
-              </w:rPr>
-              <w:t xml:space="preserve">scripts/</w:t>
-            </w:r>
-            <w:r>
-              <w:t xml:space="preserve"> </w:t>
-            </w:r>
-            <w:r>
-              <w:t xml:space="preserve">folder (or just</w:t>
-            </w:r>
-            <w:r>
-              <w:t xml:space="preserve"> </w:t>
-            </w:r>
-            <w:r>
-              <w:rPr>
-                <w:rStyle w:val="VerbatimChar"/>
-              </w:rPr>
-              <w:t xml:space="preserve">08_nonparametric_t_tests.R</w:t>
-            </w:r>
-            <w:r>
-              <w:t xml:space="preserve">)</w:t>
-            </w:r>
-          </w:p>
-          <w:p>
-            <w:pPr>
-              <w:pStyle w:val="Compact"/>
-              <w:numPr>
-                <w:ilvl w:val="0"/>
-                <w:numId w:val="1010"/>
-              </w:numPr>
-            </w:pPr>
-            <w:r>
-              <w:t xml:space="preserve">This worksheet, with your written answers</w:t>
-            </w:r>
-          </w:p>
-          <w:p/>
-        </w:tc>
-      </w:tr>
-    </w:tbl>
-    <w:p>
-      <w:r>
-        <w:pict>
-          <v:rect style="width:0;height:1.5pt" o:hralign="center" o:hrstd="t" o:hr="t"/>
-        </w:pict>
-      </w:r>
-    </w:p>
-    <w:bookmarkEnd w:id="38"/>
-    <w:bookmarkStart w:id="46" w:name="X56081abb4972b59e5859394c42175be731336b8"/>
-    <w:p>
-      <w:pPr>
-        <w:pStyle w:val="Heading1"/>
-      </w:pPr>
-      <w:r>
-        <w:t xml:space="preserve">Part 6b · Our Pine Needles, the Non-Parametric Way</w:t>
-      </w:r>
-    </w:p>
-    <w:p>
-      <w:pPr>
-        <w:pStyle w:val="FirstParagraph"/>
-      </w:pPr>
-      <w:hyperlink r:id="rId39">
-        <w:r>
-          <w:rPr>
-            <w:rStyle w:val="Hyperlink"/>
-          </w:rPr>
-          <w:t xml:space="preserve">📥 Download the data (.csv)</w:t>
-        </w:r>
-      </w:hyperlink>
-      <w:r>
-        <w:t xml:space="preserve"> </w:t>
-      </w:r>
-      <w:hyperlink r:id="rId40">
-        <w:r>
-          <w:rPr>
-            <w:rStyle w:val="Hyperlink"/>
-          </w:rPr>
-          <w:t xml:space="preserve">📥 Download the data (.xlsx)</w:t>
-        </w:r>
-      </w:hyperlink>
+        <w:t xml:space="preserve">Part 7 · Our Pine Needles, the Non-Parametric Way</w:t>
+      </w:r>
     </w:p>
     <w:tbl>
       <w:tblPr>
@@ -11378,7 +10906,7 @@
           </w:tcPr>
           <w:p>
             <w:pPr>
-              <w:pStyle w:val="BodyText"/>
+              <w:pStyle w:val="FirstParagraph"/>
             </w:pPr>
             <w:pPr>
               <w:spacing w:before="0" w:after="0"/>
@@ -11389,18 +10917,18 @@
                 <wp:inline>
                   <wp:extent cx="152400" cy="152400"/>
                   <wp:effectExtent b="0" l="0" r="0" t="0"/>
-                  <wp:docPr descr="" title="" id="42" name="Picture"/>
+                  <wp:docPr descr="" title="" id="38" name="Picture"/>
                   <a:graphic>
                     <a:graphicData uri="http://schemas.openxmlformats.org/drawingml/2006/picture">
                       <pic:pic>
                         <pic:nvPicPr>
-                          <pic:cNvPr descr="/Applications/Positron.app/Contents/Resources/app/quarto/share/formats/docx/important.png" id="43" name="Picture"/>
+                          <pic:cNvPr descr="/Applications/Positron.app/Contents/Resources/app/quarto/share/formats/docx/important.png" id="39" name="Picture"/>
                           <pic:cNvPicPr>
                             <a:picLocks noChangeArrowheads="1" noChangeAspect="1"/>
                           </pic:cNvPicPr>
                         </pic:nvPicPr>
                         <pic:blipFill>
-                          <a:blip r:embed="rId41"/>
+                          <a:blip r:embed="rId37"/>
                           <a:stretch>
                             <a:fillRect/>
                           </a:stretch>
@@ -11775,7 +11303,7 @@
               <w:spacing w:after="16"/>
             </w:pPr>
             <w:r>
-              <w:t xml:space="preserve">After you read the file in, run</w:t>
+              <w:t xml:space="preserve">After you read the file in, click</w:t>
             </w:r>
             <w:r>
               <w:t xml:space="preserve"> </w:t>
@@ -11784,19 +11312,35 @@
               <w:rPr>
                 <w:rStyle w:val="VerbatimChar"/>
               </w:rPr>
-              <w:t xml:space="preserve">names(pine_df)</w:t>
+              <w:t xml:space="preserve">pine_df</w:t>
             </w:r>
             <w:r>
               <w:t xml:space="preserve"> </w:t>
             </w:r>
             <w:r>
-              <w:t xml:space="preserve">and check the names on your</w:t>
+              <w:t xml:space="preserve">in the</w:t>
             </w:r>
             <w:r>
               <w:t xml:space="preserve"> </w:t>
             </w:r>
             <w:r>
-              <w:t xml:space="preserve">screen against this table before you write any other code.</w:t>
+              <w:rPr>
+                <w:b/>
+                <w:bCs/>
+              </w:rPr>
+              <w:t xml:space="preserve">Variables</w:t>
+            </w:r>
+            <w:r>
+              <w:t xml:space="preserve"> </w:t>
+            </w:r>
+            <w:r>
+              <w:t xml:space="preserve">pane in Positron</w:t>
+            </w:r>
+            <w:r>
+              <w:t xml:space="preserve"> </w:t>
+            </w:r>
+            <w:r>
+              <w:t xml:space="preserve">and check the names against this table before you write any other code.</w:t>
             </w:r>
           </w:p>
           <w:p/>
@@ -11844,7 +11388,7 @@
         <w:rPr>
           <w:rStyle w:val="CommentTok"/>
         </w:rPr>
-        <w:t xml:space="preserve"># ── Part 6b.1 · Our Pine Needles, the Non-Parametric Way ────────────────</w:t>
+        <w:t xml:space="preserve"># ── Part 7.1 · Our pine needles ───────────────────────────────────────</w:t>
       </w:r>
       <w:r>
         <w:br/>
@@ -12442,7 +11986,7 @@
         <w:rPr>
           <w:rStyle w:val="CommentTok"/>
         </w:rPr>
-        <w:t xml:space="preserve"># ── Part 6b.2 · Our Pine Needles, the Non-Parametric Way ────────────────</w:t>
+        <w:t xml:space="preserve"># ── Part 7.2 · Our pine needles ───────────────────────────────────────</w:t>
       </w:r>
       <w:r>
         <w:br/>
@@ -12629,18 +12173,18 @@
                 <wp:inline>
                   <wp:extent cx="152400" cy="152400"/>
                   <wp:effectExtent b="0" l="0" r="0" t="0"/>
-                  <wp:docPr descr="" title="" id="44" name="Picture"/>
+                  <wp:docPr descr="" title="" id="40" name="Picture"/>
                   <a:graphic>
                     <a:graphicData uri="http://schemas.openxmlformats.org/drawingml/2006/picture">
                       <pic:pic>
                         <pic:nvPicPr>
-                          <pic:cNvPr descr="/Applications/Positron.app/Contents/Resources/app/quarto/share/formats/docx/tip.png" id="45" name="Picture"/>
+                          <pic:cNvPr descr="/Applications/Positron.app/Contents/Resources/app/quarto/share/formats/docx/tip.png" id="41" name="Picture"/>
                           <pic:cNvPicPr>
                             <a:picLocks noChangeArrowheads="1" noChangeAspect="1"/>
                           </pic:cNvPicPr>
                         </pic:nvPicPr>
                         <pic:blipFill>
-                          <a:blip r:embed="rId11"/>
+                          <a:blip r:embed="rId15"/>
                           <a:stretch>
                             <a:fillRect/>
                           </a:stretch>
@@ -12745,14 +12289,14 @@
         </w:pict>
       </w:r>
     </w:p>
-    <w:bookmarkEnd w:id="46"/>
-    <w:bookmarkStart w:id="52" w:name="Xcd47dcb685d0b11a96bdcf0e9ab49b2e708363b"/>
+    <w:bookmarkEnd w:id="42"/>
+    <w:bookmarkStart w:id="48" w:name="X5d8b18dbe698c5bc071747c6693b2cb4a9754e0"/>
     <w:p>
       <w:pPr>
         <w:pStyle w:val="Heading1"/>
       </w:pPr>
       <w:r>
-        <w:t xml:space="preserve">Part 7 · Take-Home Extension — Crayfish Claw Strength</w:t>
+        <w:t xml:space="preserve">Part 8 · Take-Home Extension — Crayfish Claw Strength</w:t>
       </w:r>
     </w:p>
     <w:p>
@@ -12775,7 +12319,7 @@
         <w:t xml:space="preserve">This time the test itself is the question. You now know five ways to compare two groups — standard t-test, log-transformed t-test, Welch’s t-test, Mann-Whitney, and permutation test. Given a new dataset, you decide which one is appropriate and defend your choice.</w:t>
       </w:r>
     </w:p>
-    <w:bookmarkStart w:id="47" w:name="background"/>
+    <w:bookmarkStart w:id="43" w:name="background"/>
     <w:p>
       <w:pPr>
         <w:pStyle w:val="Heading2"/>
@@ -12818,7 +12362,7 @@
         <w:rPr>
           <w:rStyle w:val="CommentTok"/>
         </w:rPr>
-        <w:t xml:space="preserve"># ── Part 7.1 · Take-Home Extension ──────────────────────────────────────</w:t>
+        <w:t xml:space="preserve"># ── Part 8.1 · Take-Home Extension ──────────────────────────────────────</w:t>
       </w:r>
       <w:r>
         <w:br/>
@@ -13034,8 +12578,8 @@
         <w:t xml:space="preserve">(crayfish_df)</w:t>
       </w:r>
     </w:p>
-    <w:bookmarkEnd w:id="47"/>
-    <w:bookmarkStart w:id="48" w:name="your-task"/>
+    <w:bookmarkEnd w:id="43"/>
+    <w:bookmarkStart w:id="44" w:name="your-task"/>
     <w:p>
       <w:pPr>
         <w:pStyle w:val="Heading2"/>
@@ -13150,7 +12694,7 @@
         <w:rPr>
           <w:rStyle w:val="CommentTok"/>
         </w:rPr>
-        <w:t xml:space="preserve"># ── Part 7.2 · Take-Home Extension ──────────────────────────────────────</w:t>
+        <w:t xml:space="preserve"># ── Part 8.2 · Take-Home Extension ──────────────────────────────────────</w:t>
       </w:r>
       <w:r>
         <w:br/>
@@ -13212,8 +12756,8 @@
         <w:t xml:space="preserve">________________________________________________________</w:t>
       </w:r>
     </w:p>
-    <w:bookmarkEnd w:id="48"/>
-    <w:bookmarkStart w:id="51" w:name="final-figure"/>
+    <w:bookmarkEnd w:id="44"/>
+    <w:bookmarkStart w:id="47" w:name="final-figure"/>
     <w:p>
       <w:pPr>
         <w:pStyle w:val="Heading2"/>
@@ -13265,7 +12809,7 @@
         <w:rPr>
           <w:rStyle w:val="CommentTok"/>
         </w:rPr>
-        <w:t xml:space="preserve"># ── Part 7.3 · Take-Home Extension ──────────────────────────────────────</w:t>
+        <w:t xml:space="preserve"># ── Part 8.3 · Take-Home Extension ──────────────────────────────────────</w:t>
       </w:r>
       <w:r>
         <w:br/>
@@ -13318,18 +12862,18 @@
                 <wp:inline>
                   <wp:extent cx="152400" cy="152400"/>
                   <wp:effectExtent b="0" l="0" r="0" t="0"/>
-                  <wp:docPr descr="" title="" id="49" name="Picture"/>
+                  <wp:docPr descr="" title="" id="45" name="Picture"/>
                   <a:graphic>
                     <a:graphicData uri="http://schemas.openxmlformats.org/drawingml/2006/picture">
                       <pic:pic>
                         <pic:nvPicPr>
-                          <pic:cNvPr descr="/Applications/Positron.app/Contents/Resources/app/quarto/share/formats/docx/note.png" id="50" name="Picture"/>
+                          <pic:cNvPr descr="/Applications/Positron.app/Contents/Resources/app/quarto/share/formats/docx/note.png" id="46" name="Picture"/>
                           <pic:cNvPicPr>
                             <a:picLocks noChangeArrowheads="1" noChangeAspect="1"/>
                           </pic:cNvPicPr>
                         </pic:nvPicPr>
                         <pic:blipFill>
-                          <a:blip r:embed="rId24"/>
+                          <a:blip r:embed="rId28"/>
                           <a:stretch>
                             <a:fillRect/>
                           </a:stretch>
@@ -13406,7 +12950,7 @@
               <w:pStyle w:val="Compact"/>
               <w:numPr>
                 <w:ilvl w:val="0"/>
-                <w:numId w:val="1011"/>
+                <w:numId w:val="1003"/>
               </w:numPr>
             </w:pPr>
             <w:r>
@@ -13418,7 +12962,7 @@
               <w:pStyle w:val="Compact"/>
               <w:numPr>
                 <w:ilvl w:val="0"/>
-                <w:numId w:val="1012"/>
+                <w:numId w:val="1004"/>
               </w:numPr>
             </w:pPr>
             <w:r>
@@ -13430,7 +12974,7 @@
               <w:pStyle w:val="Compact"/>
               <w:numPr>
                 <w:ilvl w:val="0"/>
-                <w:numId w:val="1013"/>
+                <w:numId w:val="1005"/>
               </w:numPr>
             </w:pPr>
             <w:r>
@@ -13442,7 +12986,7 @@
               <w:pStyle w:val="Compact"/>
               <w:numPr>
                 <w:ilvl w:val="0"/>
-                <w:numId w:val="1014"/>
+                <w:numId w:val="1006"/>
               </w:numPr>
             </w:pPr>
             <w:r>
@@ -13454,11 +12998,536 @@
               <w:pStyle w:val="Compact"/>
               <w:numPr>
                 <w:ilvl w:val="0"/>
-                <w:numId w:val="1015"/>
+                <w:numId w:val="1007"/>
               </w:numPr>
             </w:pPr>
             <w:r>
               <w:t xml:space="preserve">Your interpretation of the result</w:t>
+            </w:r>
+          </w:p>
+          <w:p>
+            <w:pPr>
+              <w:pStyle w:val="Compact"/>
+              <w:numPr>
+                <w:ilvl w:val="0"/>
+                <w:numId w:val="1008"/>
+              </w:numPr>
+            </w:pPr>
+            <w:r>
+              <w:t xml:space="preserve">A final figure showing the result</w:t>
+            </w:r>
+          </w:p>
+          <w:p/>
+        </w:tc>
+      </w:tr>
+    </w:tbl>
+    <w:p>
+      <w:r>
+        <w:pict>
+          <v:rect style="width:0;height:1.5pt" o:hralign="center" o:hrstd="t" o:hr="t"/>
+        </w:pict>
+      </w:r>
+    </w:p>
+    <w:p>
+      <w:r>
+        <w:pict>
+          <v:rect style="width:0;height:1.5pt" o:hralign="center" o:hrstd="t" o:hr="t"/>
+        </w:pict>
+      </w:r>
+    </w:p>
+    <w:bookmarkEnd w:id="47"/>
+    <w:bookmarkEnd w:id="48"/>
+    <w:bookmarkStart w:id="51" w:name="conclusion"/>
+    <w:p>
+      <w:pPr>
+        <w:pStyle w:val="Heading1"/>
+      </w:pPr>
+      <w:r>
+        <w:t xml:space="preserve">Conclusion</w:t>
+      </w:r>
+    </w:p>
+    <w:p>
+      <w:pPr>
+        <w:pStyle w:val="FirstParagraph"/>
+      </w:pPr>
+      <w:r>
+        <w:t xml:space="preserve">This analysis demonstrates several approaches to comparing mass between lake trout populations. The choice of statistical test depends on whether your data meets the assumptions of parametric tests. When assumptions are violated:</w:t>
+      </w:r>
+    </w:p>
+    <w:p>
+      <w:pPr>
+        <w:pStyle w:val="Compact"/>
+        <w:numPr>
+          <w:ilvl w:val="0"/>
+          <w:numId w:val="1009"/>
+        </w:numPr>
+      </w:pPr>
+      <w:r>
+        <w:t xml:space="preserve">Try transforming the data (e.g., log transformation)</w:t>
+      </w:r>
+    </w:p>
+    <w:p>
+      <w:pPr>
+        <w:pStyle w:val="Compact"/>
+        <w:numPr>
+          <w:ilvl w:val="0"/>
+          <w:numId w:val="1009"/>
+        </w:numPr>
+      </w:pPr>
+      <w:r>
+        <w:t xml:space="preserve">Use Welch’s t-test if variances are unequal</w:t>
+      </w:r>
+    </w:p>
+    <w:p>
+      <w:pPr>
+        <w:pStyle w:val="Compact"/>
+        <w:numPr>
+          <w:ilvl w:val="0"/>
+          <w:numId w:val="1009"/>
+        </w:numPr>
+      </w:pPr>
+      <w:r>
+        <w:t xml:space="preserve">Use non-parametric tests (Mann-Whitney or permutation tests) if data remains non-normal</w:t>
+      </w:r>
+    </w:p>
+    <w:p>
+      <w:pPr>
+        <w:pStyle w:val="FirstParagraph"/>
+      </w:pPr>
+      <w:r>
+        <w:t xml:space="preserve">All methods have strengths and limitations, and consistency of results across methods can strengthen your conclusions.</w:t>
+      </w:r>
+    </w:p>
+    <w:tbl>
+      <w:tblPr>
+        <w:tblStyle w:val="Table"/>
+        <w:tblLook w:firstRow="0" w:lastRow="0" w:firstColumn="0" w:lastColumn="0" w:noHBand="0" w:noVBand="0" w:val="0000"/>
+        <w:tblBorders>
+          <w:top w:val="single" w:sz="4" w:space="0" w:color="0758E5"/>
+          <w:left w:val="single" w:sz="24" w:space="0" w:color="0758E5"/>
+          <w:bottom w:val="single" w:sz="4" w:space="0" w:color="0758E5"/>
+          <w:right w:val="single" w:sz="4" w:space="0" w:color="0758E5"/>
+        </w:tblBorders>
+        <w:tblCellMar>
+          <w:left w:w="144" w:type="dxa"/>
+          <w:right w:w="144" w:type="dxa"/>
+        </w:tblCellMar>
+        <w:tblLook w:firstRow="0" w:lastRow="0" w:firstColumn="0" w:lastColumn="0" w:noHBand="0" w:noVBand="0" w:val="0000"/>
+      </w:tblPr>
+      <w:tr>
+        <w:trPr>
+          <w:cantSplit/>
+        </w:trPr>
+        <w:tc>
+          <w:tcPr>
+            <w:shd w:color="auto" w:fill="dae6fb" w:val="clear"/>
+            <w:tcMar>
+              <w:top w:w="92" w:type="dxa"/>
+              <w:bottom w:w="92" w:type="dxa"/>
+            </w:tcMar>
+          </w:tcPr>
+          <w:p>
+            <w:pPr>
+              <w:pStyle w:val="BodyText"/>
+            </w:pPr>
+            <w:pPr>
+              <w:spacing w:before="0" w:after="0"/>
+              <w:textAlignment w:val="center"/>
+            </w:pPr>
+            <w:r>
+              <w:drawing>
+                <wp:inline>
+                  <wp:extent cx="152400" cy="152400"/>
+                  <wp:effectExtent b="0" l="0" r="0" t="0"/>
+                  <wp:docPr descr="" title="" id="49" name="Picture"/>
+                  <a:graphic>
+                    <a:graphicData uri="http://schemas.openxmlformats.org/drawingml/2006/picture">
+                      <pic:pic>
+                        <pic:nvPicPr>
+                          <pic:cNvPr descr="/Applications/Positron.app/Contents/Resources/app/quarto/share/formats/docx/note.png" id="50" name="Picture"/>
+                          <pic:cNvPicPr>
+                            <a:picLocks noChangeArrowheads="1" noChangeAspect="1"/>
+                          </pic:cNvPicPr>
+                        </pic:nvPicPr>
+                        <pic:blipFill>
+                          <a:blip r:embed="rId28"/>
+                          <a:stretch>
+                            <a:fillRect/>
+                          </a:stretch>
+                        </pic:blipFill>
+                        <pic:spPr bwMode="auto">
+                          <a:xfrm>
+                            <a:off x="0" y="0"/>
+                            <a:ext cx="152400" cy="152400"/>
+                          </a:xfrm>
+                          <a:prstGeom prst="rect">
+                            <a:avLst/>
+                          </a:prstGeom>
+                          <a:noFill/>
+                          <a:ln w="9525">
+                            <a:noFill/>
+                            <a:headEnd/>
+                            <a:tailEnd/>
+                          </a:ln>
+                        </pic:spPr>
+                      </pic:pic>
+                    </a:graphicData>
+                  </a:graphic>
+                </wp:inline>
+              </w:drawing>
+            </w:r>
+            <w:r>
+              <w:t xml:space="preserve"> </w:t>
+            </w:r>
+            <w:r>
+              <w:t xml:space="preserve"> </w:t>
+            </w:r>
+            <w:r>
+              <w:t xml:space="preserve">Note</w:t>
+            </w:r>
+          </w:p>
+        </w:tc>
+      </w:tr>
+      <w:tr>
+        <w:trPr>
+          <w:cantSplit/>
+        </w:trPr>
+        <w:tc>
+          <w:tcPr>
+            <w:tcMar>
+              <w:top w:w="108" w:type="dxa"/>
+              <w:bottom w:w="108" w:type="dxa"/>
+            </w:tcMar>
+          </w:tcPr>
+          <w:p>
+            <w:pPr>
+              <w:pStyle w:val="BodyText"/>
+            </w:pPr>
+            <w:pPr>
+              <w:spacing w:before="16"/>
+            </w:pPr>
+            <w:r>
+              <w:rPr>
+                <w:b/>
+                <w:bCs/>
+              </w:rPr>
+              <w:t xml:space="preserve">When to use each test</w:t>
+            </w:r>
+          </w:p>
+          <w:p>
+            <w:pPr>
+              <w:pStyle w:val="Compact"/>
+              <w:numPr>
+                <w:ilvl w:val="0"/>
+                <w:numId w:val="1010"/>
+              </w:numPr>
+            </w:pPr>
+            <w:r>
+              <w:rPr>
+                <w:b/>
+                <w:bCs/>
+              </w:rPr>
+              <w:t xml:space="preserve">Standard t-test:</w:t>
+            </w:r>
+            <w:r>
+              <w:t xml:space="preserve"> </w:t>
+            </w:r>
+            <w:r>
+              <w:t xml:space="preserve">data is normally distributed with equal variances</w:t>
+            </w:r>
+          </w:p>
+          <w:p>
+            <w:pPr>
+              <w:pStyle w:val="Compact"/>
+              <w:numPr>
+                <w:ilvl w:val="0"/>
+                <w:numId w:val="1010"/>
+              </w:numPr>
+            </w:pPr>
+            <w:r>
+              <w:rPr>
+                <w:b/>
+                <w:bCs/>
+              </w:rPr>
+              <w:t xml:space="preserve">Log-transformed t-test:</w:t>
+            </w:r>
+            <w:r>
+              <w:t xml:space="preserve"> </w:t>
+            </w:r>
+            <w:r>
+              <w:t xml:space="preserve">raw data is skewed but log-transformation achieves normality</w:t>
+            </w:r>
+          </w:p>
+          <w:p>
+            <w:pPr>
+              <w:pStyle w:val="Compact"/>
+              <w:numPr>
+                <w:ilvl w:val="0"/>
+                <w:numId w:val="1010"/>
+              </w:numPr>
+            </w:pPr>
+            <w:r>
+              <w:rPr>
+                <w:b/>
+                <w:bCs/>
+              </w:rPr>
+              <w:t xml:space="preserve">Welch’s t-test:</w:t>
+            </w:r>
+            <w:r>
+              <w:t xml:space="preserve"> </w:t>
+            </w:r>
+            <w:r>
+              <w:t xml:space="preserve">variances are unequal</w:t>
+            </w:r>
+          </w:p>
+          <w:p>
+            <w:pPr>
+              <w:pStyle w:val="Compact"/>
+              <w:numPr>
+                <w:ilvl w:val="0"/>
+                <w:numId w:val="1010"/>
+              </w:numPr>
+            </w:pPr>
+            <w:r>
+              <w:rPr>
+                <w:b/>
+                <w:bCs/>
+              </w:rPr>
+              <w:t xml:space="preserve">Mann-Whitney Wilcoxon test:</w:t>
+            </w:r>
+            <w:r>
+              <w:t xml:space="preserve"> </w:t>
+            </w:r>
+            <w:r>
+              <w:t xml:space="preserve">data is not normal and cannot be transformed to normality</w:t>
+            </w:r>
+          </w:p>
+          <w:p>
+            <w:pPr>
+              <w:pStyle w:val="Compact"/>
+              <w:numPr>
+                <w:ilvl w:val="0"/>
+                <w:numId w:val="1010"/>
+              </w:numPr>
+            </w:pPr>
+            <w:r>
+              <w:rPr>
+                <w:b/>
+                <w:bCs/>
+              </w:rPr>
+              <w:t xml:space="preserve">Permutation test:</w:t>
+            </w:r>
+            <w:r>
+              <w:t xml:space="preserve"> </w:t>
+            </w:r>
+            <w:r>
+              <w:t xml:space="preserve">sample sizes are small, or assumptions cannot be met</w:t>
+            </w:r>
+          </w:p>
+          <w:p/>
+        </w:tc>
+      </w:tr>
+    </w:tbl>
+    <w:bookmarkEnd w:id="51"/>
+    <w:bookmarkStart w:id="54" w:name="review-and-checkpoint"/>
+    <w:p>
+      <w:pPr>
+        <w:pStyle w:val="Heading1"/>
+      </w:pPr>
+      <w:r>
+        <w:t xml:space="preserve">Review and checkpoint</w:t>
+      </w:r>
+    </w:p>
+    <w:p>
+      <w:pPr>
+        <w:pStyle w:val="FirstParagraph"/>
+      </w:pPr>
+      <w:r>
+        <w:t xml:space="preserve">At this point you can:</w:t>
+      </w:r>
+    </w:p>
+    <w:p>
+      <w:pPr>
+        <w:pStyle w:val="Compact"/>
+        <w:numPr>
+          <w:ilvl w:val="0"/>
+          <w:numId w:val="1011"/>
+        </w:numPr>
+      </w:pPr>
+      <w:r>
+        <w:t xml:space="preserve">Test normality with histograms, QQ plots, and the Shapiro-Wilk test</w:t>
+      </w:r>
+    </w:p>
+    <w:p>
+      <w:pPr>
+        <w:pStyle w:val="Compact"/>
+        <w:numPr>
+          <w:ilvl w:val="0"/>
+          <w:numId w:val="1012"/>
+        </w:numPr>
+      </w:pPr>
+      <w:r>
+        <w:t xml:space="preserve">Test equal variance with Levene’s test</w:t>
+      </w:r>
+    </w:p>
+    <w:p>
+      <w:pPr>
+        <w:pStyle w:val="Compact"/>
+        <w:numPr>
+          <w:ilvl w:val="0"/>
+          <w:numId w:val="1013"/>
+        </w:numPr>
+      </w:pPr>
+      <w:r>
+        <w:t xml:space="preserve">Apply and evaluate a log transformation, including back-transforming to a geometric mean</w:t>
+      </w:r>
+    </w:p>
+    <w:p>
+      <w:pPr>
+        <w:pStyle w:val="Compact"/>
+        <w:numPr>
+          <w:ilvl w:val="0"/>
+          <w:numId w:val="1014"/>
+        </w:numPr>
+      </w:pPr>
+      <w:r>
+        <w:t xml:space="preserve">Run and interpret a standard t-test, Welch’s t-test, Mann-Whitney Wilcoxon test, and permutation test</w:t>
+      </w:r>
+    </w:p>
+    <w:p>
+      <w:pPr>
+        <w:pStyle w:val="Compact"/>
+        <w:numPr>
+          <w:ilvl w:val="0"/>
+          <w:numId w:val="1015"/>
+        </w:numPr>
+      </w:pPr>
+      <w:r>
+        <w:t xml:space="preserve">Compare results across test types and explain when to reach for each one</w:t>
+      </w:r>
+    </w:p>
+    <w:tbl>
+      <w:tblPr>
+        <w:tblStyle w:val="Table"/>
+        <w:tblLook w:firstRow="0" w:lastRow="0" w:firstColumn="0" w:lastColumn="0" w:noHBand="0" w:noVBand="0" w:val="0000"/>
+        <w:tblBorders>
+          <w:top w:val="single" w:sz="4" w:space="0" w:color="0758E5"/>
+          <w:left w:val="single" w:sz="24" w:space="0" w:color="0758E5"/>
+          <w:bottom w:val="single" w:sz="4" w:space="0" w:color="0758E5"/>
+          <w:right w:val="single" w:sz="4" w:space="0" w:color="0758E5"/>
+        </w:tblBorders>
+        <w:tblCellMar>
+          <w:left w:w="144" w:type="dxa"/>
+          <w:right w:w="144" w:type="dxa"/>
+        </w:tblCellMar>
+        <w:tblLook w:firstRow="0" w:lastRow="0" w:firstColumn="0" w:lastColumn="0" w:noHBand="0" w:noVBand="0" w:val="0000"/>
+      </w:tblPr>
+      <w:tr>
+        <w:trPr>
+          <w:cantSplit/>
+        </w:trPr>
+        <w:tc>
+          <w:tcPr>
+            <w:shd w:color="auto" w:fill="dae6fb" w:val="clear"/>
+            <w:tcMar>
+              <w:top w:w="92" w:type="dxa"/>
+              <w:bottom w:w="92" w:type="dxa"/>
+            </w:tcMar>
+          </w:tcPr>
+          <w:p>
+            <w:pPr>
+              <w:pStyle w:val="FirstParagraph"/>
+            </w:pPr>
+            <w:pPr>
+              <w:spacing w:before="0" w:after="0"/>
+              <w:textAlignment w:val="center"/>
+            </w:pPr>
+            <w:r>
+              <w:drawing>
+                <wp:inline>
+                  <wp:extent cx="152400" cy="152400"/>
+                  <wp:effectExtent b="0" l="0" r="0" t="0"/>
+                  <wp:docPr descr="" title="" id="52" name="Picture"/>
+                  <a:graphic>
+                    <a:graphicData uri="http://schemas.openxmlformats.org/drawingml/2006/picture">
+                      <pic:pic>
+                        <pic:nvPicPr>
+                          <pic:cNvPr descr="/Applications/Positron.app/Contents/Resources/app/quarto/share/formats/docx/note.png" id="53" name="Picture"/>
+                          <pic:cNvPicPr>
+                            <a:picLocks noChangeArrowheads="1" noChangeAspect="1"/>
+                          </pic:cNvPicPr>
+                        </pic:nvPicPr>
+                        <pic:blipFill>
+                          <a:blip r:embed="rId28"/>
+                          <a:stretch>
+                            <a:fillRect/>
+                          </a:stretch>
+                        </pic:blipFill>
+                        <pic:spPr bwMode="auto">
+                          <a:xfrm>
+                            <a:off x="0" y="0"/>
+                            <a:ext cx="152400" cy="152400"/>
+                          </a:xfrm>
+                          <a:prstGeom prst="rect">
+                            <a:avLst/>
+                          </a:prstGeom>
+                          <a:noFill/>
+                          <a:ln w="9525">
+                            <a:noFill/>
+                            <a:headEnd/>
+                            <a:tailEnd/>
+                          </a:ln>
+                        </pic:spPr>
+                      </pic:pic>
+                    </a:graphicData>
+                  </a:graphic>
+                </wp:inline>
+              </w:drawing>
+            </w:r>
+            <w:r>
+              <w:t xml:space="preserve"> </w:t>
+            </w:r>
+            <w:r>
+              <w:t xml:space="preserve"> </w:t>
+            </w:r>
+            <w:r>
+              <w:t xml:space="preserve">Note</w:t>
+            </w:r>
+          </w:p>
+        </w:tc>
+      </w:tr>
+      <w:tr>
+        <w:trPr>
+          <w:cantSplit/>
+        </w:trPr>
+        <w:tc>
+          <w:tcPr>
+            <w:tcMar>
+              <w:top w:w="108" w:type="dxa"/>
+              <w:bottom w:w="108" w:type="dxa"/>
+            </w:tcMar>
+          </w:tcPr>
+          <w:p>
+            <w:pPr>
+              <w:pStyle w:val="BodyText"/>
+            </w:pPr>
+            <w:pPr>
+              <w:spacing w:before="16"/>
+            </w:pPr>
+            <w:r>
+              <w:rPr>
+                <w:b/>
+                <w:bCs/>
+              </w:rPr>
+              <w:t xml:space="preserve">📤 What to turn in before next class</w:t>
+            </w:r>
+          </w:p>
+          <w:p>
+            <w:pPr>
+              <w:pStyle w:val="BodyText"/>
+            </w:pPr>
+            <w:r>
+              <w:t xml:space="preserve">Upload both of these to the course management system:</w:t>
             </w:r>
           </w:p>
           <w:p>
@@ -13470,7 +13539,46 @@
               </w:numPr>
             </w:pPr>
             <w:r>
-              <w:t xml:space="preserve">A final figure showing the result</w:t>
+              <w:t xml:space="preserve">Your code — the</w:t>
+            </w:r>
+            <w:r>
+              <w:t xml:space="preserve"> </w:t>
+            </w:r>
+            <w:r>
+              <w:rPr>
+                <w:rStyle w:val="VerbatimChar"/>
+              </w:rPr>
+              <w:t xml:space="preserve">scripts/</w:t>
+            </w:r>
+            <w:r>
+              <w:t xml:space="preserve"> </w:t>
+            </w:r>
+            <w:r>
+              <w:t xml:space="preserve">folder (or just</w:t>
+            </w:r>
+            <w:r>
+              <w:t xml:space="preserve"> </w:t>
+            </w:r>
+            <w:r>
+              <w:rPr>
+                <w:rStyle w:val="VerbatimChar"/>
+              </w:rPr>
+              <w:t xml:space="preserve">07_nonparametric_t_tests.R</w:t>
+            </w:r>
+            <w:r>
+              <w:t xml:space="preserve">)</w:t>
+            </w:r>
+          </w:p>
+          <w:p>
+            <w:pPr>
+              <w:pStyle w:val="Compact"/>
+              <w:numPr>
+                <w:ilvl w:val="0"/>
+                <w:numId w:val="1016"/>
+              </w:numPr>
+            </w:pPr>
+            <w:r>
+              <w:t xml:space="preserve">This worksheet, with your written answers</w:t>
             </w:r>
           </w:p>
           <w:p/>
@@ -13484,9 +13592,8 @@
         </w:pict>
       </w:r>
     </w:p>
-    <w:bookmarkEnd w:id="51"/>
-    <w:bookmarkEnd w:id="52"/>
-    <w:bookmarkStart w:id="53" w:name="getting-unstuck"/>
+    <w:bookmarkEnd w:id="54"/>
+    <w:bookmarkStart w:id="55" w:name="getting-unstuck"/>
     <w:p>
       <w:pPr>
         <w:pStyle w:val="Heading1"/>
@@ -13715,7 +13822,7 @@
         </w:pict>
       </w:r>
     </w:p>
-    <w:bookmarkEnd w:id="53"/>
+    <w:bookmarkEnd w:id="55"/>
     <w:sectPr>
       <w:pgSz w:h="15840" w:w="12240"/>
       <w:pgMar w:bottom="1440" w:footer="720" w:gutter="0" w:header="720" w:left="1440" w:right="1440" w:top="1440"/>
@@ -14128,6 +14235,24 @@
     <w:abstractNumId w:val="991"/>
   </w:num>
   <w:num w:numId="1003">
+    <w:abstractNumId w:val="992"/>
+  </w:num>
+  <w:num w:numId="1004">
+    <w:abstractNumId w:val="992"/>
+  </w:num>
+  <w:num w:numId="1005">
+    <w:abstractNumId w:val="992"/>
+  </w:num>
+  <w:num w:numId="1006">
+    <w:abstractNumId w:val="992"/>
+  </w:num>
+  <w:num w:numId="1007">
+    <w:abstractNumId w:val="992"/>
+  </w:num>
+  <w:num w:numId="1008">
+    <w:abstractNumId w:val="992"/>
+  </w:num>
+  <w:num w:numId="1009">
     <w:abstractNumId w:val="99411"/>
     <w:lvlOverride w:ilvl="0">
       <w:startOverride w:val="1"/>
@@ -14157,25 +14282,25 @@
       <w:startOverride w:val="1"/>
     </w:lvlOverride>
   </w:num>
-  <w:num w:numId="1004">
+  <w:num w:numId="1010">
     <w:abstractNumId w:val="991"/>
   </w:num>
-  <w:num w:numId="1005">
+  <w:num w:numId="1011">
     <w:abstractNumId w:val="992"/>
   </w:num>
-  <w:num w:numId="1006">
+  <w:num w:numId="1012">
     <w:abstractNumId w:val="992"/>
   </w:num>
-  <w:num w:numId="1007">
+  <w:num w:numId="1013">
     <w:abstractNumId w:val="992"/>
   </w:num>
-  <w:num w:numId="1008">
+  <w:num w:numId="1014">
     <w:abstractNumId w:val="992"/>
   </w:num>
-  <w:num w:numId="1009">
+  <w:num w:numId="1015">
     <w:abstractNumId w:val="992"/>
   </w:num>
-  <w:num w:numId="1010">
+  <w:num w:numId="1016">
     <w:abstractNumId w:val="99411"/>
     <w:lvlOverride w:ilvl="0">
       <w:startOverride w:val="1"/>
@@ -14204,24 +14329,6 @@
     <w:lvlOverride w:ilvl="8">
       <w:startOverride w:val="1"/>
     </w:lvlOverride>
-  </w:num>
-  <w:num w:numId="1011">
-    <w:abstractNumId w:val="992"/>
-  </w:num>
-  <w:num w:numId="1012">
-    <w:abstractNumId w:val="992"/>
-  </w:num>
-  <w:num w:numId="1013">
-    <w:abstractNumId w:val="992"/>
-  </w:num>
-  <w:num w:numId="1014">
-    <w:abstractNumId w:val="992"/>
-  </w:num>
-  <w:num w:numId="1015">
-    <w:abstractNumId w:val="992"/>
-  </w:num>
-  <w:num w:numId="1016">
-    <w:abstractNumId w:val="992"/>
   </w:num>
   <w:num w:numId="1017">
     <w:abstractNumId w:val="99411"/>

--- a/docs/content/nonparametric_t_tests/nonparametric_t_tests_activity.docx
+++ b/docs/content/nonparametric_t_tests/nonparametric_t_tests_activity.docx
@@ -26,7 +26,7 @@
         <w:t xml:space="preserve">Bill Perry</w:t>
       </w:r>
     </w:p>
-    <w:bookmarkStart w:id="16" w:name="worksheet-non-parametric-t-tests"/>
+    <w:bookmarkStart w:id="14" w:name="worksheet-non-parametric-t-tests"/>
     <w:p>
       <w:pPr>
         <w:pStyle w:val="Heading1"/>
@@ -95,358 +95,14 @@
       </w:hyperlink>
     </w:p>
     <w:p>
-      <w:pPr>
-        <w:pStyle w:val="Heading2"/>
-      </w:pPr>
-      <w:bookmarkStart w:id="14" w:name="how-to-use-this-worksheet"/>
-      <w:r>
-        <w:t xml:space="preserve">How to use this worksheet</w:t>
-      </w:r>
-      <w:bookmarkEnd w:id="14"/>
-    </w:p>
-    <w:p>
-      <w:pPr>
-        <w:pStyle w:val="BlockText"/>
-      </w:pPr>
-      <w:r>
-        <w:t xml:space="preserve">Work through each part in order, at your own pace. Type every line of code yourself into the</w:t>
-      </w:r>
-      <w:r>
-        <w:t xml:space="preserve"> </w:t>
-      </w:r>
-      <w:r>
-        <w:rPr>
-          <w:b/>
-          <w:bCs/>
-        </w:rPr>
-        <w:t xml:space="preserve">script skeleton</w:t>
-      </w:r>
-      <w:r>
-        <w:t xml:space="preserve"> </w:t>
-      </w:r>
-      <w:r>
-        <w:t xml:space="preserve">— do not copy-paste from this worksheet. Blocks marked</w:t>
-      </w:r>
-      <w:r>
-        <w:t xml:space="preserve"> </w:t>
-      </w:r>
-      <w:r>
-        <w:rPr>
-          <w:b/>
-          <w:bCs/>
-        </w:rPr>
-        <w:t xml:space="preserve">▶ Run this</w:t>
-      </w:r>
-      <w:r>
-        <w:t xml:space="preserve"> </w:t>
-      </w:r>
-      <w:r>
-        <w:t xml:space="preserve">are code you should type and execute. Blocks marked</w:t>
-      </w:r>
-      <w:r>
-        <w:t xml:space="preserve"> </w:t>
-      </w:r>
-      <w:r>
-        <w:rPr>
-          <w:b/>
-          <w:bCs/>
-        </w:rPr>
-        <w:t xml:space="preserve">✏️ Your turn</w:t>
-      </w:r>
-      <w:r>
-        <w:t xml:space="preserve"> </w:t>
-      </w:r>
-      <w:r>
-        <w:t xml:space="preserve">ask you to write, modify, or answer something. Boxes marked</w:t>
-      </w:r>
-      <w:r>
-        <w:t xml:space="preserve"> </w:t>
-      </w:r>
-      <w:r>
-        <w:rPr>
-          <w:b/>
-          <w:bCs/>
-        </w:rPr>
-        <w:t xml:space="preserve">🚀 If you finish early</w:t>
-      </w:r>
-      <w:r>
-        <w:t xml:space="preserve"> </w:t>
-      </w:r>
-      <w:r>
-        <w:t xml:space="preserve">are optional bonus material that goes a bit further than what we covered in lecture.</w:t>
-      </w:r>
-    </w:p>
-    <w:p>
-      <w:pPr>
-        <w:pStyle w:val="BlockText"/>
-      </w:pPr>
-      <w:r>
-        <w:rPr>
-          <w:b/>
-          <w:bCs/>
-        </w:rPr>
-        <w:t xml:space="preserve">Every grey</w:t>
-      </w:r>
-      <w:r>
-        <w:rPr>
-          <w:b/>
-          <w:bCs/>
-        </w:rPr>
-        <w:t xml:space="preserve"> </w:t>
-      </w:r>
-      <w:r>
-        <w:rPr>
-          <w:rStyle w:val="VerbatimChar"/>
-          <w:b/>
-          <w:bCs/>
-        </w:rPr>
-        <w:t xml:space="preserve">r</w:t>
-      </w:r>
-      <w:r>
-        <w:rPr>
-          <w:b/>
-          <w:bCs/>
-        </w:rPr>
-        <w:t xml:space="preserve"> </w:t>
-      </w:r>
-      <w:r>
-        <w:rPr>
-          <w:b/>
-          <w:bCs/>
-        </w:rPr>
-        <w:t xml:space="preserve">box below is code you type into an R script — not into the Console.</w:t>
-      </w:r>
-      <w:r>
-        <w:t xml:space="preserve"> </w:t>
-      </w:r>
-      <w:r>
-        <w:t xml:space="preserve">Before you start: download the</w:t>
-      </w:r>
-      <w:r>
-        <w:t xml:space="preserve"> </w:t>
-      </w:r>
-      <w:r>
-        <w:rPr>
-          <w:b/>
-          <w:bCs/>
-        </w:rPr>
-        <w:t xml:space="preserve">script skeleton</w:t>
-      </w:r>
-      <w:r>
-        <w:t xml:space="preserve"> </w:t>
-      </w:r>
-      <w:r>
-        <w:t xml:space="preserve">from the button above and save it as</w:t>
-      </w:r>
-      <w:r>
-        <w:t xml:space="preserve"> </w:t>
-      </w:r>
-      <w:r>
-        <w:rPr>
-          <w:rStyle w:val="VerbatimChar"/>
-        </w:rPr>
-        <w:t xml:space="preserve">07_nonparametric_t_tests.R</w:t>
-      </w:r>
-      <w:r>
-        <w:t xml:space="preserve"> </w:t>
-      </w:r>
-      <w:r>
-        <w:t xml:space="preserve">in your project’s</w:t>
-      </w:r>
-      <w:r>
-        <w:t xml:space="preserve"> </w:t>
-      </w:r>
-      <w:r>
-        <w:rPr>
-          <w:rStyle w:val="VerbatimChar"/>
-        </w:rPr>
-        <w:t xml:space="preserve">scripts/</w:t>
-      </w:r>
-      <w:r>
-        <w:t xml:space="preserve"> </w:t>
-      </w:r>
-      <w:r>
-        <w:t xml:space="preserve">folder. The blocks you have typed a dozen times are filled in; everything else is blank, and that blank space is the lesson.</w:t>
-      </w:r>
-    </w:p>
-    <w:p>
-      <w:pPr>
-        <w:pStyle w:val="BlockText"/>
-      </w:pPr>
-      <w:r>
-        <w:rPr>
-          <w:b/>
-          <w:bCs/>
-        </w:rPr>
-        <w:t xml:space="preserve">Type the</w:t>
-      </w:r>
-      <w:r>
-        <w:rPr>
-          <w:b/>
-          <w:bCs/>
-        </w:rPr>
-        <w:t xml:space="preserve"> </w:t>
-      </w:r>
-      <w:r>
-        <w:rPr>
-          <w:rStyle w:val="VerbatimChar"/>
-          <w:b/>
-          <w:bCs/>
-        </w:rPr>
-        <w:t xml:space="preserve"># ── Part …</w:t>
-      </w:r>
-      <w:r>
-        <w:rPr>
-          <w:b/>
-          <w:bCs/>
-        </w:rPr>
-        <w:t xml:space="preserve"> </w:t>
-      </w:r>
-      <w:r>
-        <w:rPr>
-          <w:b/>
-          <w:bCs/>
-        </w:rPr>
-        <w:t xml:space="preserve">header comment at the top of each block, too.</w:t>
-      </w:r>
-      <w:r>
-        <w:t xml:space="preserve"> </w:t>
-      </w:r>
-      <w:r>
-        <w:t xml:space="preserve">Those comment lines are not decoration — they are how your script stays navigable, how you find your way back to a block that broke, and how I find your work when I read your script. A block with no header comment is a block I cannot place. In RStudio they also show up in the document outline (the</w:t>
-      </w:r>
-      <w:r>
-        <w:t xml:space="preserve"> </w:t>
-      </w:r>
-      <w:r>
-        <w:rPr>
-          <w:rStyle w:val="VerbatimChar"/>
-        </w:rPr>
-        <w:t xml:space="preserve">≡</w:t>
-      </w:r>
-      <w:r>
-        <w:t xml:space="preserve"> </w:t>
-      </w:r>
-      <w:r>
-        <w:t xml:space="preserve">button at the bottom-left of the editor) so you can jump straight to any part.</w:t>
-      </w:r>
-    </w:p>
-    <w:p>
-      <w:pPr>
-        <w:pStyle w:val="BlockText"/>
-      </w:pPr>
-      <w:r>
-        <w:t xml:space="preserve">This worksheet runs in two halves.</w:t>
-      </w:r>
-      <w:r>
-        <w:t xml:space="preserve"> </w:t>
-      </w:r>
-      <w:r>
-        <w:rPr>
-          <w:b/>
-          <w:bCs/>
-        </w:rPr>
-        <w:t xml:space="preserve">Part 1</w:t>
-      </w:r>
-      <w:r>
-        <w:t xml:space="preserve"> </w:t>
-      </w:r>
-      <w:r>
-        <w:t xml:space="preserve">returns to the pine needles you collected: you check the assumptions, find that they hold, measure the</w:t>
-      </w:r>
-      <w:r>
-        <w:t xml:space="preserve"> </w:t>
-      </w:r>
-      <w:r>
-        <w:rPr>
-          <w:b/>
-          <w:bCs/>
-        </w:rPr>
-        <w:t xml:space="preserve">effect size</w:t>
-      </w:r>
-      <w:r>
-        <w:t xml:space="preserve"> </w:t>
-      </w:r>
-      <w:r>
-        <w:t xml:space="preserve">with Cohen’s d, and run the rank-based tests anyway to see what they cost.</w:t>
-      </w:r>
-      <w:r>
-        <w:t xml:space="preserve"> </w:t>
-      </w:r>
-      <w:r>
-        <w:rPr>
-          <w:b/>
-          <w:bCs/>
-        </w:rPr>
-        <w:t xml:space="preserve">Parts 2-7</w:t>
-      </w:r>
-      <w:r>
-        <w:t xml:space="preserve"> </w:t>
-      </w:r>
-      <w:r>
-        <w:t xml:space="preserve">move to lake trout</w:t>
-      </w:r>
-      <w:r>
-        <w:t xml:space="preserve"> </w:t>
-      </w:r>
-      <w:r>
-        <w:rPr>
-          <w:b/>
-          <w:bCs/>
-        </w:rPr>
-        <w:t xml:space="preserve">mass</w:t>
-      </w:r>
-      <w:r>
-        <w:t xml:space="preserve"> </w:t>
-      </w:r>
-      <w:r>
-        <w:t xml:space="preserve">from Island Lake and NE 12, where the assumptions genuinely fail — testing assumptions, transforming data, and running several different tests (standard t-test, log-transformed t-test, Welch’s t-test, Mann-Whitney Wilcoxon, permutation test), then interpreting and reporting the results properly.</w:t>
-      </w:r>
-      <w:r>
-        <w:t xml:space="preserve"> </w:t>
-      </w:r>
-      <w:r>
-        <w:rPr>
-          <w:b/>
-          <w:bCs/>
-        </w:rPr>
-        <w:t xml:space="preserve">Everything after Part 1 uses</w:t>
-      </w:r>
-      <w:r>
-        <w:rPr>
-          <w:b/>
-          <w:bCs/>
-        </w:rPr>
-        <w:t xml:space="preserve"> </w:t>
-      </w:r>
-      <w:r>
-        <w:rPr>
-          <w:rStyle w:val="VerbatimChar"/>
-          <w:b/>
-          <w:bCs/>
-        </w:rPr>
-        <w:t xml:space="preserve">mass_g</w:t>
-      </w:r>
-      <w:r>
-        <w:rPr>
-          <w:b/>
-          <w:bCs/>
-        </w:rPr>
-        <w:t xml:space="preserve">.</w:t>
-      </w:r>
-    </w:p>
-    <w:bookmarkStart w:id="15" w:name="section"/>
-    <w:p>
-      <w:pPr>
-        <w:pStyle w:val="Heading2"/>
-      </w:pPr>
-      <w:r>
-        <w:t xml:space="preserve">————————————————————————</w:t>
-      </w:r>
-    </w:p>
-    <w:bookmarkEnd w:id="15"/>
-    <w:bookmarkEnd w:id="16"/>
-    <w:bookmarkStart w:id="30" w:name="Xb5d346e65c68fbaee348fb6c1a24273561ee41a"/>
+      <w:r>
+        <w:pict>
+          <v:rect style="width:0;height:1.5pt" o:hralign="center" o:hrstd="t" o:hr="t"/>
+        </w:pict>
+      </w:r>
+    </w:p>
+    <w:bookmarkEnd w:id="14"/>
+    <w:bookmarkStart w:id="27" w:name="Xb5d346e65c68fbaee348fb6c1a24273561ee41a"/>
     <w:p>
       <w:pPr>
         <w:pStyle w:val="Heading1"/>
@@ -496,18 +152,18 @@
                 <wp:inline>
                   <wp:extent cx="152400" cy="152400"/>
                   <wp:effectExtent b="0" l="0" r="0" t="0"/>
-                  <wp:docPr descr="" title="" id="18" name="Picture"/>
+                  <wp:docPr descr="" title="" id="16" name="Picture"/>
                   <a:graphic>
                     <a:graphicData uri="http://schemas.openxmlformats.org/drawingml/2006/picture">
                       <pic:pic>
                         <pic:nvPicPr>
-                          <pic:cNvPr descr="/Applications/Positron.app/Contents/Resources/app/quarto/share/formats/docx/important.png" id="19" name="Picture"/>
+                          <pic:cNvPr descr="/Applications/Positron.app/Contents/Resources/app/quarto/share/formats/docx/important.png" id="17" name="Picture"/>
                           <pic:cNvPicPr>
                             <a:picLocks noChangeArrowheads="1" noChangeAspect="1"/>
                           </pic:cNvPicPr>
                         </pic:nvPicPr>
                         <pic:blipFill>
-                          <a:blip r:embed="rId17"/>
+                          <a:blip r:embed="rId15"/>
                           <a:stretch>
                             <a:fillRect/>
                           </a:stretch>
@@ -1809,7 +1465,7 @@
         <w:t xml:space="preserve">________________________</w:t>
       </w:r>
     </w:p>
-    <w:bookmarkStart w:id="28" w:name="effect-size-a-demonstration"/>
+    <w:bookmarkStart w:id="26" w:name="effect-size-a-demonstration"/>
     <w:p>
       <w:pPr>
         <w:pStyle w:val="Heading2"/>
@@ -1859,18 +1515,18 @@
                 <wp:inline>
                   <wp:extent cx="152400" cy="152400"/>
                   <wp:effectExtent b="0" l="0" r="0" t="0"/>
-                  <wp:docPr descr="" title="" id="21" name="Picture"/>
+                  <wp:docPr descr="" title="" id="19" name="Picture"/>
                   <a:graphic>
                     <a:graphicData uri="http://schemas.openxmlformats.org/drawingml/2006/picture">
                       <pic:pic>
                         <pic:nvPicPr>
-                          <pic:cNvPr descr="/Applications/Positron.app/Contents/Resources/app/quarto/share/formats/docx/note.png" id="22" name="Picture"/>
+                          <pic:cNvPr descr="/Applications/Positron.app/Contents/Resources/app/quarto/share/formats/docx/note.png" id="20" name="Picture"/>
                           <pic:cNvPicPr>
                             <a:picLocks noChangeArrowheads="1" noChangeAspect="1"/>
                           </pic:cNvPicPr>
                         </pic:nvPicPr>
                         <pic:blipFill>
-                          <a:blip r:embed="rId20"/>
+                          <a:blip r:embed="rId18"/>
                           <a:stretch>
                             <a:fillRect/>
                           </a:stretch>
@@ -2629,18 +2285,18 @@
                 <wp:inline>
                   <wp:extent cx="152400" cy="152400"/>
                   <wp:effectExtent b="0" l="0" r="0" t="0"/>
-                  <wp:docPr descr="" title="" id="23" name="Picture"/>
+                  <wp:docPr descr="" title="" id="21" name="Picture"/>
                   <a:graphic>
                     <a:graphicData uri="http://schemas.openxmlformats.org/drawingml/2006/picture">
                       <pic:pic>
                         <pic:nvPicPr>
-                          <pic:cNvPr descr="/Applications/Positron.app/Contents/Resources/app/quarto/share/formats/docx/important.png" id="24" name="Picture"/>
+                          <pic:cNvPr descr="/Applications/Positron.app/Contents/Resources/app/quarto/share/formats/docx/important.png" id="22" name="Picture"/>
                           <pic:cNvPicPr>
                             <a:picLocks noChangeArrowheads="1" noChangeAspect="1"/>
                           </pic:cNvPicPr>
                         </pic:nvPicPr>
                         <pic:blipFill>
-                          <a:blip r:embed="rId17"/>
+                          <a:blip r:embed="rId15"/>
                           <a:stretch>
                             <a:fillRect/>
                           </a:stretch>
@@ -3283,18 +2939,18 @@
                 <wp:inline>
                   <wp:extent cx="152400" cy="152400"/>
                   <wp:effectExtent b="0" l="0" r="0" t="0"/>
-                  <wp:docPr descr="" title="" id="26" name="Picture"/>
+                  <wp:docPr descr="" title="" id="24" name="Picture"/>
                   <a:graphic>
                     <a:graphicData uri="http://schemas.openxmlformats.org/drawingml/2006/picture">
                       <pic:pic>
                         <pic:nvPicPr>
-                          <pic:cNvPr descr="/Applications/Positron.app/Contents/Resources/app/quarto/share/formats/docx/tip.png" id="27" name="Picture"/>
+                          <pic:cNvPr descr="/Applications/Positron.app/Contents/Resources/app/quarto/share/formats/docx/tip.png" id="25" name="Picture"/>
                           <pic:cNvPicPr>
                             <a:picLocks noChangeArrowheads="1" noChangeAspect="1"/>
                           </pic:cNvPicPr>
                         </pic:nvPicPr>
                         <pic:blipFill>
-                          <a:blip r:embed="rId25"/>
+                          <a:blip r:embed="rId23"/>
                           <a:stretch>
                             <a:fillRect/>
                           </a:stretch>
@@ -3392,19 +3048,16 @@
         </w:tc>
       </w:tr>
     </w:tbl>
-    <w:bookmarkEnd w:id="28"/>
-    <w:bookmarkStart w:id="29" w:name="section-1"/>
-    <w:p>
-      <w:pPr>
-        <w:pStyle w:val="Heading2"/>
-      </w:pPr>
-      <w:r>
-        <w:t xml:space="preserve">————————————————————————</w:t>
-      </w:r>
-    </w:p>
-    <w:bookmarkEnd w:id="29"/>
-    <w:bookmarkEnd w:id="30"/>
-    <w:bookmarkStart w:id="33" w:name="Xf306b886e05799f9b5b603946d954f25eb1a683"/>
+    <w:p>
+      <w:r>
+        <w:pict>
+          <v:rect style="width:0;height:1.5pt" o:hralign="center" o:hrstd="t" o:hr="t"/>
+        </w:pict>
+      </w:r>
+    </w:p>
+    <w:bookmarkEnd w:id="26"/>
+    <w:bookmarkEnd w:id="27"/>
+    <w:bookmarkStart w:id="30" w:name="Xf306b886e05799f9b5b603946d954f25eb1a683"/>
     <w:p>
       <w:pPr>
         <w:pStyle w:val="Heading1"/>
@@ -4191,18 +3844,18 @@
                 <wp:inline>
                   <wp:extent cx="152400" cy="152400"/>
                   <wp:effectExtent b="0" l="0" r="0" t="0"/>
-                  <wp:docPr descr="" title="" id="31" name="Picture"/>
+                  <wp:docPr descr="" title="" id="28" name="Picture"/>
                   <a:graphic>
                     <a:graphicData uri="http://schemas.openxmlformats.org/drawingml/2006/picture">
                       <pic:pic>
                         <pic:nvPicPr>
-                          <pic:cNvPr descr="/Applications/Positron.app/Contents/Resources/app/quarto/share/formats/docx/tip.png" id="32" name="Picture"/>
+                          <pic:cNvPr descr="/Applications/Positron.app/Contents/Resources/app/quarto/share/formats/docx/tip.png" id="29" name="Picture"/>
                           <pic:cNvPicPr>
                             <a:picLocks noChangeArrowheads="1" noChangeAspect="1"/>
                           </pic:cNvPicPr>
                         </pic:nvPicPr>
                         <pic:blipFill>
-                          <a:blip r:embed="rId25"/>
+                          <a:blip r:embed="rId23"/>
                           <a:stretch>
                             <a:fillRect/>
                           </a:stretch>
@@ -4400,8 +4053,8 @@
         </w:pict>
       </w:r>
     </w:p>
-    <w:bookmarkEnd w:id="33"/>
-    <w:bookmarkStart w:id="36" w:name="part-3-testing-assumptions-on-ne-12"/>
+    <w:bookmarkEnd w:id="30"/>
+    <w:bookmarkStart w:id="33" w:name="part-3-testing-assumptions-on-ne-12"/>
     <w:p>
       <w:pPr>
         <w:pStyle w:val="Heading1"/>
@@ -6002,18 +5655,18 @@
                 <wp:inline>
                   <wp:extent cx="152400" cy="152400"/>
                   <wp:effectExtent b="0" l="0" r="0" t="0"/>
-                  <wp:docPr descr="" title="" id="34" name="Picture"/>
+                  <wp:docPr descr="" title="" id="31" name="Picture"/>
                   <a:graphic>
                     <a:graphicData uri="http://schemas.openxmlformats.org/drawingml/2006/picture">
                       <pic:pic>
                         <pic:nvPicPr>
-                          <pic:cNvPr descr="/Applications/Positron.app/Contents/Resources/app/quarto/share/formats/docx/tip.png" id="35" name="Picture"/>
+                          <pic:cNvPr descr="/Applications/Positron.app/Contents/Resources/app/quarto/share/formats/docx/tip.png" id="32" name="Picture"/>
                           <pic:cNvPicPr>
                             <a:picLocks noChangeArrowheads="1" noChangeAspect="1"/>
                           </pic:cNvPicPr>
                         </pic:nvPicPr>
                         <pic:blipFill>
-                          <a:blip r:embed="rId25"/>
+                          <a:blip r:embed="rId23"/>
                           <a:stretch>
                             <a:fillRect/>
                           </a:stretch>
@@ -6157,8 +5810,8 @@
         </w:pict>
       </w:r>
     </w:p>
-    <w:bookmarkEnd w:id="36"/>
-    <w:bookmarkStart w:id="39" w:name="Xc119dc0891aec315fcb6bd5faefd65f237d0911"/>
+    <w:bookmarkEnd w:id="33"/>
+    <w:bookmarkStart w:id="36" w:name="Xc119dc0891aec315fcb6bd5faefd65f237d0911"/>
     <w:p>
       <w:pPr>
         <w:pStyle w:val="Heading1"/>
@@ -7731,18 +7384,18 @@
                 <wp:inline>
                   <wp:extent cx="152400" cy="152400"/>
                   <wp:effectExtent b="0" l="0" r="0" t="0"/>
-                  <wp:docPr descr="" title="" id="37" name="Picture"/>
+                  <wp:docPr descr="" title="" id="34" name="Picture"/>
                   <a:graphic>
                     <a:graphicData uri="http://schemas.openxmlformats.org/drawingml/2006/picture">
                       <pic:pic>
                         <pic:nvPicPr>
-                          <pic:cNvPr descr="/Applications/Positron.app/Contents/Resources/app/quarto/share/formats/docx/tip.png" id="38" name="Picture"/>
+                          <pic:cNvPr descr="/Applications/Positron.app/Contents/Resources/app/quarto/share/formats/docx/tip.png" id="35" name="Picture"/>
                           <pic:cNvPicPr>
                             <a:picLocks noChangeArrowheads="1" noChangeAspect="1"/>
                           </pic:cNvPicPr>
                         </pic:nvPicPr>
                         <pic:blipFill>
-                          <a:blip r:embed="rId25"/>
+                          <a:blip r:embed="rId23"/>
                           <a:stretch>
                             <a:fillRect/>
                           </a:stretch>
@@ -7886,8 +7539,8 @@
         </w:pict>
       </w:r>
     </w:p>
-    <w:bookmarkEnd w:id="39"/>
-    <w:bookmarkStart w:id="42" w:name="part-5-data-transformations"/>
+    <w:bookmarkEnd w:id="36"/>
+    <w:bookmarkStart w:id="39" w:name="part-5-data-transformations"/>
     <w:p>
       <w:pPr>
         <w:pStyle w:val="Heading1"/>
@@ -9269,18 +8922,18 @@
                 <wp:inline>
                   <wp:extent cx="152400" cy="152400"/>
                   <wp:effectExtent b="0" l="0" r="0" t="0"/>
-                  <wp:docPr descr="" title="" id="40" name="Picture"/>
+                  <wp:docPr descr="" title="" id="37" name="Picture"/>
                   <a:graphic>
                     <a:graphicData uri="http://schemas.openxmlformats.org/drawingml/2006/picture">
                       <pic:pic>
                         <pic:nvPicPr>
-                          <pic:cNvPr descr="/Applications/Positron.app/Contents/Resources/app/quarto/share/formats/docx/tip.png" id="41" name="Picture"/>
+                          <pic:cNvPr descr="/Applications/Positron.app/Contents/Resources/app/quarto/share/formats/docx/tip.png" id="38" name="Picture"/>
                           <pic:cNvPicPr>
                             <a:picLocks noChangeArrowheads="1" noChangeAspect="1"/>
                           </pic:cNvPicPr>
                         </pic:nvPicPr>
                         <pic:blipFill>
-                          <a:blip r:embed="rId25"/>
+                          <a:blip r:embed="rId23"/>
                           <a:stretch>
                             <a:fillRect/>
                           </a:stretch>
@@ -9390,8 +9043,8 @@
         </w:pict>
       </w:r>
     </w:p>
-    <w:bookmarkEnd w:id="42"/>
-    <w:bookmarkStart w:id="47" w:name="part-6-running-the-tests"/>
+    <w:bookmarkEnd w:id="39"/>
+    <w:bookmarkStart w:id="44" w:name="part-6-running-the-tests"/>
     <w:p>
       <w:pPr>
         <w:pStyle w:val="Heading1"/>
@@ -9813,18 +9466,18 @@
                 <wp:inline>
                   <wp:extent cx="152400" cy="152400"/>
                   <wp:effectExtent b="0" l="0" r="0" t="0"/>
-                  <wp:docPr descr="" title="" id="43" name="Picture"/>
+                  <wp:docPr descr="" title="" id="40" name="Picture"/>
                   <a:graphic>
                     <a:graphicData uri="http://schemas.openxmlformats.org/drawingml/2006/picture">
                       <pic:pic>
                         <pic:nvPicPr>
-                          <pic:cNvPr descr="/Applications/Positron.app/Contents/Resources/app/quarto/share/formats/docx/note.png" id="44" name="Picture"/>
+                          <pic:cNvPr descr="/Applications/Positron.app/Contents/Resources/app/quarto/share/formats/docx/note.png" id="41" name="Picture"/>
                           <pic:cNvPicPr>
                             <a:picLocks noChangeArrowheads="1" noChangeAspect="1"/>
                           </pic:cNvPicPr>
                         </pic:nvPicPr>
                         <pic:blipFill>
-                          <a:blip r:embed="rId20"/>
+                          <a:blip r:embed="rId18"/>
                           <a:stretch>
                             <a:fillRect/>
                           </a:stretch>
@@ -12038,18 +11691,18 @@
                 <wp:inline>
                   <wp:extent cx="152400" cy="152400"/>
                   <wp:effectExtent b="0" l="0" r="0" t="0"/>
-                  <wp:docPr descr="" title="" id="45" name="Picture"/>
+                  <wp:docPr descr="" title="" id="42" name="Picture"/>
                   <a:graphic>
                     <a:graphicData uri="http://schemas.openxmlformats.org/drawingml/2006/picture">
                       <pic:pic>
                         <pic:nvPicPr>
-                          <pic:cNvPr descr="/Applications/Positron.app/Contents/Resources/app/quarto/share/formats/docx/tip.png" id="46" name="Picture"/>
+                          <pic:cNvPr descr="/Applications/Positron.app/Contents/Resources/app/quarto/share/formats/docx/tip.png" id="43" name="Picture"/>
                           <pic:cNvPicPr>
                             <a:picLocks noChangeArrowheads="1" noChangeAspect="1"/>
                           </pic:cNvPicPr>
                         </pic:nvPicPr>
                         <pic:blipFill>
-                          <a:blip r:embed="rId25"/>
+                          <a:blip r:embed="rId23"/>
                           <a:stretch>
                             <a:fillRect/>
                           </a:stretch>
@@ -12177,8 +11830,8 @@
         </w:pict>
       </w:r>
     </w:p>
-    <w:bookmarkEnd w:id="47"/>
-    <w:bookmarkStart w:id="51" w:name="part-7-comparing-all-results"/>
+    <w:bookmarkEnd w:id="44"/>
+    <w:bookmarkStart w:id="47" w:name="part-7-comparing-all-results"/>
     <w:p>
       <w:pPr>
         <w:pStyle w:val="Heading1"/>
@@ -13686,18 +13339,18 @@
                 <wp:inline>
                   <wp:extent cx="152400" cy="152400"/>
                   <wp:effectExtent b="0" l="0" r="0" t="0"/>
-                  <wp:docPr descr="" title="" id="48" name="Picture"/>
+                  <wp:docPr descr="" title="" id="45" name="Picture"/>
                   <a:graphic>
                     <a:graphicData uri="http://schemas.openxmlformats.org/drawingml/2006/picture">
                       <pic:pic>
                         <pic:nvPicPr>
-                          <pic:cNvPr descr="/Applications/Positron.app/Contents/Resources/app/quarto/share/formats/docx/tip.png" id="49" name="Picture"/>
+                          <pic:cNvPr descr="/Applications/Positron.app/Contents/Resources/app/quarto/share/formats/docx/tip.png" id="46" name="Picture"/>
                           <pic:cNvPicPr>
                             <a:picLocks noChangeArrowheads="1" noChangeAspect="1"/>
                           </pic:cNvPicPr>
                         </pic:nvPicPr>
                         <pic:blipFill>
-                          <a:blip r:embed="rId25"/>
+                          <a:blip r:embed="rId23"/>
                           <a:stretch>
                             <a:fillRect/>
                           </a:stretch>
@@ -13815,18 +13468,15 @@
         </w:tc>
       </w:tr>
     </w:tbl>
-    <w:bookmarkStart w:id="50" w:name="section-2"/>
-    <w:p>
-      <w:pPr>
-        <w:pStyle w:val="Heading2"/>
-      </w:pPr>
-      <w:r>
-        <w:t xml:space="preserve">————————————————————————</w:t>
-      </w:r>
-    </w:p>
-    <w:bookmarkEnd w:id="50"/>
-    <w:bookmarkEnd w:id="51"/>
-    <w:bookmarkStart w:id="68" w:name="X32dbf0030e4eec8f004fb2955916507e3aacb38"/>
+    <w:p>
+      <w:r>
+        <w:pict>
+          <v:rect style="width:0;height:1.5pt" o:hralign="center" o:hrstd="t" o:hr="t"/>
+        </w:pict>
+      </w:r>
+    </w:p>
+    <w:bookmarkEnd w:id="47"/>
+    <w:bookmarkStart w:id="64" w:name="X32dbf0030e4eec8f004fb2955916507e3aacb38"/>
     <w:p>
       <w:pPr>
         <w:pStyle w:val="Heading1"/>
@@ -13868,7 +13518,7 @@
         <w:t xml:space="preserve">This time the test itself is the question. You now know five ways to compare two groups — standard t-test, log-transformed t-test, Welch’s t-test, Mann-Whitney, and permutation test. Given a new dataset, you decide which one is appropriate and defend your choice.</w:t>
       </w:r>
     </w:p>
-    <w:bookmarkStart w:id="56" w:name="background"/>
+    <w:bookmarkStart w:id="52" w:name="background"/>
     <w:p>
       <w:pPr>
         <w:pStyle w:val="Heading2"/>
@@ -13992,18 +13642,18 @@
                 <wp:inline>
                   <wp:extent cx="152400" cy="152400"/>
                   <wp:effectExtent b="0" l="0" r="0" t="0"/>
-                  <wp:docPr descr="" title="" id="52" name="Picture"/>
+                  <wp:docPr descr="" title="" id="48" name="Picture"/>
                   <a:graphic>
                     <a:graphicData uri="http://schemas.openxmlformats.org/drawingml/2006/picture">
                       <pic:pic>
                         <pic:nvPicPr>
-                          <pic:cNvPr descr="/Applications/Positron.app/Contents/Resources/app/quarto/share/formats/docx/important.png" id="53" name="Picture"/>
+                          <pic:cNvPr descr="/Applications/Positron.app/Contents/Resources/app/quarto/share/formats/docx/important.png" id="49" name="Picture"/>
                           <pic:cNvPicPr>
                             <a:picLocks noChangeArrowheads="1" noChangeAspect="1"/>
                           </pic:cNvPicPr>
                         </pic:nvPicPr>
                         <pic:blipFill>
-                          <a:blip r:embed="rId17"/>
+                          <a:blip r:embed="rId15"/>
                           <a:stretch>
                             <a:fillRect/>
                           </a:stretch>
@@ -14162,18 +13812,18 @@
                 <wp:inline>
                   <wp:extent cx="152400" cy="152400"/>
                   <wp:effectExtent b="0" l="0" r="0" t="0"/>
-                  <wp:docPr descr="" title="" id="54" name="Picture"/>
+                  <wp:docPr descr="" title="" id="50" name="Picture"/>
                   <a:graphic>
                     <a:graphicData uri="http://schemas.openxmlformats.org/drawingml/2006/picture">
                       <pic:pic>
                         <pic:nvPicPr>
-                          <pic:cNvPr descr="/Applications/Positron.app/Contents/Resources/app/quarto/share/formats/docx/important.png" id="55" name="Picture"/>
+                          <pic:cNvPr descr="/Applications/Positron.app/Contents/Resources/app/quarto/share/formats/docx/important.png" id="51" name="Picture"/>
                           <pic:cNvPicPr>
                             <a:picLocks noChangeArrowheads="1" noChangeAspect="1"/>
                           </pic:cNvPicPr>
                         </pic:nvPicPr>
                         <pic:blipFill>
-                          <a:blip r:embed="rId17"/>
+                          <a:blip r:embed="rId15"/>
                           <a:stretch>
                             <a:fillRect/>
                           </a:stretch>
@@ -14572,8 +14222,8 @@
         <w:t xml:space="preserve">________________________</w:t>
       </w:r>
     </w:p>
-    <w:bookmarkEnd w:id="56"/>
-    <w:bookmarkStart w:id="62" w:name="your-task"/>
+    <w:bookmarkEnd w:id="52"/>
+    <w:bookmarkStart w:id="58" w:name="your-task"/>
     <w:p>
       <w:pPr>
         <w:pStyle w:val="Heading2"/>
@@ -14665,18 +14315,18 @@
                 <wp:inline>
                   <wp:extent cx="152400" cy="152400"/>
                   <wp:effectExtent b="0" l="0" r="0" t="0"/>
-                  <wp:docPr descr="" title="" id="58" name="Picture"/>
+                  <wp:docPr descr="" title="" id="54" name="Picture"/>
                   <a:graphic>
                     <a:graphicData uri="http://schemas.openxmlformats.org/drawingml/2006/picture">
                       <pic:pic>
                         <pic:nvPicPr>
-                          <pic:cNvPr descr="/Applications/Positron.app/Contents/Resources/app/quarto/share/formats/docx/warning.png" id="59" name="Picture"/>
+                          <pic:cNvPr descr="/Applications/Positron.app/Contents/Resources/app/quarto/share/formats/docx/warning.png" id="55" name="Picture"/>
                           <pic:cNvPicPr>
                             <a:picLocks noChangeArrowheads="1" noChangeAspect="1"/>
                           </pic:cNvPicPr>
                         </pic:nvPicPr>
                         <pic:blipFill>
-                          <a:blip r:embed="rId57"/>
+                          <a:blip r:embed="rId53"/>
                           <a:stretch>
                             <a:fillRect/>
                           </a:stretch>
@@ -14820,18 +14470,18 @@
                 <wp:inline>
                   <wp:extent cx="152400" cy="152400"/>
                   <wp:effectExtent b="0" l="0" r="0" t="0"/>
-                  <wp:docPr descr="" title="" id="60" name="Picture"/>
+                  <wp:docPr descr="" title="" id="56" name="Picture"/>
                   <a:graphic>
                     <a:graphicData uri="http://schemas.openxmlformats.org/drawingml/2006/picture">
                       <pic:pic>
                         <pic:nvPicPr>
-                          <pic:cNvPr descr="/Applications/Positron.app/Contents/Resources/app/quarto/share/formats/docx/note.png" id="61" name="Picture"/>
+                          <pic:cNvPr descr="/Applications/Positron.app/Contents/Resources/app/quarto/share/formats/docx/note.png" id="57" name="Picture"/>
                           <pic:cNvPicPr>
                             <a:picLocks noChangeArrowheads="1" noChangeAspect="1"/>
                           </pic:cNvPicPr>
                         </pic:nvPicPr>
                         <pic:blipFill>
-                          <a:blip r:embed="rId20"/>
+                          <a:blip r:embed="rId18"/>
                           <a:stretch>
                             <a:fillRect/>
                           </a:stretch>
@@ -15088,8 +14738,8 @@
         <w:t xml:space="preserve">________________________________________________________</w:t>
       </w:r>
     </w:p>
-    <w:bookmarkEnd w:id="62"/>
-    <w:bookmarkStart w:id="67" w:name="final-figure"/>
+    <w:bookmarkEnd w:id="58"/>
+    <w:bookmarkStart w:id="63" w:name="final-figure"/>
     <w:p>
       <w:pPr>
         <w:pStyle w:val="Heading2"/>
@@ -15194,18 +14844,18 @@
                 <wp:inline>
                   <wp:extent cx="152400" cy="152400"/>
                   <wp:effectExtent b="0" l="0" r="0" t="0"/>
-                  <wp:docPr descr="" title="" id="63" name="Picture"/>
+                  <wp:docPr descr="" title="" id="59" name="Picture"/>
                   <a:graphic>
                     <a:graphicData uri="http://schemas.openxmlformats.org/drawingml/2006/picture">
                       <pic:pic>
                         <pic:nvPicPr>
-                          <pic:cNvPr descr="/Applications/Positron.app/Contents/Resources/app/quarto/share/formats/docx/note.png" id="64" name="Picture"/>
+                          <pic:cNvPr descr="/Applications/Positron.app/Contents/Resources/app/quarto/share/formats/docx/note.png" id="60" name="Picture"/>
                           <pic:cNvPicPr>
                             <a:picLocks noChangeArrowheads="1" noChangeAspect="1"/>
                           </pic:cNvPicPr>
                         </pic:nvPicPr>
                         <pic:blipFill>
-                          <a:blip r:embed="rId20"/>
+                          <a:blip r:embed="rId18"/>
                           <a:stretch>
                             <a:fillRect/>
                           </a:stretch>
@@ -15402,18 +15052,18 @@
                 <wp:inline>
                   <wp:extent cx="152400" cy="152400"/>
                   <wp:effectExtent b="0" l="0" r="0" t="0"/>
-                  <wp:docPr descr="" title="" id="65" name="Picture"/>
+                  <wp:docPr descr="" title="" id="61" name="Picture"/>
                   <a:graphic>
                     <a:graphicData uri="http://schemas.openxmlformats.org/drawingml/2006/picture">
                       <pic:pic>
                         <pic:nvPicPr>
-                          <pic:cNvPr descr="/Applications/Positron.app/Contents/Resources/app/quarto/share/formats/docx/tip.png" id="66" name="Picture"/>
+                          <pic:cNvPr descr="/Applications/Positron.app/Contents/Resources/app/quarto/share/formats/docx/tip.png" id="62" name="Picture"/>
                           <pic:cNvPicPr>
                             <a:picLocks noChangeArrowheads="1" noChangeAspect="1"/>
                           </pic:cNvPicPr>
                         </pic:nvPicPr>
                         <pic:blipFill>
-                          <a:blip r:embed="rId25"/>
+                          <a:blip r:embed="rId23"/>
                           <a:stretch>
                             <a:fillRect/>
                           </a:stretch>
@@ -15523,16 +15173,9 @@
         </w:pict>
       </w:r>
     </w:p>
-    <w:p>
-      <w:r>
-        <w:pict>
-          <v:rect style="width:0;height:1.5pt" o:hralign="center" o:hrstd="t" o:hr="t"/>
-        </w:pict>
-      </w:r>
-    </w:p>
-    <w:bookmarkEnd w:id="67"/>
-    <w:bookmarkEnd w:id="68"/>
-    <w:bookmarkStart w:id="71" w:name="conclusion"/>
+    <w:bookmarkEnd w:id="63"/>
+    <w:bookmarkEnd w:id="64"/>
+    <w:bookmarkStart w:id="67" w:name="conclusion"/>
     <w:p>
       <w:pPr>
         <w:pStyle w:val="Heading1"/>
@@ -15708,18 +15351,18 @@
                 <wp:inline>
                   <wp:extent cx="152400" cy="152400"/>
                   <wp:effectExtent b="0" l="0" r="0" t="0"/>
-                  <wp:docPr descr="" title="" id="69" name="Picture"/>
+                  <wp:docPr descr="" title="" id="65" name="Picture"/>
                   <a:graphic>
                     <a:graphicData uri="http://schemas.openxmlformats.org/drawingml/2006/picture">
                       <pic:pic>
                         <pic:nvPicPr>
-                          <pic:cNvPr descr="/Applications/Positron.app/Contents/Resources/app/quarto/share/formats/docx/note.png" id="70" name="Picture"/>
+                          <pic:cNvPr descr="/Applications/Positron.app/Contents/Resources/app/quarto/share/formats/docx/note.png" id="66" name="Picture"/>
                           <pic:cNvPicPr>
                             <a:picLocks noChangeArrowheads="1" noChangeAspect="1"/>
                           </pic:cNvPicPr>
                         </pic:nvPicPr>
                         <pic:blipFill>
-                          <a:blip r:embed="rId20"/>
+                          <a:blip r:embed="rId18"/>
                           <a:stretch>
                             <a:fillRect/>
                           </a:stretch>
@@ -15897,8 +15540,8 @@
         </w:tc>
       </w:tr>
     </w:tbl>
-    <w:bookmarkEnd w:id="71"/>
-    <w:bookmarkStart w:id="74" w:name="review-and-checkpoint"/>
+    <w:bookmarkEnd w:id="67"/>
+    <w:bookmarkStart w:id="70" w:name="review-and-checkpoint"/>
     <w:p>
       <w:pPr>
         <w:pStyle w:val="Heading1"/>
@@ -16028,18 +15671,18 @@
                 <wp:inline>
                   <wp:extent cx="152400" cy="152400"/>
                   <wp:effectExtent b="0" l="0" r="0" t="0"/>
-                  <wp:docPr descr="" title="" id="72" name="Picture"/>
+                  <wp:docPr descr="" title="" id="68" name="Picture"/>
                   <a:graphic>
                     <a:graphicData uri="http://schemas.openxmlformats.org/drawingml/2006/picture">
                       <pic:pic>
                         <pic:nvPicPr>
-                          <pic:cNvPr descr="/Applications/Positron.app/Contents/Resources/app/quarto/share/formats/docx/note.png" id="73" name="Picture"/>
+                          <pic:cNvPr descr="/Applications/Positron.app/Contents/Resources/app/quarto/share/formats/docx/note.png" id="69" name="Picture"/>
                           <pic:cNvPicPr>
                             <a:picLocks noChangeArrowheads="1" noChangeAspect="1"/>
                           </pic:cNvPicPr>
                         </pic:nvPicPr>
                         <pic:blipFill>
-                          <a:blip r:embed="rId20"/>
+                          <a:blip r:embed="rId18"/>
                           <a:stretch>
                             <a:fillRect/>
                           </a:stretch>
@@ -16173,10 +15816,10 @@
         </w:pict>
       </w:r>
     </w:p>
-    <w:bookmarkEnd w:id="74"/>
+    <w:bookmarkEnd w:id="70"/>
     <w:sectPr>
       <w:pgSz w:h="15840" w:w="12240"/>
-      <w:pgMar w:bottom="1440" w:footer="720" w:gutter="0" w:header="720" w:left="1440" w:right="1440" w:top="1440"/>
+      <w:pgMar w:bottom="720" w:footer="360" w:gutter="0" w:header="360" w:left="1008" w:right="720" w:top="720"/>
       <w:cols w:space="720"/>
       <w:docGrid w:linePitch="360"/>
     </w:sectPr>
@@ -16700,7 +16343,11 @@
         <w14:ligatures w14:val="standardContextual"/>
       </w:rPr>
     </w:rPrDefault>
-    <w:pPrDefault/>
+    <w:pPrDefault>
+      <w:pPr>
+        <w:spacing w:before="0"/>
+      </w:pPr>
+    </w:pPrDefault>
   </w:docDefaults>
   <w:latentStyles w:count="376" w:defLockedState="0" w:defQFormat="0" w:defSemiHidden="0" w:defUIPriority="99" w:defUnhideWhenUsed="0">
     <w:lsdException w:name="Normal" w:qFormat="1" w:uiPriority="0"/>
@@ -17095,7 +16742,7 @@
     <w:pPr>
       <w:keepNext/>
       <w:keepLines/>
-      <w:spacing w:after="80" w:before="360"/>
+      <w:spacing w:after="80" w:before="120"/>
       <w:outlineLvl w:val="0"/>
     </w:pPr>
     <w:rPr>
@@ -17119,7 +16766,7 @@
     <w:pPr>
       <w:keepNext/>
       <w:keepLines/>
-      <w:spacing w:after="80" w:before="160"/>
+      <w:spacing w:after="80" w:before="100"/>
       <w:outlineLvl w:val="1"/>
     </w:pPr>
     <w:rPr>
@@ -17140,7 +16787,7 @@
     <w:pPr>
       <w:keepNext/>
       <w:keepLines/>
-      <w:spacing w:after="80" w:before="160"/>
+      <w:spacing w:after="80" w:before="80"/>
       <w:outlineLvl w:val="2"/>
     </w:pPr>
     <w:rPr>
@@ -17185,7 +16832,7 @@
     <w:pPr>
       <w:keepNext/>
       <w:keepLines/>
-      <w:spacing w:after="40" w:before="80"/>
+      <w:spacing w:after="40" w:before="60"/>
       <w:outlineLvl w:val="4"/>
     </w:pPr>
     <w:rPr>
@@ -17206,7 +16853,7 @@
     <w:pPr>
       <w:keepNext/>
       <w:keepLines/>
-      <w:spacing w:before="40"/>
+      <w:spacing w:before="60"/>
       <w:outlineLvl w:val="5"/>
     </w:pPr>
     <w:rPr>
@@ -17228,7 +16875,7 @@
     <w:pPr>
       <w:keepNext/>
       <w:keepLines/>
-      <w:spacing w:before="40"/>
+      <w:spacing w:before="60"/>
       <w:outlineLvl w:val="6"/>
     </w:pPr>
     <w:rPr>
@@ -17247,6 +16894,7 @@
     <w:qFormat/>
     <w:rsid w:val="00846576"/>
     <w:pPr>
+      <w:spacing w:before="60"/>
       <w:keepNext/>
       <w:keepLines/>
       <w:outlineLvl w:val="7"/>
@@ -17268,6 +16916,7 @@
     <w:qFormat/>
     <w:rsid w:val="00846576"/>
     <w:pPr>
+      <w:spacing w:before="60"/>
       <w:keepNext/>
       <w:keepLines/>
       <w:outlineLvl w:val="8"/>
@@ -17430,7 +17079,7 @@
     <w:qFormat/>
     <w:rsid w:val="00AF5CF1"/>
     <w:pPr>
-      <w:spacing w:after="80"/>
+      <w:spacing w:after="80" w:before="0"/>
       <w:contextualSpacing/>
     </w:pPr>
     <w:rPr>
@@ -17467,7 +17116,7 @@
       <w:numPr>
         <w:ilvl w:val="1"/>
       </w:numPr>
-      <w:spacing w:after="160"/>
+      <w:spacing w:after="160" w:before="0"/>
     </w:pPr>
     <w:rPr>
       <w:rFonts w:asciiTheme="minorHAnsi" w:cstheme="majorBidi" w:eastAsiaTheme="majorEastAsia" w:hAnsiTheme="minorHAnsi"/>
@@ -17500,7 +17149,7 @@
     <w:qFormat/>
     <w:rsid w:val="00AF5CF1"/>
     <w:pPr>
-      <w:spacing w:after="160" w:before="160"/>
+      <w:spacing w:after="160" w:before="0"/>
       <w:jc w:val="center"/>
     </w:pPr>
     <w:rPr>
@@ -17528,6 +17177,7 @@
     <w:qFormat/>
     <w:rsid w:val="00AF5CF1"/>
     <w:pPr>
+      <w:spacing w:before="0"/>
       <w:ind w:left="720"/>
       <w:contextualSpacing/>
     </w:pPr>
@@ -17557,7 +17207,7 @@
         <w:top w:color="0F4761" w:space="10" w:sz="4" w:themeColor="accent1" w:themeShade="BF" w:val="single"/>
         <w:bottom w:color="0F4761" w:space="10" w:sz="4" w:themeColor="accent1" w:themeShade="BF" w:val="single"/>
       </w:pBdr>
-      <w:spacing w:after="360" w:before="360"/>
+      <w:spacing w:after="360" w:before="0"/>
       <w:ind w:left="864" w:right="864"/>
       <w:jc w:val="center"/>
     </w:pPr>
@@ -17619,7 +17269,7 @@
         <w:right w:color="FF0000" w:space="4" w:sz="8" w:val="single"/>
       </w:pBdr>
       <w:shd w:color="auto" w:fill="FBFBFB" w:val="clear"/>
-      <w:spacing w:after="120" w:before="120"/>
+      <w:spacing w:after="60" w:before="0"/>
       <w:ind w:left="432" w:right="432"/>
     </w:pPr>
     <w:rPr>
@@ -17640,7 +17290,7 @@
         <w:right w:color="BFBFBF" w:space="4" w:sz="6" w:val="single"/>
       </w:pBdr>
       <w:shd w:color="auto" w:fill="FBFBFB" w:val="clear"/>
-      <w:spacing w:after="240" w:before="240"/>
+      <w:spacing w:after="60" w:before="0"/>
       <w:ind w:left="432" w:right="432"/>
     </w:pPr>
     <w:rPr>
@@ -17661,7 +17311,7 @@
         <w:right w:color="BFBFBF" w:space="4" w:sz="6" w:val="single"/>
       </w:pBdr>
       <w:shd w:color="auto" w:fill="FBFBFB" w:val="clear"/>
-      <w:spacing w:after="240" w:before="240"/>
+      <w:spacing w:after="60" w:before="0"/>
       <w:ind w:left="432" w:right="432"/>
     </w:pPr>
     <w:rPr>
@@ -17707,7 +17357,7 @@
     <w:unhideWhenUsed/>
     <w:rsid w:val="00322D32"/>
     <w:pPr>
-      <w:spacing w:after="100"/>
+      <w:spacing w:after="100" w:before="0"/>
     </w:pPr>
   </w:style>
   <w:style w:type="character" w:customStyle="1" w:styleId="KeywordTok">

--- a/docs/content/nonparametric_t_tests/nonparametric_t_tests_activity.docx
+++ b/docs/content/nonparametric_t_tests/nonparametric_t_tests_activity.docx
@@ -16345,7 +16345,7 @@
     </w:rPrDefault>
     <w:pPrDefault>
       <w:pPr>
-        <w:spacing w:before="0"/>
+        <w:spacing w:after="0" w:before="0" w:line="240" w:lineRule="auto"/>
       </w:pPr>
     </w:pPrDefault>
   </w:docDefaults>
